--- a/outputs/buch-an-mich-denken/buch4-MANUSKRIPT.docx
+++ b/outputs/buch-an-mich-denken/buch4-MANUSKRIPT.docx
@@ -408,7 +408,7 @@
         <w:rPr>
           <w:sz w:val="20"/>
         </w:rPr>
-        <w:t>17. Der Körper zahlt die Rechnung</w:t>
+        <w:t>17. Geld, das du dir nicht erlaubst auszugeben</w:t>
       </w:r>
     </w:p>
     <w:p>
@@ -421,7 +421,7 @@
         <w:rPr>
           <w:sz w:val="20"/>
         </w:rPr>
-        <w:t>18. Geld, das du dir nicht erlaubst auszugeben</w:t>
+        <w:t>17b. Alleinsein aushalten können</w:t>
       </w:r>
     </w:p>
     <w:p>
@@ -434,7 +434,7 @@
         <w:rPr>
           <w:sz w:val="20"/>
         </w:rPr>
-        <w:t>18b. Alleinsein aushalten können</w:t>
+        <w:t>17c. Wenn du für einen kranken Menschen sorgst</w:t>
       </w:r>
     </w:p>
     <w:p>
@@ -447,7 +447,7 @@
         <w:rPr>
           <w:sz w:val="20"/>
         </w:rPr>
-        <w:t>18c. Wenn du für einen kranken Menschen sorgst</w:t>
+        <w:t>17d. Trauer, die keinen Platz bekommen hat</w:t>
       </w:r>
     </w:p>
     <w:p>
@@ -460,7 +460,7 @@
         <w:rPr>
           <w:sz w:val="20"/>
         </w:rPr>
-        <w:t>18d. Trauer, die keinen Platz bekommen hat</w:t>
+        <w:t>17e. Der innere Kritiker, der nie zufrieden ist</w:t>
       </w:r>
     </w:p>
     <w:p>
@@ -473,7 +473,7 @@
         <w:rPr>
           <w:sz w:val="20"/>
         </w:rPr>
-        <w:t>18e. Der innere Kritiker, der nie zufrieden ist</w:t>
+        <w:t>18. Der Rückfall</w:t>
       </w:r>
     </w:p>
     <w:p>
@@ -486,8 +486,7 @@
         <w:rPr>
           <w:sz w:val="20"/>
         </w:rPr>
-        <w:lastRenderedPageBreak/>
-        <w:t>19. Der Rückfall</w:t>
+        <w:t>19. Ein Schritt pro Woche</w:t>
       </w:r>
     </w:p>
     <w:p>
@@ -500,7 +499,7 @@
         <w:rPr>
           <w:sz w:val="20"/>
         </w:rPr>
-        <w:t>20. Ein Schritt pro Woche</w:t>
+        <w:t>20. Pflicht ist nicht dasselbe wie Liebe</w:t>
       </w:r>
     </w:p>
     <w:p>
@@ -513,7 +512,7 @@
         <w:rPr>
           <w:sz w:val="20"/>
         </w:rPr>
-        <w:t>21. Pflicht ist nicht dasselbe wie Liebe</w:t>
+        <w:t>21. „Ich schaffe das schon“ als Warnsignal</w:t>
       </w:r>
     </w:p>
     <w:p>
@@ -526,7 +525,7 @@
         <w:rPr>
           <w:sz w:val="20"/>
         </w:rPr>
-        <w:t>22. Wenn der Körper schon lange warnt</w:t>
+        <w:t>22. Der Wendepunkt, den niemand ankündigt</w:t>
       </w:r>
     </w:p>
     <w:p>
@@ -539,7 +538,7 @@
         <w:rPr>
           <w:sz w:val="20"/>
         </w:rPr>
-        <w:t>23. „Ich schaffe das schon“ als Warnsignal</w:t>
+        <w:t>23. Hilfe annehmen, ohne dich schuldig zu fühlen</w:t>
       </w:r>
     </w:p>
     <w:p>
@@ -552,7 +551,7 @@
         <w:rPr>
           <w:sz w:val="20"/>
         </w:rPr>
-        <w:t>24. Der Wendepunkt, den niemand ankündigt</w:t>
+        <w:t>24. Der Unterschied zwischen Rücksicht und Selbstaufgabe</w:t>
       </w:r>
     </w:p>
     <w:p>
@@ -565,7 +564,7 @@
         <w:rPr>
           <w:sz w:val="20"/>
         </w:rPr>
-        <w:t>25. Hilfe annehmen, ohne dich schuldig zu fühlen</w:t>
+        <w:t>25. Warum „Perfekt“ der falsche Massstab ist</w:t>
       </w:r>
     </w:p>
     <w:p>
@@ -578,7 +577,7 @@
         <w:rPr>
           <w:sz w:val="20"/>
         </w:rPr>
-        <w:t>26. Der Unterschied zwischen Rücksicht und Selbstaufgabe</w:t>
+        <w:t>26. Wenn Kinder das Muster spiegeln</w:t>
       </w:r>
     </w:p>
     <w:p>
@@ -591,7 +590,7 @@
         <w:rPr>
           <w:sz w:val="20"/>
         </w:rPr>
-        <w:t>27. Warum „Perfekt“ der falsche Massstab ist</w:t>
+        <w:t>27. Der innere Kompass, den du schon hast</w:t>
       </w:r>
     </w:p>
     <w:p>
@@ -604,7 +603,7 @@
         <w:rPr>
           <w:sz w:val="20"/>
         </w:rPr>
-        <w:t>28. Wenn Kinder das Muster spiegeln</w:t>
+        <w:t>28. Was du diesem Buch nicht schuldest</w:t>
       </w:r>
     </w:p>
     <w:p>
@@ -617,7 +616,7 @@
         <w:rPr>
           <w:sz w:val="20"/>
         </w:rPr>
-        <w:t>29. Der innere Kompass, den du schon hast</w:t>
+        <w:t>29. Ein letzter Gedanke, bevor du weiterliest</w:t>
       </w:r>
     </w:p>
     <w:p>
@@ -630,7 +629,7 @@
         <w:rPr>
           <w:sz w:val="20"/>
         </w:rPr>
-        <w:t>30. Was du diesem Buch nicht schuldest</w:t>
+        <w:t>30. Wenn du dieses Buch verschenkst</w:t>
       </w:r>
     </w:p>
     <w:p>
@@ -643,33 +642,7 @@
         <w:rPr>
           <w:sz w:val="20"/>
         </w:rPr>
-        <w:t>31. Ein letzter Gedanke, bevor du weiterliest</w:t>
-      </w:r>
-    </w:p>
-    <w:p>
-      <w:pPr>
-        <w:rPr>
-          <w:rFonts w:hint="eastAsia"/>
-        </w:rPr>
-      </w:pPr>
-      <w:r>
-        <w:rPr>
-          <w:sz w:val="20"/>
-        </w:rPr>
-        <w:t>32. Wenn du dieses Buch verschenkst</w:t>
-      </w:r>
-    </w:p>
-    <w:p>
-      <w:pPr>
-        <w:rPr>
-          <w:rFonts w:hint="eastAsia"/>
-        </w:rPr>
-      </w:pPr>
-      <w:r>
-        <w:rPr>
-          <w:sz w:val="20"/>
-        </w:rPr>
-        <w:t>33. Zum Schluss: ein Wort über Geduld</w:t>
+        <w:t>31. Zum Schluss: ein Wort über Geduld</w:t>
       </w:r>
     </w:p>
     <w:p>
@@ -3584,6 +3557,20 @@
     </w:p>
     <w:p>
       <w:pPr>
+        <w:rPr>
+          <w:rFonts w:hint="eastAsia"/>
+        </w:rPr>
+      </w:pPr>
+      <w:r>
+        <w:rPr>
+          <w:b w:val="0"/>
+          <w:i w:val="0"/>
+        </w:rPr>
+        <w:t>Was in dir wirklich passiert: Eine Beziehung, in der eine Seite nie eigene Bedürfnisse zeigt, wirkt nach aussen oft stabil, bleibt für die andere Seite aber seltsam distanziert, weil echter Austausch erst entsteht, wenn beide Seiten tatsächlich etwas von sich zeigen. Wer nie um etwas bittet, gibt der anderen Person auch nie die Möglichkeit, wirklich gebraucht zu werden. Das Ungleichgewicht kostet damit nicht nur dich etwas, sondern auch die Nähe, die eine Beziehung eigentlich tragen sollte.</w:t>
+      </w:r>
+    </w:p>
+    <w:p>
+      <w:pPr>
         <w:pageBreakBefore/>
         <w:rPr>
           <w:rFonts w:hint="eastAsia"/>
@@ -3747,70 +3734,210 @@
       </w:pPr>
       <w:r>
         <w:rPr>
+          <w:i/>
+        </w:rPr>
+        <w:t>Reflexionsfrage: Wessen Wut hast du getragen, ohne dass es deine eigene war?</w:t>
+      </w:r>
+    </w:p>
+    <w:p>
+      <w:pPr>
+        <w:rPr>
+          <w:rFonts w:hint="eastAsia"/>
+        </w:rPr>
+      </w:pPr>
+      <w:r>
+        <w:t>Denk an die letzte Situation, in der du unverhältnismässig gereizt reagiert hast, gemessen am eigentlichen Anlass. Frag dich: Wofür war die Reaktion eigentlich zu gross. Meistens findet sich darunter eine ältere, echte Wut, die mit der aktuellen Situation nur lose zu tun hat.</w:t>
+      </w:r>
+    </w:p>
+    <w:p>
+      <w:pPr>
+        <w:rPr>
+          <w:rFonts w:hint="eastAsia"/>
+        </w:rPr>
+      </w:pPr>
+      <w:r>
+        <w:rPr>
+          <w:b/>
+        </w:rPr>
+        <w:t>Kleine Übung für unterwegs.</w:t>
+      </w:r>
+    </w:p>
+    <w:p>
+      <w:pPr>
+        <w:rPr>
+          <w:rFonts w:hint="eastAsia"/>
+        </w:rPr>
+      </w:pPr>
+      <w:r>
+        <w:t>Wenn du merkst, dass Ärger in dir hochkommt, halt kurz inne und sag innerlich: Das darf ich fühlen. Nicht ausleben müssen, nur fühlen dürfen.</w:t>
+      </w:r>
+    </w:p>
+    <w:p>
+      <w:pPr>
+        <w:jc w:val="center"/>
+        <w:rPr>
+          <w:rFonts w:hint="eastAsia"/>
+        </w:rPr>
+      </w:pPr>
+      <w:r>
+        <w:rPr>
+          <w:i/>
+        </w:rPr>
+        <w:t>TikTok · Wut, die nie sein durfte, verschwindet nicht. Sie zieht nur um.</w:t>
+      </w:r>
+    </w:p>
+    <w:p>
+      <w:pPr>
+        <w:pageBreakBefore/>
+        <w:rPr>
+          <w:rFonts w:hint="eastAsia"/>
+        </w:rPr>
+      </w:pPr>
+      <w:r>
+        <w:rPr>
+          <w:b/>
+          <w:sz w:val="34"/>
+        </w:rPr>
+        <w:lastRenderedPageBreak/>
+        <w:t>13. Freundschaften, die nur in eine Richtung laufen</w:t>
+      </w:r>
+    </w:p>
+    <w:p>
+      <w:pPr>
+        <w:rPr>
+          <w:rFonts w:hint="eastAsia"/>
+        </w:rPr>
+      </w:pPr>
+      <w:r>
+        <w:t>Nicht nur Familie und Partnerschaft tragen das Muster. Auch Freundschaften kippen oft in dieselbe Schieflage: die eine hört zu, die andere redet. Die eine fragt nach, die andere wird nie gefragt. Die eine merkt sich jeden Geburtstag, an ihren eigenen erinnert sich niemand von selbst.</w:t>
+      </w:r>
+    </w:p>
+    <w:p>
+      <w:pPr>
+        <w:rPr>
+          <w:rFonts w:hint="eastAsia"/>
+        </w:rPr>
+      </w:pPr>
+      <w:r>
+        <w:t>Das fällt selten auf einen Schlag auf.</w:t>
+      </w:r>
+    </w:p>
+    <w:p>
+      <w:pPr>
+        <w:rPr>
+          <w:rFonts w:hint="eastAsia"/>
+        </w:rPr>
+      </w:pPr>
+      <w:r>
+        <w:t>Es baut sich über Jahre auf, eine Nachricht nach der anderen, die nie erwidert wird.</w:t>
+      </w:r>
+    </w:p>
+    <w:p>
+      <w:pPr>
+        <w:rPr>
+          <w:rFonts w:hint="eastAsia"/>
+        </w:rPr>
+      </w:pPr>
+      <w:r>
+        <w:t>Claudia hat eine Freundin, die sie seit der Schulzeit kennt. Sie merkt erst beim Schreiben dieses Kapitels, dass sie in den letzten zwei Jahren jedes Treffen selbst vorgeschlagen hat. Jedes einzelne. Das ist keine böse Absicht der Freundin. Es ist ein System, das sich eingespielt hat, weil eine Seite es immer wieder aufgefangen hat.</w:t>
+      </w:r>
+    </w:p>
+    <w:p>
+      <w:pPr>
+        <w:rPr>
+          <w:rFonts w:hint="eastAsia"/>
+        </w:rPr>
+      </w:pPr>
+      <w:r>
+        <w:rPr>
+          <w:b/>
+        </w:rPr>
+        <w:t>Übung: Die Initiativen-Zählung.</w:t>
+      </w:r>
+    </w:p>
+    <w:p>
+      <w:pPr>
+        <w:rPr>
+          <w:rFonts w:hint="eastAsia"/>
+        </w:rPr>
+      </w:pPr>
+      <w:r>
+        <w:t>Denk an drei Freundschaften, die dir wichtig sind. Wer hat beim letzten Treffen vorgeschlagen, sich zu sehen? Wer hat sich zuletzt gemeldet, einfach so, ohne Anlass? Kein Urteil, nur eine ehrliche Zählung.</w:t>
+      </w:r>
+    </w:p>
+    <w:p>
+      <w:pPr>
+        <w:rPr>
+          <w:rFonts w:hint="eastAsia"/>
+        </w:rPr>
+      </w:pPr>
+      <w:r>
+        <w:rPr>
+          <w:i/>
+        </w:rPr>
+        <w:t>Reflexionsfrage: Wie hat sich die Zahl über die Woche verändert, je bewusster du gezählt hast?</w:t>
+      </w:r>
+    </w:p>
+    <w:p>
+      <w:pPr>
+        <w:rPr>
+          <w:rFonts w:hint="eastAsia"/>
+        </w:rPr>
+      </w:pPr>
+      <w:r>
+        <w:t>Wenn das Ergebnis einseitig ausfällt, heisst das nicht, dass die Freundschaft falsch ist. Es heisst nur, dass du testen darfst, was passiert, wenn du aufhörst, immer die Erste zu sein.</w:t>
+      </w:r>
+    </w:p>
+    <w:p>
+      <w:pPr>
+        <w:jc w:val="center"/>
+        <w:rPr>
+          <w:rFonts w:hint="eastAsia"/>
+        </w:rPr>
+      </w:pPr>
+      <w:r>
+        <w:rPr>
+          <w:i/>
+        </w:rPr>
+        <w:t>TikTok · Eine Freundschaft, die nur du am Laufen hältst, ist kein Beweis deiner Stärke. Sie ist ein blinder Fleck.</w:t>
+      </w:r>
+    </w:p>
+    <w:p>
+      <w:pPr>
+        <w:rPr>
+          <w:rFonts w:hint="eastAsia"/>
+        </w:rPr>
+      </w:pPr>
+      <w:r>
+        <w:t>Vreni bemerkte nach einem Umzug, dass von den vielen Menschen, die sie über Jahre unterstützt hatte, kaum jemand von sich aus fragte, wie es ihr beim Ankommen gehe. Diese eine Erfahrung reichte, um mehrere Freundschaften ehrlich neu zu bewerten.</w:t>
+      </w:r>
+    </w:p>
+    <w:p>
+      <w:pPr>
+        <w:rPr>
+          <w:rFonts w:hint="eastAsia"/>
+        </w:rPr>
+      </w:pPr>
+      <w:r>
+        <w:rPr>
           <w:b w:val="0"/>
           <w:i w:val="0"/>
         </w:rPr>
+        <w:t>Was in dir wirklich passiert: Wer es gewohnt ist, die eigenen Bedürfnisse hinten anzustellen, tut das auch beim eigenen Marktwert, oft ohne es als dasselbe Muster zu erkennen. Für den eigenen Wert einzustehen fühlt sich deshalb nicht nach Verhandlungstaktik an, sondern nach einer viel persönlicheren Grenze.</w:t>
+      </w:r>
+    </w:p>
+    <w:p>
+      <w:pPr>
+        <w:rPr>
+          <w:rFonts w:hint="eastAsia"/>
+        </w:rPr>
+      </w:pPr>
+      <w:r>
+        <w:rPr>
+          <w:b w:val="0"/>
+          <w:i w:val="0"/>
+        </w:rPr>
         <w:t>Was in dir wirklich passiert: Einseitige Freundschaften entstehen selten aus böser Absicht, sondern weil eine Seite sich ans Geben gewöhnt hat und die andere sich an das Nehmen. Diese Verteilung verändert sich fast nie von selbst, sie muss aktiv angesprochen oder durch neues Verhalten verschoben werden.</w:t>
-      </w:r>
-    </w:p>
-    <w:p>
-      <w:pPr>
-        <w:rPr>
-          <w:rFonts w:hint="eastAsia"/>
-        </w:rPr>
-      </w:pPr>
-      <w:r>
-        <w:rPr>
-          <w:i/>
-        </w:rPr>
-        <w:t>Reflexionsfrage: Wessen Wut hast du getragen, ohne dass es deine eigene war?</w:t>
-      </w:r>
-    </w:p>
-    <w:p>
-      <w:pPr>
-        <w:rPr>
-          <w:rFonts w:hint="eastAsia"/>
-        </w:rPr>
-      </w:pPr>
-      <w:r>
-        <w:t>Denk an die letzte Situation, in der du unverhältnismässig gereizt reagiert hast, gemessen am eigentlichen Anlass. Frag dich: Wofür war die Reaktion eigentlich zu gross. Meistens findet sich darunter eine ältere, echte Wut, die mit der aktuellen Situation nur lose zu tun hat.</w:t>
-      </w:r>
-    </w:p>
-    <w:p>
-      <w:pPr>
-        <w:rPr>
-          <w:rFonts w:hint="eastAsia"/>
-        </w:rPr>
-      </w:pPr>
-      <w:r>
-        <w:rPr>
-          <w:b/>
-        </w:rPr>
-        <w:t>Kleine Übung für unterwegs.</w:t>
-      </w:r>
-    </w:p>
-    <w:p>
-      <w:pPr>
-        <w:rPr>
-          <w:rFonts w:hint="eastAsia"/>
-        </w:rPr>
-      </w:pPr>
-      <w:r>
-        <w:t>Wenn du merkst, dass Ärger in dir hochkommt, halt kurz inne und sag innerlich: Das darf ich fühlen. Nicht ausleben müssen, nur fühlen dürfen.</w:t>
-      </w:r>
-    </w:p>
-    <w:p>
-      <w:pPr>
-        <w:jc w:val="center"/>
-        <w:rPr>
-          <w:rFonts w:hint="eastAsia"/>
-        </w:rPr>
-      </w:pPr>
-      <w:r>
-        <w:rPr>
-          <w:i/>
-        </w:rPr>
-        <w:t>TikTok · Wut, die nie sein durfte, verschwindet nicht. Sie zieht nur um.</w:t>
       </w:r>
     </w:p>
     <w:p>
@@ -3825,118 +3952,7 @@
           <w:b/>
           <w:sz w:val="34"/>
         </w:rPr>
-        <w:lastRenderedPageBreak/>
-        <w:t>13. Freundschaften, die nur in eine Richtung laufen</w:t>
-      </w:r>
-    </w:p>
-    <w:p>
-      <w:pPr>
-        <w:rPr>
-          <w:rFonts w:hint="eastAsia"/>
-        </w:rPr>
-      </w:pPr>
-      <w:r>
-        <w:t>Nicht nur Familie und Partnerschaft tragen das Muster. Auch Freundschaften kippen oft in dieselbe Schieflage: die eine hört zu, die andere redet. Die eine fragt nach, die andere wird nie gefragt. Die eine merkt sich jeden Geburtstag, an ihren eigenen erinnert sich niemand von selbst.</w:t>
-      </w:r>
-    </w:p>
-    <w:p>
-      <w:pPr>
-        <w:rPr>
-          <w:rFonts w:hint="eastAsia"/>
-        </w:rPr>
-      </w:pPr>
-      <w:r>
-        <w:t>Das fällt selten auf einen Schlag auf.</w:t>
-      </w:r>
-    </w:p>
-    <w:p>
-      <w:pPr>
-        <w:rPr>
-          <w:rFonts w:hint="eastAsia"/>
-        </w:rPr>
-      </w:pPr>
-      <w:r>
-        <w:t>Es baut sich über Jahre auf, eine Nachricht nach der anderen, die nie erwidert wird.</w:t>
-      </w:r>
-    </w:p>
-    <w:p>
-      <w:pPr>
-        <w:rPr>
-          <w:rFonts w:hint="eastAsia"/>
-        </w:rPr>
-      </w:pPr>
-      <w:r>
-        <w:t>Claudia hat eine Freundin, die sie seit der Schulzeit kennt. Sie merkt erst beim Schreiben dieses Kapitels, dass sie in den letzten zwei Jahren jedes Treffen selbst vorgeschlagen hat. Jedes einzelne. Das ist keine böse Absicht der Freundin. Es ist ein System, das sich eingespielt hat, weil eine Seite es immer wieder aufgefangen hat.</w:t>
-      </w:r>
-    </w:p>
-    <w:p>
-      <w:pPr>
-        <w:rPr>
-          <w:rFonts w:hint="eastAsia"/>
-        </w:rPr>
-      </w:pPr>
-      <w:r>
-        <w:rPr>
-          <w:b/>
-        </w:rPr>
-        <w:t>Übung: Die Initiativen-Zählung.</w:t>
-      </w:r>
-    </w:p>
-    <w:p>
-      <w:pPr>
-        <w:rPr>
-          <w:rFonts w:hint="eastAsia"/>
-        </w:rPr>
-      </w:pPr>
-      <w:r>
-        <w:t>Denk an drei Freundschaften, die dir wichtig sind. Wer hat beim letzten Treffen vorgeschlagen, sich zu sehen? Wer hat sich zuletzt gemeldet, einfach so, ohne Anlass? Kein Urteil, nur eine ehrliche Zählung.</w:t>
-      </w:r>
-    </w:p>
-    <w:p>
-      <w:pPr>
-        <w:rPr>
-          <w:rFonts w:hint="eastAsia"/>
-        </w:rPr>
-      </w:pPr>
-      <w:r>
-        <w:rPr>
-          <w:i/>
-        </w:rPr>
-        <w:t>Reflexionsfrage: Wie hat sich die Zahl über die Woche verändert, je bewusster du gezählt hast?</w:t>
-      </w:r>
-    </w:p>
-    <w:p>
-      <w:pPr>
-        <w:rPr>
-          <w:rFonts w:hint="eastAsia"/>
-        </w:rPr>
-      </w:pPr>
-      <w:r>
-        <w:t>Wenn das Ergebnis einseitig ausfällt, heisst das nicht, dass die Freundschaft falsch ist. Es heisst nur, dass du testen darfst, was passiert, wenn du aufhörst, immer die Erste zu sein.</w:t>
-      </w:r>
-    </w:p>
-    <w:p>
-      <w:pPr>
-        <w:jc w:val="center"/>
-        <w:rPr>
-          <w:rFonts w:hint="eastAsia"/>
-        </w:rPr>
-      </w:pPr>
-      <w:r>
-        <w:rPr>
-          <w:i/>
-        </w:rPr>
-        <w:t>TikTok · Eine Freundschaft, die nur du am Laufen hältst, ist kein Beweis deiner Stärke. Sie ist ein blinder Fleck.</w:t>
-      </w:r>
-    </w:p>
-    <w:p>
-      <w:pPr>
-        <w:rPr>
-          <w:rFonts w:hint="eastAsia"/>
-        </w:rPr>
-      </w:pPr>
-      <w:r>
-        <w:t>Vreni bemerkte nach einem Umzug, dass von den vielen Menschen, die sie über Jahre unterstützt hatte, kaum jemand von sich aus fragte, wie es ihr beim Ankommen gehe. Diese eine Erfahrung reichte, um mehrere Freundschaften ehrlich neu zu bewerten.</w:t>
+        <w:t>Zwischenspiel: Der Anruf, der nicht kam</w:t>
       </w:r>
     </w:p>
     <w:p>
@@ -3950,7 +3966,49 @@
           <w:b w:val="0"/>
           <w:i w:val="0"/>
         </w:rPr>
-        <w:t>Was in dir wirklich passiert: Wer es gewohnt ist, die eigenen Bedürfnisse hinten anzustellen, tut das auch beim eigenen Marktwert, oft ohne es als dasselbe Muster zu erkennen. Für den eigenen Wert einzustehen fühlt sich deshalb nicht nach Verhandlungstaktik an, sondern nach einer viel persönlicheren Grenze.</w:t>
+        <w:t>Es ist Freitagabend, und Sabine wartet nicht mehr auf den Anruf. Früher hätte sie um diese Zeit schon dreimal aufs Handy geschaut, ob ihre Schwester sich meldet, die seit Jahren nur anruft, wenn sie etwas braucht.</w:t>
+      </w:r>
+    </w:p>
+    <w:p>
+      <w:pPr>
+        <w:rPr>
+          <w:rFonts w:hint="eastAsia"/>
+        </w:rPr>
+      </w:pPr>
+      <w:r>
+        <w:rPr>
+          <w:b w:val="0"/>
+          <w:i w:val="0"/>
+        </w:rPr>
+        <w:t>Heute sitzt Sabine auf dem Balkon, mit einem Tee, den sie sich selbst gemacht hat, weil sie danach war, nicht weil jemand ihn wollte. Das Telefon bleibt still. Zum ersten Mal seit langem stört sie das nicht.</w:t>
+      </w:r>
+    </w:p>
+    <w:p>
+      <w:pPr>
+        <w:rPr>
+          <w:rFonts w:hint="eastAsia"/>
+        </w:rPr>
+      </w:pPr>
+      <w:r>
+        <w:rPr>
+          <w:b w:val="0"/>
+          <w:i w:val="0"/>
+        </w:rPr>
+        <w:t>Sie erinnert sich an den Moment, in dem sie beschlossen hat, nicht mehr bei jedem Klingeln sofort verfügbar zu sein. Es war kein grosser Streit, kein Bruch. Nur eine leise Entscheidung, an einem gewöhnlichen Abend wie diesem.</w:t>
+      </w:r>
+    </w:p>
+    <w:p>
+      <w:pPr>
+        <w:rPr>
+          <w:rFonts w:hint="eastAsia"/>
+        </w:rPr>
+      </w:pPr>
+      <w:r>
+        <w:rPr>
+          <w:b w:val="0"/>
+          <w:i w:val="0"/>
+        </w:rPr>
+        <w:t>Was in dir wirklich passiert: Verfügbarkeit, die zur automatischen Reaktion geworden ist, lässt sich nicht durch einen einzelnen Entschluss beenden, sondern durch viele kleine Momente, in denen bewusst eine Pause eingelegt wird, bevor reagiert wird. Mit der Zeit wird aus der bewussten Pause eine neue Selbstverständlichkeit.</w:t>
       </w:r>
     </w:p>
     <w:p>
@@ -3965,7 +4023,147 @@
           <w:b/>
           <w:sz w:val="34"/>
         </w:rPr>
-        <w:t>Zwischenspiel: Der Anruf, der nicht kam</w:t>
+        <w:lastRenderedPageBreak/>
+        <w:t>14. Arbeit: wo dein Selbstvergessen Geld kostet</w:t>
+      </w:r>
+    </w:p>
+    <w:p>
+      <w:pPr>
+        <w:rPr>
+          <w:rFonts w:hint="eastAsia"/>
+        </w:rPr>
+      </w:pPr>
+      <w:r>
+        <w:t>Es gibt einen Ort, an dem sich das Selbstvergessen in Franken und Euro übersetzen lässt, ganz konkret: der Arbeitsplatz. Laut Umfragen hat fast jede zweite Frau noch nie von sich aus nach mehr Gehalt gefragt, bei Männern ist es etwa jeder vierte. Das ist kein Zufall und keine Frage von Mut allein.</w:t>
+      </w:r>
+    </w:p>
+    <w:p>
+      <w:pPr>
+        <w:rPr>
+          <w:rFonts w:hint="eastAsia"/>
+        </w:rPr>
+      </w:pPr>
+      <w:r>
+        <w:t>Wer nie gelernt hat, das eigene Bedürfnis überhaupt zu bemerken, bemerkt auch die eigene Leistung nicht als etwas, das man einfordern darf.</w:t>
+      </w:r>
+    </w:p>
+    <w:p>
+      <w:pPr>
+        <w:rPr>
+          <w:rFonts w:hint="eastAsia"/>
+        </w:rPr>
+      </w:pPr>
+      <w:r>
+        <w:t>Man erledigt sie einfach. Und wartet, dass sie gesehen wird.</w:t>
+      </w:r>
+    </w:p>
+    <w:p>
+      <w:pPr>
+        <w:rPr>
+          <w:rFonts w:hint="eastAsia"/>
+        </w:rPr>
+      </w:pPr>
+      <w:r>
+        <w:t>Meike arbeitet seit acht Jahren im selben Betrieb. Sie hat zwei Kolleginnen eingearbeitet, die inzwischen mehr verdienen als sie. Als eine Freundin sie fragt, warum sie das hinnimmt, antwortet Meike: Ich will nicht als die dastehen, die ständig etwas fordert. Sie hat nie bemerkt, dass sie damit längst etwas fordert, nur nichts für sich.</w:t>
+      </w:r>
+    </w:p>
+    <w:p>
+      <w:pPr>
+        <w:rPr>
+          <w:rFonts w:hint="eastAsia"/>
+        </w:rPr>
+      </w:pPr>
+      <w:r>
+        <w:t>Das Muster aus den vorigen Kapiteln wiederholt sich hier eins zu eins. Erst kommen die Aufgaben der anderen, dann schauen, was übrig bleibt. Am Arbeitsplatz heisst das: Überstunden, die niemand verlangt hat, aber die man leistet, weil sie sich richtig anfühlen. Projekte, die man rettet, ohne dass es zur eigenen Rolle gehört. Ein Gehalt, das nie zur Sprache kommt, weil die Frage sich falsch anfühlt, bevor man sie überhaupt gestellt hat.</w:t>
+      </w:r>
+    </w:p>
+    <w:p>
+      <w:pPr>
+        <w:rPr>
+          <w:rFonts w:hint="eastAsia"/>
+        </w:rPr>
+      </w:pPr>
+      <w:r>
+        <w:t>Sorge vor mehr Verantwortung ist oft ein Teil davon.</w:t>
+      </w:r>
+    </w:p>
+    <w:p>
+      <w:pPr>
+        <w:rPr>
+          <w:rFonts w:hint="eastAsia"/>
+        </w:rPr>
+      </w:pPr>
+      <w:r>
+        <w:t>Wer schon zu viel gibt, fürchtet zu Recht, dass mehr Gehalt auch mehr Erwartungen bedeutet.</w:t>
+      </w:r>
+    </w:p>
+    <w:p>
+      <w:pPr>
+        <w:rPr>
+          <w:rFonts w:hint="eastAsia"/>
+        </w:rPr>
+      </w:pPr>
+      <w:r>
+        <w:t>Das ist eine berechtigte Sorge. Es ist trotzdem nicht der Grund, auf das zu verzichten, was man sich verdient hat.</w:t>
+      </w:r>
+    </w:p>
+    <w:p>
+      <w:pPr>
+        <w:rPr>
+          <w:rFonts w:hint="eastAsia"/>
+        </w:rPr>
+      </w:pPr>
+      <w:r>
+        <w:rPr>
+          <w:b/>
+        </w:rPr>
+        <w:t>Übung: Die Leistungsliste.</w:t>
+      </w:r>
+    </w:p>
+    <w:p>
+      <w:pPr>
+        <w:rPr>
+          <w:rFonts w:hint="eastAsia"/>
+        </w:rPr>
+      </w:pPr>
+      <w:r>
+        <w:t>Schreib in fünf Minuten auf, was du in den letzten sechs Monaten bei der Arbeit geleistet hast, ohne dass es dir jemand ausdrücklich aufgetragen hat. Lies die Liste danach laut. Für die meisten mit diesem Muster ist allein das Lesen der eigenen Liste ein kleiner Schock, weil sie selbst nicht wussten, wie viel es war.</w:t>
+      </w:r>
+    </w:p>
+    <w:p>
+      <w:pPr>
+        <w:rPr>
+          <w:rFonts w:hint="eastAsia"/>
+        </w:rPr>
+      </w:pPr>
+      <w:r>
+        <w:rPr>
+          <w:i/>
+        </w:rPr>
+        <w:t>Reflexionsfrage: Was auf der Liste hättest du auch ohne jede Leistung verdient?</w:t>
+      </w:r>
+    </w:p>
+    <w:p>
+      <w:pPr>
+        <w:rPr>
+          <w:rFonts w:hint="eastAsia"/>
+        </w:rPr>
+      </w:pPr>
+      <w:r>
+        <w:rPr>
+          <w:b/>
+        </w:rPr>
+        <w:t>Kleine Übung für unterwegs.</w:t>
+      </w:r>
+    </w:p>
+    <w:p>
+      <w:pPr>
+        <w:rPr>
+          <w:rFonts w:hint="eastAsia"/>
+        </w:rPr>
+      </w:pPr>
+      <w:r>
+        <w:t>Daniel übernahm über Jahre unbezahlte Zusatzaufgaben, weil er dachte, das zeige seinen Wert. Erst als eine Kollegin mit weniger Einsatz befördert wurde, begann er zu rechnen, wie viele unbezahlte Stunden sein Selbstvergessen ihn tatsächlich gekostet hatte.</w:t>
       </w:r>
     </w:p>
     <w:p>
@@ -3979,7 +4177,107 @@
           <w:b w:val="0"/>
           <w:i w:val="0"/>
         </w:rPr>
-        <w:t>Es ist Freitagabend, und Sabine wartet nicht mehr auf den Anruf. Früher hätte sie um diese Zeit schon dreimal aufs Handy geschaut, ob ihre Schwester sich meldet, die seit Jahren nur anruft, wenn sie etwas braucht.</w:t>
+        <w:t>Was in dir wirklich passiert: Bindungs- und Beziehungsmuster werden oft unbewusst von einer Generation zur nächsten weitergegeben, weil sie schlicht das sind, was man selbst erlebt und daher für normal gehalten hat. Das eigene Muster zu erkennen ist bereits der grösste Unterschied zur eigenen Mutter oder zum eigenen Vater, unabhängig davon, wie viel sich sonst noch ändert.</w:t>
+      </w:r>
+    </w:p>
+    <w:p>
+      <w:pPr>
+        <w:rPr>
+          <w:rFonts w:hint="eastAsia"/>
+        </w:rPr>
+      </w:pPr>
+      <w:r>
+        <w:t>Bevor du das nächste Mal eine zusätzliche Aufgabe übernimmst, mach den Test aus dem Kapitel über Pflicht und Liebe. Wenn die Antwort Nein ist, ist das ein Hinweis, nicht auf Faulheit, sondern darauf, dass du für Anerkennung arbeitest, die du dir auch direkt holen könntest.</w:t>
+      </w:r>
+    </w:p>
+    <w:p>
+      <w:pPr>
+        <w:jc w:val="center"/>
+        <w:rPr>
+          <w:rFonts w:hint="eastAsia"/>
+        </w:rPr>
+      </w:pPr>
+      <w:r>
+        <w:rPr>
+          <w:i/>
+        </w:rPr>
+        <w:t>TikTok · Fast jede zweite Frau hat noch nie nach mehr Gehalt gefragt. Nicht, weil sie es nicht verdient hätte.</w:t>
+      </w:r>
+    </w:p>
+    <w:p>
+      <w:pPr>
+        <w:pageBreakBefore/>
+        <w:rPr>
+          <w:rFonts w:hint="eastAsia"/>
+        </w:rPr>
+      </w:pPr>
+      <w:r>
+        <w:rPr>
+          <w:b/>
+          <w:sz w:val="34"/>
+        </w:rPr>
+        <w:lastRenderedPageBreak/>
+        <w:t>15. Die Mutter, die ich nicht sein wollte</w:t>
+      </w:r>
+    </w:p>
+    <w:p>
+      <w:pPr>
+        <w:rPr>
+          <w:rFonts w:hint="eastAsia"/>
+        </w:rPr>
+      </w:pPr>
+      <w:r>
+        <w:t>Ein grosser Teil des Selbstvergessens läuft nicht über Sätze, sondern über Beobachtung. Kinder lernen, wie man mit sich selbst umgeht, nicht aus Erklärungen. Sie lernen es daraus, was sie über Jahre gesehen haben.</w:t>
+      </w:r>
+    </w:p>
+    <w:p>
+      <w:pPr>
+        <w:rPr>
+          <w:rFonts w:hint="eastAsia"/>
+        </w:rPr>
+      </w:pPr>
+      <w:r>
+        <w:t>Eine bekannte Untersuchung an über sechshundert Mutter-Kind-Paaren fand: Bei etwa drei von vier Paaren stimmte die Bindungsart überein. Das deutet darauf hin, dass eine Mutter, die selbst nie gelernt hat, sich selbst wichtig zu nehmen, das mit einiger Wahrscheinlichkeit weitergibt, nicht weil sie es will, sondern weil es das Einzige ist, was sie kennt.</w:t>
+      </w:r>
+    </w:p>
+    <w:p>
+      <w:pPr>
+        <w:rPr>
+          <w:rFonts w:hint="eastAsia"/>
+        </w:rPr>
+      </w:pPr>
+      <w:r>
+        <w:t>Deine Mutter trifft daran keine Schuld.</w:t>
+      </w:r>
+    </w:p>
+    <w:p>
+      <w:pPr>
+        <w:rPr>
+          <w:rFonts w:hint="eastAsia"/>
+        </w:rPr>
+      </w:pPr>
+      <w:r>
+        <w:t>Und es ist auch keine Entschuldigung, es einfach weiterlaufen zu lassen.</w:t>
+      </w:r>
+    </w:p>
+    <w:p>
+      <w:pPr>
+        <w:rPr>
+          <w:rFonts w:hint="eastAsia"/>
+        </w:rPr>
+      </w:pPr>
+      <w:r>
+        <w:t>Es ist eine Erklärung, die einen Ausweg offen lässt.</w:t>
+      </w:r>
+    </w:p>
+    <w:p>
+      <w:pPr>
+        <w:rPr>
+          <w:rFonts w:hint="eastAsia"/>
+        </w:rPr>
+      </w:pPr>
+      <w:r>
+        <w:t>Claudia erschrickt, als ihre Tochter mit vierzehn zu ihr sagt: Mama, du fragst mich nie, was ich will, du fragst nur, was ich brauche. Der Satz trifft sie tiefer, als sie erwartet hätte, weil sie genau diesen Unterschied selbst nie gelernt hat. Bedürfnisse waren immer Aufgaben, keine Wünsche.</w:t>
       </w:r>
     </w:p>
     <w:p>
@@ -3993,7 +4291,90 @@
           <w:b w:val="0"/>
           <w:i w:val="0"/>
         </w:rPr>
-        <w:t>Heute sitzt Sabine auf dem Balkon, mit einem Tee, den sie sich selbst gemacht hat, weil sie danach war, nicht weil jemand ihn wollte. Das Telefon bleibt still. Zum ersten Mal seit langem stört sie das nicht.</w:t>
+        <w:t>Sandra bemerkte das Muster, als ihre eigene Tochter ihr einmal sagte: „Du fragst mich nie, was ich will, du fragst nur, ob es allen gut geht.“ Dieser eine Satz traf sie mehr als jedes Fachbuch über Erziehung.</w:t>
+      </w:r>
+    </w:p>
+    <w:p>
+      <w:pPr>
+        <w:rPr>
+          <w:rFonts w:hint="eastAsia"/>
+        </w:rPr>
+      </w:pPr>
+      <w:r>
+        <w:t>Die gute Nachricht in der Forschung zu diesem Thema: Weitergabe ist wahrscheinlich, aber nicht zwingend. Eine einzige Generation, die bewusst innehält und etwas anders macht, kann die Kette unterbrechen. Das ist der eigentliche Grund, warum dieses Buch existiert, nicht nur für dich, sondern für alle, die dich beobachten.</w:t>
+      </w:r>
+    </w:p>
+    <w:p>
+      <w:pPr>
+        <w:rPr>
+          <w:rFonts w:hint="eastAsia"/>
+        </w:rPr>
+      </w:pPr>
+      <w:r>
+        <w:rPr>
+          <w:b/>
+        </w:rPr>
+        <w:t>Übung: Was du weitergibst, ohne es zu sagen.</w:t>
+      </w:r>
+    </w:p>
+    <w:p>
+      <w:pPr>
+        <w:rPr>
+          <w:rFonts w:hint="eastAsia"/>
+        </w:rPr>
+      </w:pPr>
+      <w:r>
+        <w:t>Beobachte dich einen Tag lang, so, wie du dich selbst behandelst, wenn ein Kind oder eine jüngere Person in deinem Umfeld zuschaut. Isst du, wenn du Hunger hast, oder erst, wenn alle versorgt sind. Ruhst du dich aus, oder machst du weiter, bis du umkippst. Kein Urteil, nur eine Beobachtung.</w:t>
+      </w:r>
+    </w:p>
+    <w:p>
+      <w:pPr>
+        <w:rPr>
+          <w:rFonts w:hint="eastAsia"/>
+        </w:rPr>
+      </w:pPr>
+      <w:r>
+        <w:rPr>
+          <w:i/>
+        </w:rPr>
+        <w:t>Reflexionsfrage: Was davon würdest du gern anders weitergeben, wenn du könntest?</w:t>
+      </w:r>
+    </w:p>
+    <w:p>
+      <w:pPr>
+        <w:rPr>
+          <w:rFonts w:hint="eastAsia"/>
+        </w:rPr>
+      </w:pPr>
+      <w:r>
+        <w:rPr>
+          <w:b/>
+        </w:rPr>
+        <w:t>Kleine Übung für unterwegs.</w:t>
+      </w:r>
+    </w:p>
+    <w:p>
+      <w:pPr>
+        <w:rPr>
+          <w:rFonts w:hint="eastAsia"/>
+        </w:rPr>
+      </w:pPr>
+      <w:r>
+        <w:t>Wenn du merkst, dass du gerade etwas für dich selbst tust, sag es einmal laut, wenn ein Kind in der Nähe ist: Ich mache das jetzt für mich. Kinder lernen mehr aus diesem einen Satz als aus jeder Erklärung danach.</w:t>
+      </w:r>
+    </w:p>
+    <w:p>
+      <w:pPr>
+        <w:jc w:val="center"/>
+        <w:rPr>
+          <w:rFonts w:hint="eastAsia"/>
+        </w:rPr>
+      </w:pPr>
+      <w:r>
+        <w:rPr>
+          <w:i/>
+        </w:rPr>
+        <w:t>TikTok · Du gibst nicht weiter, was du sagst. Du gibst weiter, was du vorlebst.</w:t>
       </w:r>
     </w:p>
     <w:p>
@@ -4007,7 +4388,63 @@
           <w:b w:val="0"/>
           <w:i w:val="0"/>
         </w:rPr>
-        <w:t>Sie erinnert sich an den Moment, in dem sie beschlossen hat, nicht mehr bei jedem Klingeln sofort verfügbar zu sein. Es war kein grosser Streit, kein Bruch. Nur eine leise Entscheidung, an einem gewöhnlichen Abend wie diesem.</w:t>
+        <w:t>Was in dir wirklich passiert: Eine Tochter übernimmt selten die Sätze ihrer Mutter, aber fast immer deren unausgesprochene Grundhaltung sich selbst gegenüber, weil Kinder genau dafür besonders empfänglich sind. Diese Weitergabe läuft weiter, selbst wenn eine Mutter das Gegenteil predigt, solange sich an ihrem eigenen Verhalten nichts ändert. Was sich ändert, ist nie, was du sagst, sondern was du dir selbst gegenüber vorlebst, und genau dort lässt sich die Kette unterbrechen.</w:t>
+      </w:r>
+    </w:p>
+    <w:p>
+      <w:pPr>
+        <w:pageBreakBefore/>
+        <w:rPr>
+          <w:rFonts w:hint="eastAsia"/>
+        </w:rPr>
+      </w:pPr>
+      <w:r>
+        <w:rPr>
+          <w:b/>
+          <w:sz w:val="34"/>
+        </w:rPr>
+        <w:lastRenderedPageBreak/>
+        <w:t>16. Wenn dein Handy dich auffrisst</w:t>
+      </w:r>
+    </w:p>
+    <w:p>
+      <w:pPr>
+        <w:rPr>
+          <w:rFonts w:hint="eastAsia"/>
+        </w:rPr>
+      </w:pPr>
+      <w:r>
+        <w:t>Das Selbstvergessen hat ein modernes Werkzeug bekommen, das es früheren Generationen nicht gab: die ständige Erreichbarkeit. Ein Handy, das nie wirklich aus ist, verlängert die alte Reihenfolge (erst alle anderen, dann ich) auf vierundzwanzig Stunden am Tag.</w:t>
+      </w:r>
+    </w:p>
+    <w:p>
+      <w:pPr>
+        <w:rPr>
+          <w:rFonts w:hint="eastAsia"/>
+        </w:rPr>
+      </w:pPr>
+      <w:r>
+        <w:t>Eine Nachricht um 22 Uhr fühlt sich an wie eine Aufgabe.</w:t>
+      </w:r>
+    </w:p>
+    <w:p>
+      <w:pPr>
+        <w:rPr>
+          <w:rFonts w:hint="eastAsia"/>
+        </w:rPr>
+      </w:pPr>
+      <w:r>
+        <w:t>Nicht wie eine Wahl.</w:t>
+      </w:r>
+    </w:p>
+    <w:p>
+      <w:pPr>
+        <w:rPr>
+          <w:rFonts w:hint="eastAsia"/>
+        </w:rPr>
+      </w:pPr>
+      <w:r>
+        <w:t>Simone stellte fest, dass sie im Schnitt alle sechs Minuten aufs Handy schaute, meistens aus einem leisen Gefühl heraus, gebraucht zu werden. Ein einziger handyfreier Nachmittag zeigte ihr, wie unruhig sie ohne diese ständige Erreichbarkeit zunächst wurde.</w:t>
       </w:r>
     </w:p>
     <w:p>
@@ -4021,7 +4458,104 @@
           <w:b w:val="0"/>
           <w:i w:val="0"/>
         </w:rPr>
-        <w:t>Was in dir wirklich passiert: Verfügbarkeit, die zur automatischen Reaktion geworden ist, lässt sich nicht durch einen einzelnen Entschluss beenden, sondern durch viele kleine Momente, in denen bewusst eine Pause eingelegt wird, bevor reagiert wird. Mit der Zeit wird aus der bewussten Pause eine neue Selbstverständlichkeit.</w:t>
+        <w:t>Was in dir wirklich passiert: Ein Körper, der über Jahre in ständiger Anspannung war, kompensiert das eine Zeit lang erstaunlich gut, bis die Kompensation selbst zum Problem wird. Die Beschwerden, die dann auftreten, sind kein Zeichen von Schwäche, sondern eine späte, ehrliche Rückmeldung.</w:t>
+      </w:r>
+    </w:p>
+    <w:p>
+      <w:pPr>
+        <w:rPr>
+          <w:rFonts w:hint="eastAsia"/>
+        </w:rPr>
+      </w:pPr>
+      <w:r>
+        <w:t>Claudia bemerkt, dass sie ihr Telefon auch dann greift, wenn niemand geschrieben hat, aus einer Art Reflex, als müsste sie ständig verfügbar bleiben für etwas, das noch kommen könnte. Diese Grundhaltung, jederzeit erreichbar zu sein, ist dieselbe innere Regel wie die aus Kapitel eins: den eigenen Raum klein halten, für den Fall, dass jemand ihn braucht.</w:t>
+      </w:r>
+    </w:p>
+    <w:p>
+      <w:pPr>
+        <w:rPr>
+          <w:rFonts w:hint="eastAsia"/>
+        </w:rPr>
+      </w:pPr>
+      <w:r>
+        <w:rPr>
+          <w:b/>
+        </w:rPr>
+        <w:t>Übung: Ein Fenster ohne Telefon.</w:t>
+      </w:r>
+    </w:p>
+    <w:p>
+      <w:pPr>
+        <w:rPr>
+          <w:rFonts w:hint="eastAsia"/>
+        </w:rPr>
+      </w:pPr>
+      <w:r>
+        <w:t>Leg dir ein tägliches Zeitfenster fest, mindestens dreissig Minuten, in dem das Telefon in einem anderen Raum liegt. Nicht lautlos auf dem Tisch. Wirklich weg. Beobachte, welcher Impuls in den ersten Minuten am stärksten ist.</w:t>
+      </w:r>
+    </w:p>
+    <w:p>
+      <w:pPr>
+        <w:rPr>
+          <w:rFonts w:hint="eastAsia"/>
+        </w:rPr>
+      </w:pPr>
+      <w:r>
+        <w:rPr>
+          <w:i/>
+        </w:rPr>
+        <w:t>Reflexionsfrage: Wie lange hat es gedauert, bis die Unruhe nachliess?</w:t>
+      </w:r>
+    </w:p>
+    <w:p>
+      <w:pPr>
+        <w:rPr>
+          <w:rFonts w:hint="eastAsia"/>
+        </w:rPr>
+      </w:pPr>
+      <w:r>
+        <w:rPr>
+          <w:b/>
+        </w:rPr>
+        <w:t>Kleine Übung für unterwegs.</w:t>
+      </w:r>
+    </w:p>
+    <w:p>
+      <w:pPr>
+        <w:rPr>
+          <w:rFonts w:hint="eastAsia"/>
+        </w:rPr>
+      </w:pPr>
+      <w:r>
+        <w:t>Bevor du auf eine Nachricht antwortest, frag dich: Muss das jetzt sein, oder antworte ich nur, weil ich das Gefühl habe, sofort reagieren zu müssen.</w:t>
+      </w:r>
+    </w:p>
+    <w:p>
+      <w:pPr>
+        <w:jc w:val="center"/>
+        <w:rPr>
+          <w:rFonts w:hint="eastAsia"/>
+        </w:rPr>
+      </w:pPr>
+      <w:r>
+        <w:rPr>
+          <w:i/>
+        </w:rPr>
+        <w:t>TikTok · Nicht jede Nachricht verdient eine sofortige Antwort. Auch wenn es sich so anfühlt.</w:t>
+      </w:r>
+    </w:p>
+    <w:p>
+      <w:pPr>
+        <w:rPr>
+          <w:rFonts w:hint="eastAsia"/>
+        </w:rPr>
+      </w:pPr>
+      <w:r>
+        <w:rPr>
+          <w:b w:val="0"/>
+          <w:i w:val="0"/>
+        </w:rPr>
+        <w:t>Was in dir wirklich passiert: Ständige Erreichbarkeit fühlt sich wie Fürsorge an, ist aber oft eine Fortsetzung desselben alten Musters in digitaler Form: die Reaktionen anderer im Blick behalten, um vorbereitet zu sein. Digitale Pausen helfen weniger als das Bemerken, wie oft man aus genau diesem Grund zum Handy greift.</w:t>
       </w:r>
     </w:p>
     <w:p>
@@ -4036,88 +4570,57 @@
           <w:b/>
           <w:sz w:val="34"/>
         </w:rPr>
-        <w:lastRenderedPageBreak/>
-        <w:t>14. Arbeit: wo dein Selbstvergessen Geld kostet</w:t>
-      </w:r>
-    </w:p>
-    <w:p>
-      <w:pPr>
-        <w:rPr>
-          <w:rFonts w:hint="eastAsia"/>
-        </w:rPr>
-      </w:pPr>
-      <w:r>
-        <w:t>Es gibt einen Ort, an dem sich das Selbstvergessen in Franken und Euro übersetzen lässt, ganz konkret: der Arbeitsplatz. Laut Umfragen hat fast jede zweite Frau noch nie von sich aus nach mehr Gehalt gefragt, bei Männern ist es etwa jeder vierte. Das ist kein Zufall und keine Frage von Mut allein.</w:t>
-      </w:r>
-    </w:p>
-    <w:p>
-      <w:pPr>
-        <w:rPr>
-          <w:rFonts w:hint="eastAsia"/>
-        </w:rPr>
-      </w:pPr>
-      <w:r>
-        <w:t>Wer nie gelernt hat, das eigene Bedürfnis überhaupt zu bemerken, bemerkt auch die eigene Leistung nicht als etwas, das man einfordern darf.</w:t>
-      </w:r>
-    </w:p>
-    <w:p>
-      <w:pPr>
-        <w:rPr>
-          <w:rFonts w:hint="eastAsia"/>
-        </w:rPr>
-      </w:pPr>
-      <w:r>
-        <w:t>Man erledigt sie einfach. Und wartet, dass sie gesehen wird.</w:t>
-      </w:r>
-    </w:p>
-    <w:p>
-      <w:pPr>
-        <w:rPr>
-          <w:rFonts w:hint="eastAsia"/>
-        </w:rPr>
-      </w:pPr>
-      <w:r>
-        <w:t>Meike arbeitet seit acht Jahren im selben Betrieb. Sie hat zwei Kolleginnen eingearbeitet, die inzwischen mehr verdienen als sie. Als eine Freundin sie fragt, warum sie das hinnimmt, antwortet Meike: Ich will nicht als die dastehen, die ständig etwas fordert. Sie hat nie bemerkt, dass sie damit längst etwas fordert, nur nichts für sich.</w:t>
-      </w:r>
-    </w:p>
-    <w:p>
-      <w:pPr>
-        <w:rPr>
-          <w:rFonts w:hint="eastAsia"/>
-        </w:rPr>
-      </w:pPr>
-      <w:r>
-        <w:t>Das Muster aus den vorigen Kapiteln wiederholt sich hier eins zu eins. Erst kommen die Aufgaben der anderen, dann schauen, was übrig bleibt. Am Arbeitsplatz heisst das: Überstunden, die niemand verlangt hat, aber die man leistet, weil sie sich richtig anfühlen. Projekte, die man rettet, ohne dass es zur eigenen Rolle gehört. Ein Gehalt, das nie zur Sprache kommt, weil die Frage sich falsch anfühlt, bevor man sie überhaupt gestellt hat.</w:t>
-      </w:r>
-    </w:p>
-    <w:p>
-      <w:pPr>
-        <w:rPr>
-          <w:rFonts w:hint="eastAsia"/>
-        </w:rPr>
-      </w:pPr>
-      <w:r>
-        <w:t>Sorge vor mehr Verantwortung ist oft ein Teil davon.</w:t>
-      </w:r>
-    </w:p>
-    <w:p>
-      <w:pPr>
-        <w:rPr>
-          <w:rFonts w:hint="eastAsia"/>
-        </w:rPr>
-      </w:pPr>
-      <w:r>
-        <w:t>Wer schon zu viel gibt, fürchtet zu Recht, dass mehr Gehalt auch mehr Erwartungen bedeutet.</w:t>
-      </w:r>
-    </w:p>
-    <w:p>
-      <w:pPr>
-        <w:rPr>
-          <w:rFonts w:hint="eastAsia"/>
-        </w:rPr>
-      </w:pPr>
-      <w:r>
-        <w:t>Das ist eine berechtigte Sorge. Es ist trotzdem nicht der Grund, auf das zu verzichten, was man sich verdient hat.</w:t>
+        <w:t>17. Geld, das du dir nicht erlaubst auszugeben</w:t>
+      </w:r>
+    </w:p>
+    <w:p>
+      <w:pPr>
+        <w:rPr>
+          <w:rFonts w:hint="eastAsia"/>
+        </w:rPr>
+      </w:pPr>
+      <w:r>
+        <w:t>Neben dem Gehalt, das man nicht einfordert, gibt es eine leisere Variante desselben Musters: Geld, das man hat, sich aber nicht erlaubt auszugeben, für sich selbst. Ein neues Kleidungsstück, eine Massage, ein Buch, das nichts mit Selbstoptimierung zu tun hat, nur mit Freude.</w:t>
+      </w:r>
+    </w:p>
+    <w:p>
+      <w:pPr>
+        <w:rPr>
+          <w:rFonts w:hint="eastAsia"/>
+        </w:rPr>
+      </w:pPr>
+      <w:r>
+        <w:t>Das Geld für die Familie ist nie ein Problem.</w:t>
+      </w:r>
+    </w:p>
+    <w:p>
+      <w:pPr>
+        <w:rPr>
+          <w:rFonts w:hint="eastAsia"/>
+        </w:rPr>
+      </w:pPr>
+      <w:r>
+        <w:t>Das Geld für die eigene Freude fühlt sich an wie eine Grenzüberschreitung.</w:t>
+      </w:r>
+    </w:p>
+    <w:p>
+      <w:pPr>
+        <w:rPr>
+          <w:rFonts w:hint="eastAsia"/>
+        </w:rPr>
+      </w:pPr>
+      <w:r>
+        <w:t>Meike hat auf ihrem Konto genug Geld für die Handtasche, die sie seit einem Jahr ansieht, jedes Mal, wenn sie am Schaufenster vorbeigeht. Sie kauft sie nicht. Nicht weil sie es sich nicht leisten kann. Weil eine innere Stimme sagt, das sei unnötig, während sie ihrer Nichte am selben Nachmittag ein teures Geschenk kauft, ohne zu zögern.</w:t>
+      </w:r>
+    </w:p>
+    <w:p>
+      <w:pPr>
+        <w:rPr>
+          <w:rFonts w:hint="eastAsia"/>
+        </w:rPr>
+      </w:pPr>
+      <w:r>
+        <w:t>Diese Doppelmoral gegenüber sich selbst ist dasselbe Muster wie in allen vorherigen Kapiteln, nur in Franken gemessen. Für andere ist Grosszügigkeit selbstverständlich. Für sich selbst braucht es eine Rechtfertigung, die nie ganz ausreicht.</w:t>
       </w:r>
     </w:p>
     <w:p>
@@ -4130,17 +4633,17 @@
         <w:rPr>
           <w:b/>
         </w:rPr>
-        <w:t>Übung: Die Leistungsliste.</w:t>
-      </w:r>
-    </w:p>
-    <w:p>
-      <w:pPr>
-        <w:rPr>
-          <w:rFonts w:hint="eastAsia"/>
-        </w:rPr>
-      </w:pPr>
-      <w:r>
-        <w:t>Schreib in fünf Minuten auf, was du in den letzten sechs Monaten bei der Arbeit geleistet hast, ohne dass es dir jemand ausdrücklich aufgetragen hat. Lies die Liste danach laut. Für die meisten mit diesem Muster ist allein das Lesen der eigenen Liste ein kleiner Schock, weil sie selbst nicht wussten, wie viel es war.</w:t>
+        <w:t>Übung: Ein Einkauf nur für dich.</w:t>
+      </w:r>
+    </w:p>
+    <w:p>
+      <w:pPr>
+        <w:rPr>
+          <w:rFonts w:hint="eastAsia"/>
+        </w:rPr>
+      </w:pPr>
+      <w:r>
+        <w:t>Kauf dir in dieser Woche etwas Kleines, das ausschliesslich dir Freude macht, ohne praktischen Nutzen für irgendjemand sonst. Beobachte das Gefühl davor, dabei und danach, ohne es zu bewerten.</w:t>
       </w:r>
     </w:p>
     <w:p>
@@ -4153,30 +4656,31 @@
         <w:rPr>
           <w:i/>
         </w:rPr>
-        <w:t>Reflexionsfrage: Was auf der Liste hättest du auch ohne jede Leistung verdient?</w:t>
-      </w:r>
-    </w:p>
-    <w:p>
-      <w:pPr>
-        <w:rPr>
-          <w:rFonts w:hint="eastAsia"/>
-        </w:rPr>
-      </w:pPr>
-      <w:r>
-        <w:rPr>
-          <w:b/>
-        </w:rPr>
-        <w:t>Kleine Übung für unterwegs.</w:t>
-      </w:r>
-    </w:p>
-    <w:p>
-      <w:pPr>
-        <w:rPr>
-          <w:rFonts w:hint="eastAsia"/>
-        </w:rPr>
-      </w:pPr>
-      <w:r>
-        <w:t>Daniel übernahm über Jahre unbezahlte Zusatzaufgaben, weil er dachte, das zeige seinen Wert. Erst als eine Kollegin mit weniger Einsatz befördert wurde, begann er zu rechnen, wie viele unbezahlte Stunden sein Selbstvergessen ihn tatsächlich gekostet hatte.</w:t>
+        <w:t>Reflexionsfrage: Was hat sich in dir gemeldet, während du bezahlt hast?</w:t>
+      </w:r>
+    </w:p>
+    <w:p>
+      <w:pPr>
+        <w:jc w:val="center"/>
+        <w:rPr>
+          <w:rFonts w:hint="eastAsia"/>
+        </w:rPr>
+      </w:pPr>
+      <w:r>
+        <w:rPr>
+          <w:i/>
+        </w:rPr>
+        <w:t>TikTok · Für andere bist du grosszügig, ohne nachzudenken. Für dich selbst brauchst du eine Genehmigung.</w:t>
+      </w:r>
+    </w:p>
+    <w:p>
+      <w:pPr>
+        <w:rPr>
+          <w:rFonts w:hint="eastAsia"/>
+        </w:rPr>
+      </w:pPr>
+      <w:r>
+        <w:t>Werner besass genug Ersparnisse für eine Reise, die er sich seit Jahren wünschte, buchte sie aber immer wieder nicht, aus einem unbestimmten Gefühl, das nicht verdient zu haben. Erst ein Gespräch mit seiner Schwester brachte ihn dazu, den Betrag tatsächlich zu überweisen.</w:t>
       </w:r>
     </w:p>
     <w:p>
@@ -4190,31 +4694,21 @@
           <w:b w:val="0"/>
           <w:i w:val="0"/>
         </w:rPr>
-        <w:t>Was in dir wirklich passiert: Bindungs- und Beziehungsmuster werden oft unbewusst von einer Generation zur nächsten weitergegeben, weil sie schlicht das sind, was man selbst erlebt und daher für normal gehalten hat. Das eigene Muster zu erkennen ist bereits der grösste Unterschied zur eigenen Mutter oder zum eigenen Vater, unabhängig davon, wie viel sich sonst noch ändert.</w:t>
-      </w:r>
-    </w:p>
-    <w:p>
-      <w:pPr>
-        <w:rPr>
-          <w:rFonts w:hint="eastAsia"/>
-        </w:rPr>
-      </w:pPr>
-      <w:r>
-        <w:t>Bevor du das nächste Mal eine zusätzliche Aufgabe übernimmst, frag dich: Würde ich das auch tun, wenn niemand es bemerkt. Wenn die Antwort Nein ist, ist das ein Hinweis, nicht auf Faulheit, sondern darauf, dass du für Anerkennung arbeitest, die du dir auch direkt holen könntest.</w:t>
-      </w:r>
-    </w:p>
-    <w:p>
-      <w:pPr>
-        <w:jc w:val="center"/>
-        <w:rPr>
-          <w:rFonts w:hint="eastAsia"/>
-        </w:rPr>
-      </w:pPr>
-      <w:r>
-        <w:rPr>
-          <w:i/>
-        </w:rPr>
-        <w:t>TikTok · Fast jede zweite Frau hat noch nie nach mehr Gehalt gefragt. Nicht, weil sie es nicht verdient hätte.</w:t>
+        <w:t>Was in dir wirklich passiert: Pflege verlangt reale, oft grosse Aufopferung, aber sie rechtfertigt nicht automatisch das völlige Verschwinden der eigenen Bedürfnisse. Wer sich in der Pflege komplett selbst zurückstellt, wird auf Dauer weniger tragfähig, nicht mehr.</w:t>
+      </w:r>
+    </w:p>
+    <w:p>
+      <w:pPr>
+        <w:rPr>
+          <w:rFonts w:hint="eastAsia"/>
+        </w:rPr>
+      </w:pPr>
+      <w:r>
+        <w:rPr>
+          <w:b w:val="0"/>
+          <w:i w:val="0"/>
+        </w:rPr>
+        <w:t>Was in dir wirklich passiert: Der Umgang mit Geld spiegelt oft sehr direkt den eigenen Selbstwert wider. Wer sich selbst wenig zugesteht, tut das häufig auch finanziell, unabhängig von den tatsächlichen Möglichkeiten.</w:t>
       </w:r>
     </w:p>
     <w:p>
@@ -4229,68 +4723,93 @@
           <w:b/>
           <w:sz w:val="34"/>
         </w:rPr>
-        <w:lastRenderedPageBreak/>
-        <w:t>15. Die Mutter, die ich nicht sein wollte</w:t>
-      </w:r>
-    </w:p>
-    <w:p>
-      <w:pPr>
-        <w:rPr>
-          <w:rFonts w:hint="eastAsia"/>
-        </w:rPr>
-      </w:pPr>
-      <w:r>
-        <w:t>Ein grosser Teil des Selbstvergessens läuft nicht über Sätze, sondern über Beobachtung. Kinder lernen, wie man mit sich selbst umgeht, nicht aus Erklärungen. Sie lernen es daraus, was sie über Jahre gesehen haben.</w:t>
-      </w:r>
-    </w:p>
-    <w:p>
-      <w:pPr>
-        <w:rPr>
-          <w:rFonts w:hint="eastAsia"/>
-        </w:rPr>
-      </w:pPr>
-      <w:r>
-        <w:t>Eine bekannte Untersuchung an über sechshundert Mutter-Kind-Paaren fand: Bei etwa drei von vier Paaren stimmte die Bindungsart überein. Das deutet darauf hin, dass eine Mutter, die selbst nie gelernt hat, sich selbst wichtig zu nehmen, das mit einiger Wahrscheinlichkeit weitergibt, nicht weil sie es will, sondern weil es das Einzige ist, was sie kennt.</w:t>
-      </w:r>
-    </w:p>
-    <w:p>
-      <w:pPr>
-        <w:rPr>
-          <w:rFonts w:hint="eastAsia"/>
-        </w:rPr>
-      </w:pPr>
-      <w:r>
-        <w:t>Deine Mutter trifft daran keine Schuld.</w:t>
-      </w:r>
-    </w:p>
-    <w:p>
-      <w:pPr>
-        <w:rPr>
-          <w:rFonts w:hint="eastAsia"/>
-        </w:rPr>
-      </w:pPr>
-      <w:r>
-        <w:t>Und es ist auch keine Entschuldigung, es einfach weiterlaufen zu lassen.</w:t>
-      </w:r>
-    </w:p>
-    <w:p>
-      <w:pPr>
-        <w:rPr>
-          <w:rFonts w:hint="eastAsia"/>
-        </w:rPr>
-      </w:pPr>
-      <w:r>
-        <w:t>Es ist eine Erklärung, die einen Ausweg offen lässt.</w:t>
-      </w:r>
-    </w:p>
-    <w:p>
-      <w:pPr>
-        <w:rPr>
-          <w:rFonts w:hint="eastAsia"/>
-        </w:rPr>
-      </w:pPr>
-      <w:r>
-        <w:t>Claudia erschrickt, als ihre Tochter mit vierzehn zu ihr sagt: Mama, du fragst mich nie, was ich will, du fragst nur, was ich brauche. Der Satz trifft sie tiefer, als sie erwartet hätte, weil sie genau diesen Unterschied selbst nie gelernt hat. Bedürfnisse waren immer Aufgaben, keine Wünsche.</w:t>
+        <w:t>17b. Alleinsein aushalten können</w:t>
+      </w:r>
+    </w:p>
+    <w:p>
+      <w:pPr>
+        <w:rPr>
+          <w:rFonts w:hint="eastAsia"/>
+        </w:rPr>
+      </w:pPr>
+      <w:r>
+        <w:t>Ein Nebeneffekt des Selbstvergessens, über den selten gesprochen wird: Wer sich ständig um andere kümmert, verlernt, mit sich selbst allein zu sein, ohne Unruhe. Ein stiller Nachmittag ohne Termine fühlt sich nicht nach Erholung an, sondern nach einem Loch, das gefüllt werden muss.</w:t>
+      </w:r>
+    </w:p>
+    <w:p>
+      <w:pPr>
+        <w:rPr>
+          <w:rFonts w:hint="eastAsia"/>
+        </w:rPr>
+      </w:pPr>
+      <w:r>
+        <w:t>Das liegt nicht daran, dass du gerne beschäftigt bist.</w:t>
+      </w:r>
+    </w:p>
+    <w:p>
+      <w:pPr>
+        <w:rPr>
+          <w:rFonts w:hint="eastAsia"/>
+        </w:rPr>
+      </w:pPr>
+      <w:r>
+        <w:t>Es liegt daran, dass Alleinsein bedeutet: niemand braucht mich gerade.</w:t>
+      </w:r>
+    </w:p>
+    <w:p>
+      <w:pPr>
+        <w:rPr>
+          <w:rFonts w:hint="eastAsia"/>
+        </w:rPr>
+      </w:pPr>
+      <w:r>
+        <w:t>Und genau das war lange gleichbedeutend mit: ich bin gerade nichts wert.</w:t>
+      </w:r>
+    </w:p>
+    <w:p>
+      <w:pPr>
+        <w:rPr>
+          <w:rFonts w:hint="eastAsia"/>
+        </w:rPr>
+      </w:pPr>
+      <w:r>
+        <w:t>Meike hat sich einen freien Samstag genommen, ohne Plan. Nach zwei Stunden merkt sie, dass sie unruhig durch die Wohnung läuft, irgendetwas sucht, das erledigt werden könnte. Es dauert eine Weile, bis sie merkt: Sie hat nicht zu wenig zu tun. Sie hat nicht gelernt, mit sich selbst im Raum zu sein, ohne Aufgabe.</w:t>
+      </w:r>
+    </w:p>
+    <w:p>
+      <w:pPr>
+        <w:rPr>
+          <w:rFonts w:hint="eastAsia"/>
+        </w:rPr>
+      </w:pPr>
+      <w:r>
+        <w:rPr>
+          <w:b/>
+        </w:rPr>
+        <w:t>Übung: Zwanzig Minuten ohne Ziel.</w:t>
+      </w:r>
+    </w:p>
+    <w:p>
+      <w:pPr>
+        <w:rPr>
+          <w:rFonts w:hint="eastAsia"/>
+        </w:rPr>
+      </w:pPr>
+      <w:r>
+        <w:t>Für Christine war ein stiller Sonntagnachmittag lange gleichbedeutend mit dem Gefühl, vergessen worden zu sein. Erst mit der Zeit lernte sie, denselben Nachmittag als Ruhe statt als Ablehnung zu lesen.</w:t>
+      </w:r>
+    </w:p>
+    <w:p>
+      <w:pPr>
+        <w:rPr>
+          <w:rFonts w:hint="eastAsia"/>
+        </w:rPr>
+      </w:pPr>
+      <w:r>
+        <w:rPr>
+          <w:i/>
+        </w:rPr>
+        <w:t>Reflexionsfrage: Was ist schwerer auszuhalten: die Stille oder das schlechte Gewissen dabei?</w:t>
       </w:r>
     </w:p>
     <w:p>
@@ -4304,7 +4823,31 @@
           <w:b w:val="0"/>
           <w:i w:val="0"/>
         </w:rPr>
-        <w:t>Sandra bemerkte das Muster, als ihre eigene Tochter ihr einmal sagte: „Du fragst mich nie, was ich will, du fragst nur, ob es allen gut geht.“ Dieser eine Satz traf sie mehr als jedes Fachbuch über Erziehung.</w:t>
+        <w:t>Was in dir wirklich passiert: Trauer, die aus Rücksicht auf andere zurückgehalten oder weggefunktioniert wird, verschwindet nicht, sie wartet. Ihr nachträglich Raum zu geben ist keine Schwäche, sondern oft der einzige Weg, sie tatsächlich hinter sich zu lassen.</w:t>
+      </w:r>
+    </w:p>
+    <w:p>
+      <w:pPr>
+        <w:rPr>
+          <w:rFonts w:hint="eastAsia"/>
+        </w:rPr>
+      </w:pPr>
+      <w:r>
+        <w:t>Setz dich irgendwohin, ohne Buch, ohne Telefon, ohne Aufgabe. Zwanzig Minuten. Wenn die Unruhe kommt, bleib trotzdem sitzen. Sie ist kein Zeichen, dass etwas falsch läuft. Sie ist das alte Muster, das protestiert, weil es zum ersten Mal seit Langem nicht gebraucht wird.</w:t>
+      </w:r>
+    </w:p>
+    <w:p>
+      <w:pPr>
+        <w:jc w:val="center"/>
+        <w:rPr>
+          <w:rFonts w:hint="eastAsia"/>
+        </w:rPr>
+      </w:pPr>
+      <w:r>
+        <w:rPr>
+          <w:i/>
+        </w:rPr>
+        <w:t>TikTok · Alleinsein aushalten zu können ist keine Nebensache. Es ist die Grundlage von allem anderen in diesem Buch.</w:t>
       </w:r>
     </w:p>
     <w:p>
@@ -4318,90 +4861,7 @@
           <w:b w:val="0"/>
           <w:i w:val="0"/>
         </w:rPr>
-        <w:t>Was in dir wirklich passiert: Ständige Erreichbarkeit fühlt sich wie Fürsorge an, ist aber oft eine Fortsetzung desselben alten Musters in digitaler Form: die Reaktionen anderer im Blick behalten, um vorbereitet zu sein. Digitale Pausen helfen weniger als das Bemerken, wie oft man aus genau diesem Grund zum Handy greift.</w:t>
-      </w:r>
-    </w:p>
-    <w:p>
-      <w:pPr>
-        <w:rPr>
-          <w:rFonts w:hint="eastAsia"/>
-        </w:rPr>
-      </w:pPr>
-      <w:r>
-        <w:t>Die gute Nachricht in der Forschung zu diesem Thema: Weitergabe ist wahrscheinlich, aber nicht zwingend. Eine einzige Generation, die bewusst innehält und etwas anders macht, kann die Kette unterbrechen. Das ist der eigentliche Grund, warum dieses Buch existiert, nicht nur für dich, sondern für alle, die dich beobachten.</w:t>
-      </w:r>
-    </w:p>
-    <w:p>
-      <w:pPr>
-        <w:rPr>
-          <w:rFonts w:hint="eastAsia"/>
-        </w:rPr>
-      </w:pPr>
-      <w:r>
-        <w:rPr>
-          <w:b/>
-        </w:rPr>
-        <w:t>Übung: Was du weitergibst, ohne es zu sagen.</w:t>
-      </w:r>
-    </w:p>
-    <w:p>
-      <w:pPr>
-        <w:rPr>
-          <w:rFonts w:hint="eastAsia"/>
-        </w:rPr>
-      </w:pPr>
-      <w:r>
-        <w:t>Beobachte dich einen Tag lang, so, wie du dich selbst behandelst, wenn ein Kind oder eine jüngere Person in deinem Umfeld zuschaut. Isst du, wenn du Hunger hast, oder erst, wenn alle versorgt sind. Ruhst du dich aus, oder machst du weiter, bis du umkippst. Kein Urteil, nur eine Beobachtung.</w:t>
-      </w:r>
-    </w:p>
-    <w:p>
-      <w:pPr>
-        <w:rPr>
-          <w:rFonts w:hint="eastAsia"/>
-        </w:rPr>
-      </w:pPr>
-      <w:r>
-        <w:rPr>
-          <w:i/>
-        </w:rPr>
-        <w:t>Reflexionsfrage: Was davon würdest du gern anders weitergeben, wenn du könntest?</w:t>
-      </w:r>
-    </w:p>
-    <w:p>
-      <w:pPr>
-        <w:rPr>
-          <w:rFonts w:hint="eastAsia"/>
-        </w:rPr>
-      </w:pPr>
-      <w:r>
-        <w:rPr>
-          <w:b/>
-        </w:rPr>
-        <w:t>Kleine Übung für unterwegs.</w:t>
-      </w:r>
-    </w:p>
-    <w:p>
-      <w:pPr>
-        <w:rPr>
-          <w:rFonts w:hint="eastAsia"/>
-        </w:rPr>
-      </w:pPr>
-      <w:r>
-        <w:t>Wenn du merkst, dass du gerade etwas für dich selbst tust, sag es einmal laut, wenn ein Kind in der Nähe ist: Ich mache das jetzt für mich. Kinder lernen mehr aus diesem einen Satz als aus jeder Erklärung danach.</w:t>
-      </w:r>
-    </w:p>
-    <w:p>
-      <w:pPr>
-        <w:jc w:val="center"/>
-        <w:rPr>
-          <w:rFonts w:hint="eastAsia"/>
-        </w:rPr>
-      </w:pPr>
-      <w:r>
-        <w:rPr>
-          <w:i/>
-        </w:rPr>
-        <w:t>TikTok · Du gibst nicht weiter, was du sagst. Du gibst weiter, was du vorlebst.</w:t>
+        <w:t>Was in dir wirklich passiert: Für Menschen, die es gewohnt sind, sich über andere zu definieren, kann Alleinsein sich zunächst wie eine Leere anfühlen, nicht wie Erholung. Diese Reaktion verschwindet meist erst, wenn man beginnt, auch mit sich selbst eine tragfähige Beziehung aufzubauen.</w:t>
       </w:r>
     </w:p>
     <w:p>
@@ -4416,48 +4876,103 @@
           <w:b/>
           <w:sz w:val="34"/>
         </w:rPr>
-        <w:lastRenderedPageBreak/>
-        <w:t>16. Wenn dein Handy dich auffrisst</w:t>
-      </w:r>
-    </w:p>
-    <w:p>
-      <w:pPr>
-        <w:rPr>
-          <w:rFonts w:hint="eastAsia"/>
-        </w:rPr>
-      </w:pPr>
-      <w:r>
-        <w:t>Das Selbstvergessen hat ein modernes Werkzeug bekommen, das es früheren Generationen nicht gab: die ständige Erreichbarkeit. Ein Handy, das nie wirklich aus ist, verlängert die alte Reihenfolge (erst alle anderen, dann ich) auf vierundzwanzig Stunden am Tag.</w:t>
-      </w:r>
-    </w:p>
-    <w:p>
-      <w:pPr>
-        <w:rPr>
-          <w:rFonts w:hint="eastAsia"/>
-        </w:rPr>
-      </w:pPr>
-      <w:r>
-        <w:t>Eine Nachricht um 22 Uhr fühlt sich an wie eine Aufgabe.</w:t>
-      </w:r>
-    </w:p>
-    <w:p>
-      <w:pPr>
-        <w:rPr>
-          <w:rFonts w:hint="eastAsia"/>
-        </w:rPr>
-      </w:pPr>
-      <w:r>
-        <w:t>Nicht wie eine Wahl.</w:t>
-      </w:r>
-    </w:p>
-    <w:p>
-      <w:pPr>
-        <w:rPr>
-          <w:rFonts w:hint="eastAsia"/>
-        </w:rPr>
-      </w:pPr>
-      <w:r>
-        <w:t>Simone stellte fest, dass sie im Schnitt alle sechs Minuten aufs Handy schaute, meistens aus einem leisen Gefühl heraus, gebraucht zu werden. Ein einziger handyfreier Nachmittag zeigte ihr, wie unruhig sie ohne diese ständige Erreichbarkeit zunächst wurde.</w:t>
+        <w:t>17c. Wenn du für einen kranken Menschen sorgst</w:t>
+      </w:r>
+    </w:p>
+    <w:p>
+      <w:pPr>
+        <w:rPr>
+          <w:rFonts w:hint="eastAsia"/>
+        </w:rPr>
+      </w:pPr>
+      <w:r>
+        <w:t>Es gibt eine Situation, in der das Selbstvergessen nicht mehr nur ein inneres Muster ist, sondern von aussen fast erzwungen wird: die Pflege eines kranken oder alten Angehörigen. In der Schweiz leisten mehrere hunderttausend Menschen unbezahlte Pflegearbeit für Angehörige, die meisten davon Frauen. In Deutschland werden über zwei Millionen Pflegebedürftige ausschliesslich von Angehörigen betreut, auch hier überwiegend von Frauen.</w:t>
+      </w:r>
+    </w:p>
+    <w:p>
+      <w:pPr>
+        <w:rPr>
+          <w:rFonts w:hint="eastAsia"/>
+        </w:rPr>
+      </w:pPr>
+      <w:r>
+        <w:t>Wer in dieser Position steckt, sagt oft: Ich habe keine Wahl.</w:t>
+      </w:r>
+    </w:p>
+    <w:p>
+      <w:pPr>
+        <w:rPr>
+          <w:rFonts w:hint="eastAsia"/>
+        </w:rPr>
+      </w:pPr>
+      <w:r>
+        <w:t>Und in vielem stimmt das.</w:t>
+      </w:r>
+    </w:p>
+    <w:p>
+      <w:pPr>
+        <w:rPr>
+          <w:rFonts w:hint="eastAsia"/>
+        </w:rPr>
+      </w:pPr>
+      <w:r>
+        <w:t>Aber wie man mit sich selbst dabei umgeht, ist trotzdem keine Naturgesetzmässigkeit.</w:t>
+      </w:r>
+    </w:p>
+    <w:p>
+      <w:pPr>
+        <w:rPr>
+          <w:rFonts w:hint="eastAsia"/>
+        </w:rPr>
+      </w:pPr>
+      <w:r>
+        <w:t>Menschen in dieser sogenannten Sandwichposition, zwischen der eigenen Familie und einem pflegebedürftigen Elternteil, vernachlässigen häufig die eigene Gesundheit, weil sich die eigenen Beschwerden im Vergleich zum Zustand des gepflegten Menschen unwichtig anfühlen. Das ist eine besonders harte Form desselben Musters: die eigenen Bedürfnisse verschwinden nicht aus Gewohnheit, sondern weil die Not des anderen so viel grösser aussieht.</w:t>
+      </w:r>
+    </w:p>
+    <w:p>
+      <w:pPr>
+        <w:rPr>
+          <w:rFonts w:hint="eastAsia"/>
+        </w:rPr>
+      </w:pPr>
+      <w:r>
+        <w:t>Claudia pflegt ihre Mutter seit drei Jahren, neben Job und Familie. Sie hat seit über einem Jahr keinen Arzttermin für sich selbst mehr wahrgenommen, obwohl der Rücken seit Monaten schmerzt. Auf die Frage, warum, sagt sie: Meine Mutter braucht mich mehr.</w:t>
+      </w:r>
+    </w:p>
+    <w:p>
+      <w:pPr>
+        <w:rPr>
+          <w:rFonts w:hint="eastAsia"/>
+        </w:rPr>
+      </w:pPr>
+      <w:r>
+        <w:rPr>
+          <w:b/>
+        </w:rPr>
+        <w:t>Übung: Ein Termin nur für dich.</w:t>
+      </w:r>
+    </w:p>
+    <w:p>
+      <w:pPr>
+        <w:rPr>
+          <w:rFonts w:hint="eastAsia"/>
+        </w:rPr>
+      </w:pPr>
+      <w:r>
+        <w:t>Ruth pflegte ihren Mann über drei Jahre und bemerkte erst durch eine Nachbarin, wie erschöpft sie tatsächlich war, weil sie selbst diesen Zustand längst als normal abgespeichert hatte.</w:t>
+      </w:r>
+    </w:p>
+    <w:p>
+      <w:pPr>
+        <w:rPr>
+          <w:rFonts w:hint="eastAsia"/>
+        </w:rPr>
+      </w:pPr>
+      <w:r>
+        <w:rPr>
+          <w:i/>
+        </w:rPr>
+        <w:t>Reflexionsfrage: Hast du diesen Termin abgesagt, sobald etwas anderes dazwischenkam? Warum oder warum nicht?</w:t>
       </w:r>
     </w:p>
     <w:p>
@@ -4471,44 +4986,32 @@
           <w:b w:val="0"/>
           <w:i w:val="0"/>
         </w:rPr>
-        <w:t>Was in dir wirklich passiert: Ein Körper, der über Jahre in ständiger Anspannung war, kompensiert das eine Zeit lang erstaunlich gut, bis die Kompensation selbst zum Problem wird. Die Beschwerden, die dann auftreten, sind kein Zeichen von Schwäche, sondern eine späte, ehrliche Rückmeldung.</w:t>
-      </w:r>
-    </w:p>
-    <w:p>
-      <w:pPr>
-        <w:rPr>
-          <w:rFonts w:hint="eastAsia"/>
-        </w:rPr>
-      </w:pPr>
-      <w:r>
-        <w:t>Claudia bemerkt, dass sie ihr Telefon auch dann greift, wenn niemand geschrieben hat, aus einer Art Reflex, als müsste sie ständig verfügbar bleiben für etwas, das noch kommen könnte. Diese Grundhaltung, jederzeit erreichbar zu sein, ist dieselbe innere Regel wie die aus Kapitel eins: den eigenen Raum klein halten, für den Fall, dass jemand ihn braucht.</w:t>
-      </w:r>
-    </w:p>
-    <w:p>
-      <w:pPr>
-        <w:rPr>
-          <w:rFonts w:hint="eastAsia"/>
-        </w:rPr>
-      </w:pPr>
-      <w:r>
-        <w:rPr>
-          <w:b/>
-        </w:rPr>
-        <w:t>Übung: Ein Fenster ohne Telefon.</w:t>
-      </w:r>
-    </w:p>
-    <w:p>
-      <w:pPr>
-        <w:rPr>
-          <w:rFonts w:hint="eastAsia"/>
-        </w:rPr>
-      </w:pPr>
-      <w:r>
-        <w:t>Leg dir ein tägliches Zeitfenster fest, mindestens dreissig Minuten, in dem das Telefon in einem anderen Raum liegt. Nicht lautlos auf dem Tisch. Wirklich weg. Beobachte, welcher Impuls in den ersten Minuten am stärksten ist.</w:t>
-      </w:r>
-    </w:p>
-    <w:p>
-      <w:pPr>
+        <w:t>Was in dir wirklich passiert: Eine innere Stimme, die nie zufrieden ist, stammt selten aus objektiver Beobachtung. Meistens ist sie die verinnerlichte Version früher Bewertungen durch andere, die man irgendwann für die eigene Meinung über sich selbst gehalten hat.</w:t>
+      </w:r>
+    </w:p>
+    <w:p>
+      <w:pPr>
+        <w:rPr>
+          <w:rFonts w:hint="eastAsia"/>
+        </w:rPr>
+      </w:pPr>
+      <w:r>
+        <w:t>Wenn du selbst in einer Pflegesituation stehst: Vereinbare einen einzigen Termin für dich in den nächsten zwei Wochen, egal wie klein, ein Arztbesuch, eine Stunde für dich allein, ein Gespräch mit jemandem, der nur dir zuhört. Nicht als Luxus. Als Notwendigkeit, die genauso echt ist wie die Pflege selbst.</w:t>
+      </w:r>
+    </w:p>
+    <w:p>
+      <w:pPr>
+        <w:rPr>
+          <w:rFonts w:hint="eastAsia"/>
+        </w:rPr>
+      </w:pPr>
+      <w:r>
+        <w:t>Falls du das Gefühl hast, an deine Grenzen zu kommen: Es gibt in der Schweiz, Deutschland und Österreich Entlastungsangebote und Beratungsstellen für pflegende Angehörige. Diese in Anspruch zu nehmen ist kein Versagen. Es ist der einzige Weg, die Pflege langfristig überhaupt leisten zu können.</w:t>
+      </w:r>
+    </w:p>
+    <w:p>
+      <w:pPr>
+        <w:jc w:val="center"/>
         <w:rPr>
           <w:rFonts w:hint="eastAsia"/>
         </w:rPr>
@@ -4517,44 +5020,7 @@
         <w:rPr>
           <w:i/>
         </w:rPr>
-        <w:t>Reflexionsfrage: Wie lange hat es gedauert, bis die Unruhe nachliess?</w:t>
-      </w:r>
-    </w:p>
-    <w:p>
-      <w:pPr>
-        <w:rPr>
-          <w:rFonts w:hint="eastAsia"/>
-        </w:rPr>
-      </w:pPr>
-      <w:r>
-        <w:rPr>
-          <w:b/>
-        </w:rPr>
-        <w:t>Kleine Übung für unterwegs.</w:t>
-      </w:r>
-    </w:p>
-    <w:p>
-      <w:pPr>
-        <w:rPr>
-          <w:rFonts w:hint="eastAsia"/>
-        </w:rPr>
-      </w:pPr>
-      <w:r>
-        <w:t>Bevor du auf eine Nachricht antwortest, frag dich: Muss das jetzt sein, oder antworte ich nur, weil ich das Gefühl habe, sofort reagieren zu müssen.</w:t>
-      </w:r>
-    </w:p>
-    <w:p>
-      <w:pPr>
-        <w:jc w:val="center"/>
-        <w:rPr>
-          <w:rFonts w:hint="eastAsia"/>
-        </w:rPr>
-      </w:pPr>
-      <w:r>
-        <w:rPr>
-          <w:i/>
-        </w:rPr>
-        <w:t>TikTok · Nicht jede Nachricht verdient eine sofortige Antwort. Auch wenn es sich so anfühlt.</w:t>
+        <w:t>TikTok · Die Not des anderen macht deine eigene nicht kleiner. Sie macht sie nur leiser.</w:t>
       </w:r>
     </w:p>
     <w:p>
@@ -4569,18 +5035,93 @@
           <w:b/>
           <w:sz w:val="34"/>
         </w:rPr>
-        <w:lastRenderedPageBreak/>
-        <w:t>17. Der Körper zahlt die Rechnung</w:t>
-      </w:r>
-    </w:p>
-    <w:p>
-      <w:pPr>
-        <w:rPr>
-          <w:rFonts w:hint="eastAsia"/>
-        </w:rPr>
-      </w:pPr>
-      <w:r>
-        <w:t>In Kapitel sieben ging es darum, dass der Körper es zuerst merkt. Hier geht es um das, was passiert, wenn niemand hinhört: Der Körper fängt an, lauter zu werden, bis er nicht mehr überhört werden kann.</w:t>
+        <w:t>17d. Trauer, die keinen Platz bekommen hat</w:t>
+      </w:r>
+    </w:p>
+    <w:p>
+      <w:pPr>
+        <w:rPr>
+          <w:rFonts w:hint="eastAsia"/>
+        </w:rPr>
+      </w:pPr>
+      <w:r>
+        <w:t>Manchmal ist das, was sich wie Selbstvergessen anfühlt, in Wirklichkeit eine Trauer, die nie richtig sein durfte. Ein Verlust, ein Abschied, eine Enttäuschung, die man schnell weggesteckt hat, weil andere gerade mehr Aufmerksamkeit brauchten.</w:t>
+      </w:r>
+    </w:p>
+    <w:p>
+      <w:pPr>
+        <w:rPr>
+          <w:rFonts w:hint="eastAsia"/>
+        </w:rPr>
+      </w:pPr>
+      <w:r>
+        <w:t>Trauer, die keinen Raum bekommt, verschwindet nicht.</w:t>
+      </w:r>
+    </w:p>
+    <w:p>
+      <w:pPr>
+        <w:rPr>
+          <w:rFonts w:hint="eastAsia"/>
+        </w:rPr>
+      </w:pPr>
+      <w:r>
+        <w:t>Sie legt sich als eine Art Grundmüdigkeit über alles andere.</w:t>
+      </w:r>
+    </w:p>
+    <w:p>
+      <w:pPr>
+        <w:rPr>
+          <w:rFonts w:hint="eastAsia"/>
+        </w:rPr>
+      </w:pPr>
+      <w:r>
+        <w:t>Meike hat vor vier Jahren ihren Vater verloren, mitten in einer Phase, in der ihre Kinder klein waren. Sie erinnert sich, wie sie zwei Tage nach der Beerdigung wieder Znüni für die Schule gemacht hat, weil es niemand sonst gemacht hätte. Die Trauer wurde nie nachgeholt. Sie ist einfach geblieben, als leiser Unterton unter allem, was seither passiert ist.</w:t>
+      </w:r>
+    </w:p>
+    <w:p>
+      <w:pPr>
+        <w:rPr>
+          <w:rFonts w:hint="eastAsia"/>
+        </w:rPr>
+      </w:pPr>
+      <w:r>
+        <w:rPr>
+          <w:b/>
+        </w:rPr>
+        <w:t>Übung: Was du nie fertig betrauert hast.</w:t>
+      </w:r>
+    </w:p>
+    <w:p>
+      <w:pPr>
+        <w:rPr>
+          <w:rFonts w:hint="eastAsia"/>
+        </w:rPr>
+      </w:pPr>
+      <w:r>
+        <w:t>Gibt es einen Verlust in deinem Leben, den du nie wirklich zu Ende betrauert hast, weil keine Zeit dafür war? Schreib auf, was du damals gebraucht hättest, und was stattdessen passiert ist. Das muss niemand lesen ausser dir.</w:t>
+      </w:r>
+    </w:p>
+    <w:p>
+      <w:pPr>
+        <w:rPr>
+          <w:rFonts w:hint="eastAsia"/>
+        </w:rPr>
+      </w:pPr>
+      <w:r>
+        <w:rPr>
+          <w:i/>
+        </w:rPr>
+        <w:t>Reflexionsfrage: Was hättest du gebraucht, um es damals fertig zu betrauern?</w:t>
+      </w:r>
+    </w:p>
+    <w:p>
+      <w:pPr>
+        <w:rPr>
+          <w:rFonts w:hint="eastAsia"/>
+        </w:rPr>
+      </w:pPr>
+      <w:r>
+        <w:t>Hans-Peter verlor seinen Vater in einem Jahr, in dem er beruflich stark eingespannt war, und bemerkte erst zwei Jahre später, wie viel von dieser Trauer er einfach übersprungen hatte, weil damals „keine Zeit dafür“ gewesen sei.</w:t>
       </w:r>
     </w:p>
     <w:p>
@@ -4594,7 +5135,159 @@
           <w:b w:val="0"/>
           <w:i w:val="0"/>
         </w:rPr>
-        <w:t>Bei Urs zeigte sich das als anhaltende Rückenverspannung, die trotz Physiotherapie nicht besser wurde, bis ein Therapeut vorsichtig fragte, ob er sich in seinem Alltag eigentlich jemals wirklich entspanne. Urs musste lange überlegen, bevor ihm eine ehrliche Antwort einfiel.</w:t>
+        <w:t>Was in dir wirklich passiert: Alte, jahrzehntelang eingeübte Muster sind im Nervensystem stärker verankert als neue Verhaltensweisen, besonders unter Stress greift der Kopf bevorzugt auf das Vertraute zurück. Ein Rückfall zeigt deshalb nicht, dass nichts gelernt wurde, sondern nur, dass das neue Verhalten noch mehr Wiederholung braucht.</w:t>
+      </w:r>
+    </w:p>
+    <w:p>
+      <w:pPr>
+        <w:jc w:val="center"/>
+        <w:rPr>
+          <w:rFonts w:hint="eastAsia"/>
+        </w:rPr>
+      </w:pPr>
+      <w:r>
+        <w:rPr>
+          <w:i/>
+        </w:rPr>
+        <w:t>TikTok · Manche Müdigkeit ist keine Erschöpfung. Es ist Trauer, die nie zu Ende gehen durfte.</w:t>
+      </w:r>
+    </w:p>
+    <w:p>
+      <w:pPr>
+        <w:pageBreakBefore/>
+        <w:rPr>
+          <w:rFonts w:hint="eastAsia"/>
+        </w:rPr>
+      </w:pPr>
+      <w:r>
+        <w:rPr>
+          <w:b/>
+          <w:sz w:val="34"/>
+        </w:rPr>
+        <w:t>17e. Der innere Kritiker, der nie zufrieden ist</w:t>
+      </w:r>
+    </w:p>
+    <w:p>
+      <w:pPr>
+        <w:rPr>
+          <w:rFonts w:hint="eastAsia"/>
+        </w:rPr>
+      </w:pPr>
+      <w:r>
+        <w:t>Wer nie gelernt hat, an sich zu denken, kennt oft eine innere Stimme, die genau das Gegenteil predigt: mehr, besser, schneller, ohne Pause. Diese Stimme klingt oft wie Ehrgeiz. Sie ist meistens etwas anderes: die verinnerlichte Version all der Blicke und Sätze, die einem als Kind beigebracht haben, dass man sich Zuwendung verdienen muss.</w:t>
+      </w:r>
+    </w:p>
+    <w:p>
+      <w:pPr>
+        <w:rPr>
+          <w:rFonts w:hint="eastAsia"/>
+        </w:rPr>
+      </w:pPr>
+      <w:r>
+        <w:t>Der innere Kritiker ist kein Feind, den man besiegen muss.</w:t>
+      </w:r>
+    </w:p>
+    <w:p>
+      <w:pPr>
+        <w:rPr>
+          <w:rFonts w:hint="eastAsia"/>
+        </w:rPr>
+      </w:pPr>
+      <w:r>
+        <w:t>Er ist eine alte Schutzstrategie, die einmal Sinn ergeben hat.</w:t>
+      </w:r>
+    </w:p>
+    <w:p>
+      <w:pPr>
+        <w:rPr>
+          <w:rFonts w:hint="eastAsia"/>
+        </w:rPr>
+      </w:pPr>
+      <w:r>
+        <w:t>Ein Kind, das sich selbst antreibt, bevor andere enttäuscht sein können, hat Kontrolle über etwas, das sonst unkontrollierbar war.</w:t>
+      </w:r>
+    </w:p>
+    <w:p>
+      <w:pPr>
+        <w:rPr>
+          <w:rFonts w:hint="eastAsia"/>
+        </w:rPr>
+      </w:pPr>
+      <w:r>
+        <w:t>Claudia bemerkt ihren inneren Kritiker am deutlichsten nach einem guten Tag, nicht nach einem schlechten. Sie hat ein Projekt erfolgreich abgeschlossen, ihre Kollegen loben sie, und die erste Reaktion in ihrem Kopf ist: Das hätte noch besser sein können. Nicht ein einziger Moment reinen Stolzes, bevor die nächste Erwartung schon steht.</w:t>
+      </w:r>
+    </w:p>
+    <w:p>
+      <w:pPr>
+        <w:rPr>
+          <w:rFonts w:hint="eastAsia"/>
+        </w:rPr>
+      </w:pPr>
+      <w:r>
+        <w:rPr>
+          <w:b/>
+        </w:rPr>
+        <w:t>Übung: Der Stimme einen Namen geben.</w:t>
+      </w:r>
+    </w:p>
+    <w:p>
+      <w:pPr>
+        <w:rPr>
+          <w:rFonts w:hint="eastAsia"/>
+        </w:rPr>
+      </w:pPr>
+      <w:r>
+        <w:t>Gib deinem inneren Kritiker einen Namen, der ihn von dir selbst unterscheidet, gerne auch einen mit leichtem Humor. Wenn die Stimme das nächste Mal spricht, sag innerlich: Da ist wieder [Name]. Das schafft einen kleinen Abstand, ohne die Stimme zu bekämpfen.</w:t>
+      </w:r>
+    </w:p>
+    <w:p>
+      <w:pPr>
+        <w:rPr>
+          <w:rFonts w:hint="eastAsia"/>
+        </w:rPr>
+      </w:pPr>
+      <w:r>
+        <w:rPr>
+          <w:i/>
+        </w:rPr>
+        <w:t>Reflexionsfrage: Wessen Stimme, wenn du ehrlich bist, klingt da eigentlich mit?</w:t>
+      </w:r>
+    </w:p>
+    <w:p>
+      <w:pPr>
+        <w:rPr>
+          <w:rFonts w:hint="eastAsia"/>
+        </w:rPr>
+      </w:pPr>
+      <w:r>
+        <w:rPr>
+          <w:b/>
+        </w:rPr>
+        <w:t>Kleine Übung für unterwegs.</w:t>
+      </w:r>
+    </w:p>
+    <w:p>
+      <w:pPr>
+        <w:rPr>
+          <w:rFonts w:hint="eastAsia"/>
+        </w:rPr>
+      </w:pPr>
+      <w:r>
+        <w:t>Nach einem guten Moment, bevor der Kritiker etwas dazu sagen kann, sag laut oder innerlich einen einzigen Satz: Das war gut. Punkt. Kein aber danach.</w:t>
+      </w:r>
+    </w:p>
+    <w:p>
+      <w:pPr>
+        <w:jc w:val="center"/>
+        <w:rPr>
+          <w:rFonts w:hint="eastAsia"/>
+        </w:rPr>
+      </w:pPr>
+      <w:r>
+        <w:rPr>
+          <w:i/>
+        </w:rPr>
+        <w:t>TikTok · Dein innerer Kritiker ist keine Wahrheit über dich. Er ist eine alte Stimme, die noch nicht weiss, dass sie nicht mehr gebraucht wird.</w:t>
       </w:r>
     </w:p>
     <w:p>
@@ -4608,51 +5301,12 @@
           <w:b w:val="0"/>
           <w:i w:val="0"/>
         </w:rPr>
-        <w:t>Was in dir wirklich passiert: Der Umgang mit Geld spiegelt oft sehr direkt den eigenen Selbstwert wider. Wer sich selbst wenig zugesteht, tut das häufig auch finanziell, unabhängig von den tatsächlichen Möglichkeiten.</w:t>
-      </w:r>
-    </w:p>
-    <w:p>
-      <w:pPr>
-        <w:rPr>
-          <w:rFonts w:hint="eastAsia"/>
-        </w:rPr>
-      </w:pPr>
-      <w:r>
-        <w:t>Viele mit diesem Muster berichten von derselben Erfahrung: Die einzige Erlaubnis, sich hinzulegen, kommt, wenn der Körper sie erzwingt. Eine Grippe, eine Migräne, ein Zusammenbruch. Solange man irgendwie noch funktioniert, gibt es keine Pause. Erst wenn der Körper das Funktionieren unmöglich macht, wird Ruhe erlaubt.</w:t>
-      </w:r>
-    </w:p>
-    <w:p>
-      <w:pPr>
-        <w:rPr>
-          <w:rFonts w:hint="eastAsia"/>
-        </w:rPr>
-      </w:pPr>
-      <w:r>
-        <w:t>Dein Körper ist deshalb nicht schwach.</w:t>
-      </w:r>
-    </w:p>
-    <w:p>
-      <w:pPr>
-        <w:rPr>
-          <w:rFonts w:hint="eastAsia"/>
-        </w:rPr>
-      </w:pPr>
-      <w:r>
-        <w:t>Es ist die einzige Sprache, die noch gehört wird, wenn alle anderen ignoriert wurden.</w:t>
-      </w:r>
-    </w:p>
-    <w:p>
-      <w:pPr>
-        <w:rPr>
-          <w:rFonts w:hint="eastAsia"/>
-        </w:rPr>
-      </w:pPr>
-      <w:r>
-        <w:t>Claudia erinnert sich an eine Nebenhöhlenentzündung vor zwei Jahren, die sie eine Woche ans Bett fesselte. Im Rückblick war das die einzige Woche in jenem Jahr, in der sie nichts geleistet hat, ohne sich schuldig zu fühlen, weil der Körper die Entscheidung für sie getroffen hatte. Das ist eine traurige Art, sich Ruhe zu erlauben.</w:t>
-      </w:r>
-    </w:p>
-    <w:p>
-      <w:pPr>
+        <w:t>Was in dir wirklich passiert: Ein innerer Kritiker meldet sich oft gerade nach einem guten Moment lauter, nicht nach einem schlechten, weil er früh gelernt hat, dass Zufriedenheit unvorsichtig macht und eine Enttäuschung weniger schmerzt, wenn man sie sich selbst zuerst zufügt. Er schützt damit vor etwas, das in der Kindheit real war und heute meistens nicht mehr zutrifft. Ihm zuzuhören, ohne ihm zu glauben, nimmt ihm genau die Macht, die er aus dieser Vermischung zieht.</w:t>
+      </w:r>
+    </w:p>
+    <w:p>
+      <w:pPr>
+        <w:pageBreakBefore/>
         <w:rPr>
           <w:rFonts w:hint="eastAsia"/>
         </w:rPr>
@@ -4660,18 +5314,102 @@
       <w:r>
         <w:rPr>
           <w:b/>
-        </w:rPr>
-        <w:t>Übung: Die Frühwarnzeichen kennen.</w:t>
-      </w:r>
-    </w:p>
-    <w:p>
-      <w:pPr>
-        <w:rPr>
-          <w:rFonts w:hint="eastAsia"/>
-        </w:rPr>
-      </w:pPr>
-      <w:r>
-        <w:t>Schreib drei körperliche Signale auf, die bei dir typischerweise auftreten, bevor du wirklich krank wirst oder zusammenbrichst. Nackenverspannung, Schlafstörung, Reizbarkeit, was auch immer es bei dir ist. Das sind deine Frühwarnzeichen. Sie verdienen dieselbe Ernsthaftigkeit wie eine Diagnose, auch wenn sie keine ist.</w:t>
+          <w:sz w:val="34"/>
+        </w:rPr>
+        <w:t>18. Der Rückfall</w:t>
+      </w:r>
+    </w:p>
+    <w:p>
+      <w:pPr>
+        <w:rPr>
+          <w:rFonts w:hint="eastAsia"/>
+        </w:rPr>
+      </w:pPr>
+      <w:r>
+        <w:t>Es wird einen Tag geben, an dem du wieder zuerst fragst, was alle anderen brauchen, und deins ganz vergisst. Wahrscheinlich mehrere Tage. Vielleicht sogar Wochen.</w:t>
+      </w:r>
+    </w:p>
+    <w:p>
+      <w:pPr>
+        <w:rPr>
+          <w:rFonts w:hint="eastAsia"/>
+        </w:rPr>
+      </w:pPr>
+      <w:r>
+        <w:t>Gescheitert bist du deshalb nicht.</w:t>
+      </w:r>
+    </w:p>
+    <w:p>
+      <w:pPr>
+        <w:rPr>
+          <w:rFonts w:hint="eastAsia"/>
+        </w:rPr>
+      </w:pPr>
+      <w:r>
+        <w:t>Muster, die über Jahrzehnte gewachsen sind, verschwinden nicht in ein paar Wochen.</w:t>
+      </w:r>
+    </w:p>
+    <w:p>
+      <w:pPr>
+        <w:rPr>
+          <w:rFonts w:hint="eastAsia"/>
+        </w:rPr>
+      </w:pPr>
+      <w:r>
+        <w:t>Claudia fällt drei Monate nach ihrer Sache im Auto in eine alte Woche zurück: sie sagt zu allem Ja, plant den Geburtstag ihrer Schwiegermutter komplett allein, merkt am Sonntagabend, dass sie seit Tagen nicht einmal die drei Fragen gestellt hat. Sie ist wütend auf sich. Dann erinnert sie sich an einen Satz aus diesem Buch und schreibt ihn sich auf einen Zettel für den Kühlschrank.</w:t>
+      </w:r>
+    </w:p>
+    <w:p>
+      <w:pPr>
+        <w:rPr>
+          <w:rFonts w:hint="eastAsia"/>
+        </w:rPr>
+      </w:pPr>
+      <w:r>
+        <w:t>Ich habe zwei Dinge behalten, auch in dieser Woche.</w:t>
+      </w:r>
+    </w:p>
+    <w:p>
+      <w:pPr>
+        <w:rPr>
+          <w:rFonts w:hint="eastAsia"/>
+        </w:rPr>
+      </w:pPr>
+      <w:r>
+        <w:t>Das ist der Massstab, nicht Perfektion. Bei Claudia: Sie hat den Sonntagabend trotzdem einmal für sich genommen, zehn Minuten. Und sie hat es gemerkt, statt es zu übergehen wie früher.</w:t>
+      </w:r>
+    </w:p>
+    <w:p>
+      <w:pPr>
+        <w:rPr>
+          <w:rFonts w:hint="eastAsia"/>
+        </w:rPr>
+      </w:pPr>
+      <w:r>
+        <w:t>Ein Rückfall fühlt sich meistens schlimmer an, als er ist, weil man ihn mit dem Massstab der guten Wochen misst. Der richtige Massstab ist nicht die beste Woche, die du hattest. Der richtige Massstab ist die Woche, bevor du dieses Buch aufgeschlagen hast.</w:t>
+      </w:r>
+    </w:p>
+    <w:p>
+      <w:pPr>
+        <w:rPr>
+          <w:rFonts w:hint="eastAsia"/>
+        </w:rPr>
+      </w:pPr>
+      <w:r>
+        <w:rPr>
+          <w:b/>
+        </w:rPr>
+        <w:t>Übung: Der Rückfall-Zettel.</w:t>
+      </w:r>
+    </w:p>
+    <w:p>
+      <w:pPr>
+        <w:rPr>
+          <w:rFonts w:hint="eastAsia"/>
+        </w:rPr>
+      </w:pPr>
+      <w:r>
+        <w:t>Schreib dir jetzt schon, bevor der Rückfall kommt, einen Zettel für den Kühlschrank oder das Portemonnaie: Ein Rückfall ist kein Ende. Ich fange bei der nächsten Gelegenheit einfach wieder an, egal wie lange die Pause war.</w:t>
       </w:r>
     </w:p>
     <w:p>
@@ -4684,30 +5422,21 @@
         <w:rPr>
           <w:i/>
         </w:rPr>
-        <w:t>Reflexionsfrage: Welches Zeichen hast du bisher am konsequentesten ignoriert?</w:t>
-      </w:r>
-    </w:p>
-    <w:p>
-      <w:pPr>
-        <w:rPr>
-          <w:rFonts w:hint="eastAsia"/>
-        </w:rPr>
-      </w:pPr>
-      <w:r>
-        <w:rPr>
-          <w:b/>
-        </w:rPr>
-        <w:t>Kleine Übung für unterwegs.</w:t>
-      </w:r>
-    </w:p>
-    <w:p>
-      <w:pPr>
-        <w:rPr>
-          <w:rFonts w:hint="eastAsia"/>
-        </w:rPr>
-      </w:pPr>
-      <w:r>
-        <w:t>Wenn eines deiner Frühwarnzeichen auftaucht, nimm dir bewusst eine kleine Pause, nicht erst, wenn du krank bist. Zehn Minuten reichen als Anfang.</w:t>
+        <w:t>Reflexionsfrage: Was auf deinem Zettel überrascht dich selbst am meisten?</w:t>
+      </w:r>
+    </w:p>
+    <w:p>
+      <w:pPr>
+        <w:jc w:val="center"/>
+        <w:rPr>
+          <w:rFonts w:hint="eastAsia"/>
+        </w:rPr>
+      </w:pPr>
+      <w:r>
+        <w:rPr>
+          <w:i/>
+        </w:rPr>
+        <w:t>TikTok · Ein Rückfall ist kein Beweis, dass es nicht funktioniert. Er ist der Beweis, dass du es überhaupt gemerkt hast.</w:t>
       </w:r>
     </w:p>
     <w:p>
@@ -4721,21 +5450,7 @@
           <w:b w:val="0"/>
           <w:i w:val="0"/>
         </w:rPr>
-        <w:t>Was in dir wirklich passiert: Für Menschen, die es gewohnt sind, sich über andere zu definieren, kann Alleinsein sich zunächst wie eine Leere anfühlen, nicht wie Erholung. Diese Reaktion verschwindet meist erst, wenn man beginnt, auch mit sich selbst eine tragfähige Beziehung aufzubauen.</w:t>
-      </w:r>
-    </w:p>
-    <w:p>
-      <w:pPr>
-        <w:jc w:val="center"/>
-        <w:rPr>
-          <w:rFonts w:hint="eastAsia"/>
-        </w:rPr>
-      </w:pPr>
-      <w:r>
-        <w:rPr>
-          <w:i/>
-        </w:rPr>
-        <w:t>TikTok · Dein Körper erlaubt dir keine Pause. Er zwingt sie dir auf, wenn du sie dir selbst nicht erlaubst.</w:t>
+        <w:t>Was in dir wirklich passiert: Ein Rückfall wird fast immer am besten Tag gemessen, den du in der Zwischenzeit hattest, nicht am Zustand, aus dem du gestartet bist. Dieser Vergleichsmassstab macht jeden Rückschritt automatisch grösser, als er wirklich ist. Gemessen an deinem Ausgangspunkt ist ein Rückfall selten ein Rückschritt auf null, sondern ein kurzer Umweg auf einem Weg, der trotzdem weitergeht.</w:t>
       </w:r>
     </w:p>
     <w:p>
@@ -4750,58 +5465,294 @@
           <w:b/>
           <w:sz w:val="34"/>
         </w:rPr>
+        <w:t>19. Ein Schritt pro Woche</w:t>
+      </w:r>
+    </w:p>
+    <w:p>
+      <w:pPr>
+        <w:rPr>
+          <w:rFonts w:hint="eastAsia"/>
+        </w:rPr>
+      </w:pPr>
+      <w:r>
+        <w:t>Kein Plan, der alles auf einmal verlangt. Ein Schritt, jede Woche, klein genug, dass du nicht scheitern kannst. Wenn eine Woche nicht klappt, überspringe sie nicht. Wiederhole sie einfach.</w:t>
+      </w:r>
+    </w:p>
+    <w:p>
+      <w:pPr>
+        <w:rPr>
+          <w:rFonts w:hint="eastAsia"/>
+        </w:rPr>
+      </w:pPr>
+      <w:r>
+        <w:rPr>
+          <w:b/>
+        </w:rPr>
+        <w:t>Woche 1</w:t>
+      </w:r>
+    </w:p>
+    <w:p>
+      <w:pPr>
+        <w:rPr>
+          <w:rFonts w:hint="eastAsia"/>
+        </w:rPr>
+      </w:pPr>
+      <w:r>
+        <w:t>Dreimal täglich den Innen-Check stellen, ohne etwas zu ändern.</w:t>
+      </w:r>
+    </w:p>
+    <w:p>
+      <w:pPr>
+        <w:rPr>
+          <w:rFonts w:hint="eastAsia"/>
+        </w:rPr>
+      </w:pPr>
+      <w:r>
+        <w:rPr>
+          <w:b/>
+        </w:rPr>
+        <w:t>Woche 2</w:t>
+      </w:r>
+    </w:p>
+    <w:p>
+      <w:pPr>
+        <w:rPr>
+          <w:rFonts w:hint="eastAsia"/>
+        </w:rPr>
+      </w:pPr>
+      <w:r>
+        <w:t>Einen Satz aus deiner Kindheit aufschreiben, der dir das Selbstvergessen beigebracht hat.</w:t>
+      </w:r>
+    </w:p>
+    <w:p>
+      <w:pPr>
+        <w:rPr>
+          <w:rFonts w:hint="eastAsia"/>
+        </w:rPr>
+      </w:pPr>
+      <w:r>
+        <w:rPr>
+          <w:b/>
+        </w:rPr>
+        <w:t>Woche 3</w:t>
+      </w:r>
+    </w:p>
+    <w:p>
+      <w:pPr>
+        <w:rPr>
+          <w:rFonts w:hint="eastAsia"/>
+        </w:rPr>
+      </w:pPr>
+      <w:r>
+        <w:t>Einmal bei einer kleinen Entscheidung laut sagen: Ich möchte das.</w:t>
+      </w:r>
+    </w:p>
+    <w:p>
+      <w:pPr>
+        <w:rPr>
+          <w:rFonts w:hint="eastAsia"/>
+        </w:rPr>
+      </w:pPr>
+      <w:r>
+        <w:rPr>
+          <w:b/>
+        </w:rPr>
+        <w:t>Woche 4</w:t>
+      </w:r>
+    </w:p>
+    <w:p>
+      <w:pPr>
+        <w:rPr>
+          <w:rFonts w:hint="eastAsia"/>
+        </w:rPr>
+      </w:pPr>
+      <w:r>
+        <w:t>Die Liste eine Woche lang mitschreiben, ohne sie zu ändern.</w:t>
+      </w:r>
+    </w:p>
+    <w:p>
+      <w:pPr>
+        <w:rPr>
+          <w:rFonts w:hint="eastAsia"/>
+        </w:rPr>
+      </w:pPr>
+      <w:r>
+        <w:rPr>
+          <w:b/>
+        </w:rPr>
+        <w:t>Woche 5</w:t>
+      </w:r>
+    </w:p>
+    <w:p>
+      <w:pPr>
+        <w:rPr>
+          <w:rFonts w:hint="eastAsia"/>
+        </w:rPr>
+      </w:pPr>
+      <w:r>
+        <w:t>Fünf Minuten ohne Nutzen, jeden Tag.</w:t>
+      </w:r>
+    </w:p>
+    <w:p>
+      <w:pPr>
+        <w:rPr>
+          <w:rFonts w:hint="eastAsia"/>
+        </w:rPr>
+      </w:pPr>
+      <w:r>
+        <w:rPr>
+          <w:b/>
+        </w:rPr>
+        <w:t>Woche 6</w:t>
+      </w:r>
+    </w:p>
+    <w:p>
+      <w:pPr>
+        <w:rPr>
+          <w:rFonts w:hint="eastAsia"/>
+        </w:rPr>
+      </w:pPr>
+      <w:r>
+        <w:t>Einen Termin für dich nicht absagen, obwohl der Impuls da war.</w:t>
+      </w:r>
+    </w:p>
+    <w:p>
+      <w:pPr>
+        <w:rPr>
+          <w:rFonts w:hint="eastAsia"/>
+        </w:rPr>
+      </w:pPr>
+      <w:r>
+        <w:rPr>
+          <w:b/>
+        </w:rPr>
+        <w:t>Woche 7</w:t>
+      </w:r>
+    </w:p>
+    <w:p>
+      <w:pPr>
+        <w:rPr>
+          <w:rFonts w:hint="eastAsia"/>
+        </w:rPr>
+      </w:pPr>
+      <w:r>
+        <w:t>Einmal Widerstand aushalten, ohne sofort nachzugeben.</w:t>
+      </w:r>
+    </w:p>
+    <w:p>
+      <w:pPr>
+        <w:rPr>
+          <w:rFonts w:hint="eastAsia"/>
+        </w:rPr>
+      </w:pPr>
+      <w:r>
+        <w:rPr>
+          <w:b/>
+        </w:rPr>
+        <w:t>Woche 8</w:t>
+      </w:r>
+    </w:p>
+    <w:p>
+      <w:pPr>
+        <w:rPr>
+          <w:rFonts w:hint="eastAsia"/>
+        </w:rPr>
+      </w:pPr>
+      <w:r>
+        <w:t>Den Körper-Scan einführen, dreissig Sekunden am Abend.</w:t>
+      </w:r>
+    </w:p>
+    <w:p>
+      <w:pPr>
+        <w:rPr>
+          <w:rFonts w:hint="eastAsia"/>
+        </w:rPr>
+      </w:pPr>
+      <w:r>
+        <w:rPr>
+          <w:b/>
+        </w:rPr>
+        <w:t>Woche 9</w:t>
+      </w:r>
+    </w:p>
+    <w:p>
+      <w:pPr>
+        <w:rPr>
+          <w:rFonts w:hint="eastAsia"/>
+        </w:rPr>
+      </w:pPr>
+      <w:r>
+        <w:t>Einen Nachmittag ohne Nützlichkeit ausprobieren.</w:t>
+      </w:r>
+    </w:p>
+    <w:p>
+      <w:pPr>
+        <w:rPr>
+          <w:rFonts w:hint="eastAsia"/>
+        </w:rPr>
+      </w:pPr>
+      <w:r>
+        <w:rPr>
+          <w:b/>
+        </w:rPr>
+        <w:t>Woche 10</w:t>
+      </w:r>
+    </w:p>
+    <w:p>
+      <w:pPr>
+        <w:rPr>
+          <w:rFonts w:hint="eastAsia"/>
+        </w:rPr>
+      </w:pPr>
+      <w:r>
+        <w:t>Die drei Fragen zum ersten Mal stellen, schriftlich.</w:t>
+      </w:r>
+    </w:p>
+    <w:p>
+      <w:pPr>
+        <w:rPr>
+          <w:rFonts w:hint="eastAsia"/>
+        </w:rPr>
+      </w:pPr>
+      <w:r>
+        <w:rPr>
+          <w:b/>
+        </w:rPr>
+        <w:t>Woche 11</w:t>
+      </w:r>
+    </w:p>
+    <w:p>
+      <w:pPr>
+        <w:rPr>
+          <w:rFonts w:hint="eastAsia"/>
+        </w:rPr>
+      </w:pPr>
+      <w:r>
+        <w:t>Eine Person um etwas bitten, das du sonst nie erbeten hättest.</w:t>
+      </w:r>
+    </w:p>
+    <w:p>
+      <w:pPr>
+        <w:rPr>
+          <w:rFonts w:hint="eastAsia"/>
+        </w:rPr>
+      </w:pPr>
+      <w:r>
+        <w:rPr>
+          <w:b/>
+        </w:rPr>
         <w:lastRenderedPageBreak/>
-        <w:t>18. Geld, das du dir nicht erlaubst auszugeben</w:t>
-      </w:r>
-    </w:p>
-    <w:p>
-      <w:pPr>
-        <w:rPr>
-          <w:rFonts w:hint="eastAsia"/>
-        </w:rPr>
-      </w:pPr>
-      <w:r>
-        <w:t>Neben dem Gehalt, das man nicht einfordert, gibt es eine leisere Variante desselben Musters: Geld, das man hat, sich aber nicht erlaubt auszugeben, für sich selbst. Ein neues Kleidungsstück, eine Massage, ein Buch, das nichts mit Selbstoptimierung zu tun hat, nur mit Freude.</w:t>
-      </w:r>
-    </w:p>
-    <w:p>
-      <w:pPr>
-        <w:rPr>
-          <w:rFonts w:hint="eastAsia"/>
-        </w:rPr>
-      </w:pPr>
-      <w:r>
-        <w:t>Das Geld für die Familie ist nie ein Problem.</w:t>
-      </w:r>
-    </w:p>
-    <w:p>
-      <w:pPr>
-        <w:rPr>
-          <w:rFonts w:hint="eastAsia"/>
-        </w:rPr>
-      </w:pPr>
-      <w:r>
-        <w:t>Das Geld für die eigene Freude fühlt sich an wie eine Grenzüberschreitung.</w:t>
-      </w:r>
-    </w:p>
-    <w:p>
-      <w:pPr>
-        <w:rPr>
-          <w:rFonts w:hint="eastAsia"/>
-        </w:rPr>
-      </w:pPr>
-      <w:r>
-        <w:t>Meike hat auf ihrem Konto genug Geld für die Handtasche, die sie seit einem Jahr ansieht, jedes Mal, wenn sie am Schaufenster vorbeigeht. Sie kauft sie nicht. Nicht weil sie es sich nicht leisten kann. Weil eine innere Stimme sagt, das sei unnötig, während sie ihrer Nichte am selben Nachmittag ein teures Geschenk kauft, ohne zu zögern.</w:t>
-      </w:r>
-    </w:p>
-    <w:p>
-      <w:pPr>
-        <w:rPr>
-          <w:rFonts w:hint="eastAsia"/>
-        </w:rPr>
-      </w:pPr>
-      <w:r>
-        <w:t>Diese Doppelmoral gegenüber sich selbst ist dasselbe Muster wie in allen vorherigen Kapiteln, nur in Franken gemessen. Für andere ist Grosszügigkeit selbstverständlich. Für sich selbst braucht es eine Rechtfertigung, die nie ganz ausreicht.</w:t>
+        <w:t>Woche 12</w:t>
+      </w:r>
+    </w:p>
+    <w:p>
+      <w:pPr>
+        <w:rPr>
+          <w:rFonts w:hint="eastAsia"/>
+        </w:rPr>
+      </w:pPr>
+      <w:r>
+        <w:t>Einen eigenen Wunsch am Familientisch aussprechen.</w:t>
       </w:r>
     </w:p>
     <w:p>
@@ -4814,21 +5765,183 @@
         <w:rPr>
           <w:b/>
         </w:rPr>
-        <w:t>Übung: Ein Einkauf nur für dich.</w:t>
-      </w:r>
-    </w:p>
-    <w:p>
-      <w:pPr>
-        <w:rPr>
-          <w:rFonts w:hint="eastAsia"/>
-        </w:rPr>
-      </w:pPr>
-      <w:r>
-        <w:t>Kauf dir in dieser Woche etwas Kleines, das ausschliesslich dir Freude macht, ohne praktischen Nutzen für irgendjemand sonst. Beobachte das Gefühl davor, dabei und danach, ohne es zu bewerten.</w:t>
-      </w:r>
-    </w:p>
-    <w:p>
-      <w:pPr>
+        <w:t>Woche 13</w:t>
+      </w:r>
+    </w:p>
+    <w:p>
+      <w:pPr>
+        <w:rPr>
+          <w:rFonts w:hint="eastAsia"/>
+        </w:rPr>
+      </w:pPr>
+      <w:r>
+        <w:t>Die Initiativen-Zählung bei drei Freundschaften machen.</w:t>
+      </w:r>
+    </w:p>
+    <w:p>
+      <w:pPr>
+        <w:rPr>
+          <w:rFonts w:hint="eastAsia"/>
+        </w:rPr>
+      </w:pPr>
+      <w:r>
+        <w:rPr>
+          <w:b/>
+        </w:rPr>
+        <w:t>Woche 14</w:t>
+      </w:r>
+    </w:p>
+    <w:p>
+      <w:pPr>
+        <w:rPr>
+          <w:rFonts w:hint="eastAsia"/>
+        </w:rPr>
+      </w:pPr>
+      <w:r>
+        <w:t>Einmal der eigenen Gereiztheit nachspüren: wofür ist sie eigentlich zu gross.</w:t>
+      </w:r>
+    </w:p>
+    <w:p>
+      <w:pPr>
+        <w:rPr>
+          <w:rFonts w:hint="eastAsia"/>
+        </w:rPr>
+      </w:pPr>
+      <w:r>
+        <w:rPr>
+          <w:b/>
+        </w:rPr>
+        <w:t>Woche 15</w:t>
+      </w:r>
+    </w:p>
+    <w:p>
+      <w:pPr>
+        <w:rPr>
+          <w:rFonts w:hint="eastAsia"/>
+        </w:rPr>
+      </w:pPr>
+      <w:r>
+        <w:t>Die Leistungsliste schreiben und laut lesen.</w:t>
+      </w:r>
+    </w:p>
+    <w:p>
+      <w:pPr>
+        <w:rPr>
+          <w:rFonts w:hint="eastAsia"/>
+        </w:rPr>
+      </w:pPr>
+      <w:r>
+        <w:rPr>
+          <w:b/>
+        </w:rPr>
+        <w:t>Woche 16</w:t>
+      </w:r>
+    </w:p>
+    <w:p>
+      <w:pPr>
+        <w:rPr>
+          <w:rFonts w:hint="eastAsia"/>
+        </w:rPr>
+      </w:pPr>
+      <w:r>
+        <w:t>Beobachten, was du weitergibst, ohne es zu sagen.</w:t>
+      </w:r>
+    </w:p>
+    <w:p>
+      <w:pPr>
+        <w:rPr>
+          <w:rFonts w:hint="eastAsia"/>
+        </w:rPr>
+      </w:pPr>
+      <w:r>
+        <w:rPr>
+          <w:b/>
+        </w:rPr>
+        <w:t>Woche 17</w:t>
+      </w:r>
+    </w:p>
+    <w:p>
+      <w:pPr>
+        <w:rPr>
+          <w:rFonts w:hint="eastAsia"/>
+        </w:rPr>
+      </w:pPr>
+      <w:r>
+        <w:t>Ein Fenster ohne Telefon einführen, täglich.</w:t>
+      </w:r>
+    </w:p>
+    <w:p>
+      <w:pPr>
+        <w:rPr>
+          <w:rFonts w:hint="eastAsia"/>
+        </w:rPr>
+      </w:pPr>
+      <w:r>
+        <w:rPr>
+          <w:b/>
+        </w:rPr>
+        <w:t>Woche 18</w:t>
+      </w:r>
+    </w:p>
+    <w:p>
+      <w:pPr>
+        <w:rPr>
+          <w:rFonts w:hint="eastAsia"/>
+        </w:rPr>
+      </w:pPr>
+      <w:r>
+        <w:t>Deine drei Frühwarnzeichen aufschreiben und ernst nehmen.</w:t>
+      </w:r>
+    </w:p>
+    <w:p>
+      <w:pPr>
+        <w:rPr>
+          <w:rFonts w:hint="eastAsia"/>
+        </w:rPr>
+      </w:pPr>
+      <w:r>
+        <w:rPr>
+          <w:b/>
+        </w:rPr>
+        <w:t>Woche 19</w:t>
+      </w:r>
+    </w:p>
+    <w:p>
+      <w:pPr>
+        <w:rPr>
+          <w:rFonts w:hint="eastAsia"/>
+        </w:rPr>
+      </w:pPr>
+      <w:r>
+        <w:t>Einen Einkauf nur für dich machen, ohne Rechtfertigung.</w:t>
+      </w:r>
+    </w:p>
+    <w:p>
+      <w:pPr>
+        <w:rPr>
+          <w:rFonts w:hint="eastAsia"/>
+        </w:rPr>
+      </w:pPr>
+      <w:r>
+        <w:rPr>
+          <w:b/>
+        </w:rPr>
+        <w:t>Woche 20</w:t>
+      </w:r>
+    </w:p>
+    <w:p>
+      <w:pPr>
+        <w:rPr>
+          <w:rFonts w:hint="eastAsia"/>
+        </w:rPr>
+      </w:pPr>
+      <w:r>
+        <w:t>Zurückschauen: welche zwei Dinge hast du behalten.</w:t>
+      </w:r>
+    </w:p>
+    <w:p>
+      <w:pPr>
+        <w:jc w:val="center"/>
         <w:rPr>
           <w:rFonts w:hint="eastAsia"/>
         </w:rPr>
@@ -4837,31 +5950,22 @@
         <w:rPr>
           <w:i/>
         </w:rPr>
-        <w:t>Reflexionsfrage: Was hat sich in dir gemeldet, während du bezahlt hast?</w:t>
-      </w:r>
-    </w:p>
-    <w:p>
-      <w:pPr>
-        <w:jc w:val="center"/>
-        <w:rPr>
-          <w:rFonts w:hint="eastAsia"/>
-        </w:rPr>
-      </w:pPr>
-      <w:r>
-        <w:rPr>
-          <w:i/>
-        </w:rPr>
-        <w:t>TikTok · Für andere bist du grosszügig, ohne nachzudenken. Für dich selbst brauchst du eine Genehmigung.</w:t>
-      </w:r>
-    </w:p>
-    <w:p>
-      <w:pPr>
-        <w:rPr>
-          <w:rFonts w:hint="eastAsia"/>
-        </w:rPr>
-      </w:pPr>
-      <w:r>
-        <w:t>Werner besass genug Ersparnisse für eine Reise, die er sich seit Jahren wünschte, buchte sie aber immer wieder nicht, aus einem unbestimmten Gefühl, das nicht verdient zu haben. Erst ein Gespräch mit seiner Schwester brachte ihn dazu, den Betrag tatsächlich zu überweisen.</w:t>
+        <w:t>TikTok · Ein Schritt pro Woche reicht. Du musst niemanden beeindrucken, auch nicht dich selbst.</w:t>
+      </w:r>
+    </w:p>
+    <w:p>
+      <w:pPr>
+        <w:pageBreakBefore/>
+        <w:rPr>
+          <w:rFonts w:hint="eastAsia"/>
+        </w:rPr>
+      </w:pPr>
+      <w:r>
+        <w:rPr>
+          <w:b/>
+          <w:sz w:val="34"/>
+        </w:rPr>
+        <w:t>20. Pflicht ist nicht dasselbe wie Liebe</w:t>
       </w:r>
     </w:p>
     <w:p>
@@ -4875,7 +5979,100 @@
           <w:b w:val="0"/>
           <w:i w:val="0"/>
         </w:rPr>
-        <w:t>Was in dir wirklich passiert: Pflege verlangt reale, oft grosse Aufopferung, aber sie rechtfertigt nicht automatisch das völlige Verschwinden der eigenen Bedürfnisse. Wer sich in der Pflege komplett selbst zurückstellt, wird auf Dauer weniger tragfähig, nicht mehr.</w:t>
+        <w:t>Es gibt einen Unterschied zwischen etwas aus Liebe tun und etwas tun, weil es sich anfühlt, als hätte man keine Wahl. Von aussen sehen beide Handlungen manchmal gleich aus. Von innen fühlen sie sich völlig verschieden an.</w:t>
+      </w:r>
+    </w:p>
+    <w:p>
+      <w:pPr>
+        <w:rPr>
+          <w:rFonts w:hint="eastAsia"/>
+        </w:rPr>
+      </w:pPr>
+      <w:r>
+        <w:rPr>
+          <w:b w:val="0"/>
+          <w:i w:val="0"/>
+        </w:rPr>
+        <w:t>Wer aus Pflicht handelt, spürt oft eine leise Erschöpfung, noch bevor die Handlung beginnt, und ein Gefühl von Erleichterung erst, wenn sie vorbei ist. Wer aus Liebe handelt, kann müde sein und trotzdem einen Rest von Freude dabei spüren.</w:t>
+      </w:r>
+    </w:p>
+    <w:p>
+      <w:pPr>
+        <w:rPr>
+          <w:rFonts w:hint="eastAsia"/>
+        </w:rPr>
+      </w:pPr>
+      <w:r>
+        <w:rPr>
+          <w:b w:val="0"/>
+          <w:i w:val="0"/>
+        </w:rPr>
+        <w:t>Der Test, den viele meiner Klientinnen und Klienten hilfreich finden, ist eine einfache Frage vor jeder Handlung: Würde ich das auch tun, wenn niemand es je erfahren oder bewerten würde? Bei Pflicht lautet die ehrliche Antwort oft Nein.</w:t>
+      </w:r>
+    </w:p>
+    <w:p>
+      <w:pPr>
+        <w:rPr>
+          <w:rFonts w:hint="eastAsia"/>
+        </w:rPr>
+      </w:pPr>
+      <w:r>
+        <w:t>Yvonne testete die Frage aus dem Kapitel an einem gewöhnlichen Mittwoch und stellte überrascht fest, dass sie bei drei von fünf Dingen, die sie an diesem Tag tat, ehrlich mit Nein antworten musste.</w:t>
+      </w:r>
+    </w:p>
+    <w:p>
+      <w:pPr>
+        <w:rPr>
+          <w:rFonts w:hint="eastAsia"/>
+        </w:rPr>
+      </w:pPr>
+      <w:r>
+        <w:rPr>
+          <w:b w:val="0"/>
+          <w:i w:val="0"/>
+        </w:rPr>
+        <w:t>Was in dir wirklich passiert: Pflichtgefühl und Liebe aktivieren im Gehirn unterschiedliche Bewertungssysteme. Pflicht ist eng mit der Angst vor Konsequenzen verknüpft, Liebe mit einem Belohnungsgefühl. Wenn beide Systeme über Jahre kaum unterschieden wurden, braucht es bewusste Übung, um sie wieder auseinanderzuhalten.</w:t>
+      </w:r>
+    </w:p>
+    <w:p>
+      <w:pPr>
+        <w:rPr>
+          <w:rFonts w:hint="eastAsia"/>
+        </w:rPr>
+      </w:pPr>
+      <w:r>
+        <w:rPr>
+          <w:b w:val="0"/>
+          <w:i w:val="0"/>
+        </w:rPr>
+        <w:t>Übung: Die Pflicht-Liste.</w:t>
+      </w:r>
+    </w:p>
+    <w:p>
+      <w:pPr>
+        <w:rPr>
+          <w:rFonts w:hint="eastAsia"/>
+        </w:rPr>
+      </w:pPr>
+      <w:r>
+        <w:rPr>
+          <w:b w:val="0"/>
+          <w:i w:val="0"/>
+        </w:rPr>
+        <w:t>Schreib fünf Dinge auf, die du diese Woche für andere getan hast. Markiere bei jedem: Pflicht oder Liebe. Es gibt keine falsche Antwort, nur eine ehrlichere.</w:t>
+      </w:r>
+    </w:p>
+    <w:p>
+      <w:pPr>
+        <w:rPr>
+          <w:rFonts w:hint="eastAsia"/>
+        </w:rPr>
+      </w:pPr>
+      <w:r>
+        <w:rPr>
+          <w:i/>
+        </w:rPr>
+        <w:t>Reflexionsfrage: Bei welchem Punkt warst du dir am unsichersten?</w:t>
       </w:r>
     </w:p>
     <w:p>
@@ -4890,94 +6087,7 @@
           <w:b/>
           <w:sz w:val="34"/>
         </w:rPr>
-        <w:lastRenderedPageBreak/>
-        <w:t>18b. Alleinsein aushalten können</w:t>
-      </w:r>
-    </w:p>
-    <w:p>
-      <w:pPr>
-        <w:rPr>
-          <w:rFonts w:hint="eastAsia"/>
-        </w:rPr>
-      </w:pPr>
-      <w:r>
-        <w:t>Ein Nebeneffekt des Selbstvergessens, über den selten gesprochen wird: Wer sich ständig um andere kümmert, verlernt, mit sich selbst allein zu sein, ohne Unruhe. Ein stiller Nachmittag ohne Termine fühlt sich nicht nach Erholung an, sondern nach einem Loch, das gefüllt werden muss.</w:t>
-      </w:r>
-    </w:p>
-    <w:p>
-      <w:pPr>
-        <w:rPr>
-          <w:rFonts w:hint="eastAsia"/>
-        </w:rPr>
-      </w:pPr>
-      <w:r>
-        <w:t>Das liegt nicht daran, dass du gerne beschäftigt bist.</w:t>
-      </w:r>
-    </w:p>
-    <w:p>
-      <w:pPr>
-        <w:rPr>
-          <w:rFonts w:hint="eastAsia"/>
-        </w:rPr>
-      </w:pPr>
-      <w:r>
-        <w:t>Es liegt daran, dass Alleinsein bedeutet: niemand braucht mich gerade.</w:t>
-      </w:r>
-    </w:p>
-    <w:p>
-      <w:pPr>
-        <w:rPr>
-          <w:rFonts w:hint="eastAsia"/>
-        </w:rPr>
-      </w:pPr>
-      <w:r>
-        <w:t>Und genau das war lange gleichbedeutend mit: ich bin gerade nichts wert.</w:t>
-      </w:r>
-    </w:p>
-    <w:p>
-      <w:pPr>
-        <w:rPr>
-          <w:rFonts w:hint="eastAsia"/>
-        </w:rPr>
-      </w:pPr>
-      <w:r>
-        <w:t>Meike hat sich einen freien Samstag genommen, ohne Plan. Nach zwei Stunden merkt sie, dass sie unruhig durch die Wohnung läuft, irgendetwas sucht, das erledigt werden könnte. Es dauert eine Weile, bis sie merkt: Sie hat nicht zu wenig zu tun. Sie hat nicht gelernt, mit sich selbst im Raum zu sein, ohne Aufgabe.</w:t>
-      </w:r>
-    </w:p>
-    <w:p>
-      <w:pPr>
-        <w:rPr>
-          <w:rFonts w:hint="eastAsia"/>
-        </w:rPr>
-      </w:pPr>
-      <w:r>
-        <w:rPr>
-          <w:b/>
-        </w:rPr>
-        <w:t>Übung: Zwanzig Minuten ohne Ziel.</w:t>
-      </w:r>
-    </w:p>
-    <w:p>
-      <w:pPr>
-        <w:rPr>
-          <w:rFonts w:hint="eastAsia"/>
-        </w:rPr>
-      </w:pPr>
-      <w:r>
-        <w:t>Für Christine war ein stiller Sonntagnachmittag lange gleichbedeutend mit dem Gefühl, vergessen worden zu sein. Erst mit der Zeit lernte sie, denselben Nachmittag als Ruhe statt als Ablehnung zu lesen.</w:t>
-      </w:r>
-    </w:p>
-    <w:p>
-      <w:pPr>
-        <w:rPr>
-          <w:rFonts w:hint="eastAsia"/>
-        </w:rPr>
-      </w:pPr>
-      <w:r>
-        <w:rPr>
-          <w:i/>
-        </w:rPr>
-        <w:t>Reflexionsfrage: Was ist schwerer auszuhalten: die Stille oder das schlechte Gewissen dabei?</w:t>
+        <w:t>21. „Ich schaffe das schon“ als Warnsignal</w:t>
       </w:r>
     </w:p>
     <w:p>
@@ -4991,31 +6101,59 @@
           <w:b w:val="0"/>
           <w:i w:val="0"/>
         </w:rPr>
-        <w:t>Was in dir wirklich passiert: Trauer, die aus Rücksicht auf andere zurückgehalten oder weggefunktioniert wird, verschwindet nicht, sie wartet. Ihr nachträglich Raum zu geben ist keine Schwäche, sondern oft der einzige Weg, sie tatsächlich hinter sich zu lassen.</w:t>
-      </w:r>
-    </w:p>
-    <w:p>
-      <w:pPr>
-        <w:rPr>
-          <w:rFonts w:hint="eastAsia"/>
-        </w:rPr>
-      </w:pPr>
-      <w:r>
-        <w:t>Setz dich irgendwohin, ohne Buch, ohne Telefon, ohne Aufgabe. Zwanzig Minuten. Wenn die Unruhe kommt, bleib trotzdem sitzen. Sie ist kein Zeichen, dass etwas falsch läuft. Sie ist das alte Muster, das protestiert, weil es zum ersten Mal seit Langem nicht gebraucht wird.</w:t>
-      </w:r>
-    </w:p>
-    <w:p>
-      <w:pPr>
-        <w:jc w:val="center"/>
-        <w:rPr>
-          <w:rFonts w:hint="eastAsia"/>
-        </w:rPr>
-      </w:pPr>
-      <w:r>
-        <w:rPr>
-          <w:i/>
-        </w:rPr>
-        <w:t>TikTok · Alleinsein aushalten zu können ist keine Nebensache. Es ist die Grundlage von allem anderen in diesem Buch.</w:t>
+        <w:t>Es ist einer der gefährlichsten Sätze in diesem ganzen Buch, gerade weil er so unauffällig klingt. „Ich schaffe das schon“ hört sich nach Stärke an. Oft ist es aber der Moment, in dem eine Grenze überschritten wird, ohne dass sie überhaupt ausgesprochen wurde.</w:t>
+      </w:r>
+    </w:p>
+    <w:p>
+      <w:pPr>
+        <w:rPr>
+          <w:rFonts w:hint="eastAsia"/>
+        </w:rPr>
+      </w:pPr>
+      <w:r>
+        <w:rPr>
+          <w:b w:val="0"/>
+          <w:i w:val="0"/>
+        </w:rPr>
+        <w:t>Der Satz kommt selten, wenn wirklich alles in Ordnung ist. Er kommt meistens genau dann, wenn eigentlich Hilfe nötig wäre, aber die alte Gewohnheit stärker ist als die ehrliche Einschätzung der eigenen Kapazität.</w:t>
+      </w:r>
+    </w:p>
+    <w:p>
+      <w:pPr>
+        <w:rPr>
+          <w:rFonts w:hint="eastAsia"/>
+        </w:rPr>
+      </w:pPr>
+      <w:r>
+        <w:rPr>
+          <w:b w:val="0"/>
+          <w:i w:val="0"/>
+        </w:rPr>
+        <w:t>Ein Warnsignal ernst zu nehmen heisst nicht, sofort alles hinzuwerfen. Es heisst, kurz innezuhalten und sich zu fragen, ob dieser Satz gerade eine echte Einschätzung ist oder eine automatische Reaktion.</w:t>
+      </w:r>
+    </w:p>
+    <w:p>
+      <w:pPr>
+        <w:rPr>
+          <w:rFonts w:hint="eastAsia"/>
+        </w:rPr>
+      </w:pPr>
+      <w:r>
+        <w:t>Monika bemerkte, dass sie diesen Satz fast immer in denselben zwei Situationen benutzte: kurz bevor sie eine weitere Verpflichtung annahm oder kurz bevor sie eine eigene Grenze übersah.</w:t>
+      </w:r>
+    </w:p>
+    <w:p>
+      <w:pPr>
+        <w:rPr>
+          <w:rFonts w:hint="eastAsia"/>
+        </w:rPr>
+      </w:pPr>
+      <w:r>
+        <w:rPr>
+          <w:b w:val="0"/>
+          <w:i w:val="0"/>
+        </w:rPr>
+        <w:t>Was in dir wirklich passiert: Automatisierte Sätze wie „Ich schaffe das schon“ werden oft unter Zeitdruck aktiviert, bevor eine bewusste Abwägung überhaupt stattfinden kann. Wer diesen Satz als Signal statt als Fakt behandelt, gewinnt die Sekunde zurück, die für eine ehrlichere Antwort nötig ist.</w:t>
       </w:r>
     </w:p>
     <w:p>
@@ -5030,104 +6168,7 @@
           <w:b/>
           <w:sz w:val="34"/>
         </w:rPr>
-        <w:lastRenderedPageBreak/>
-        <w:t>18c. Wenn du für einen kranken Menschen sorgst</w:t>
-      </w:r>
-    </w:p>
-    <w:p>
-      <w:pPr>
-        <w:rPr>
-          <w:rFonts w:hint="eastAsia"/>
-        </w:rPr>
-      </w:pPr>
-      <w:r>
-        <w:t>Es gibt eine Situation, in der das Selbstvergessen nicht mehr nur ein inneres Muster ist, sondern von aussen fast erzwungen wird: die Pflege eines kranken oder alten Angehörigen. In der Schweiz leisten mehrere hunderttausend Menschen unbezahlte Pflegearbeit für Angehörige, die meisten davon Frauen. In Deutschland werden über zwei Millionen Pflegebedürftige ausschliesslich von Angehörigen betreut, auch hier überwiegend von Frauen.</w:t>
-      </w:r>
-    </w:p>
-    <w:p>
-      <w:pPr>
-        <w:rPr>
-          <w:rFonts w:hint="eastAsia"/>
-        </w:rPr>
-      </w:pPr>
-      <w:r>
-        <w:t>Wer in dieser Position steckt, sagt oft: Ich habe keine Wahl.</w:t>
-      </w:r>
-    </w:p>
-    <w:p>
-      <w:pPr>
-        <w:rPr>
-          <w:rFonts w:hint="eastAsia"/>
-        </w:rPr>
-      </w:pPr>
-      <w:r>
-        <w:t>Und in vielem stimmt das.</w:t>
-      </w:r>
-    </w:p>
-    <w:p>
-      <w:pPr>
-        <w:rPr>
-          <w:rFonts w:hint="eastAsia"/>
-        </w:rPr>
-      </w:pPr>
-      <w:r>
-        <w:t>Aber wie man mit sich selbst dabei umgeht, ist trotzdem keine Naturgesetzmässigkeit.</w:t>
-      </w:r>
-    </w:p>
-    <w:p>
-      <w:pPr>
-        <w:rPr>
-          <w:rFonts w:hint="eastAsia"/>
-        </w:rPr>
-      </w:pPr>
-      <w:r>
-        <w:t>Menschen in dieser sogenannten Sandwichposition, zwischen der eigenen Familie und einem pflegebedürftigen Elternteil, vernachlässigen häufig die eigene Gesundheit, weil sich die eigenen Beschwerden im Vergleich zum Zustand des gepflegten Menschen unwichtig anfühlen. Das ist eine besonders harte Form desselben Musters: die eigenen Bedürfnisse verschwinden nicht aus Gewohnheit, sondern weil die Not des anderen so viel grösser aussieht.</w:t>
-      </w:r>
-    </w:p>
-    <w:p>
-      <w:pPr>
-        <w:rPr>
-          <w:rFonts w:hint="eastAsia"/>
-        </w:rPr>
-      </w:pPr>
-      <w:r>
-        <w:t>Claudia pflegt ihre Mutter seit drei Jahren, neben Job und Familie. Sie hat seit über einem Jahr keinen Arzttermin für sich selbst mehr wahrgenommen, obwohl der Rücken seit Monaten schmerzt. Auf die Frage, warum, sagt sie: Meine Mutter braucht mich mehr.</w:t>
-      </w:r>
-    </w:p>
-    <w:p>
-      <w:pPr>
-        <w:rPr>
-          <w:rFonts w:hint="eastAsia"/>
-        </w:rPr>
-      </w:pPr>
-      <w:r>
-        <w:rPr>
-          <w:b/>
-        </w:rPr>
-        <w:t>Übung: Ein Termin nur für dich.</w:t>
-      </w:r>
-    </w:p>
-    <w:p>
-      <w:pPr>
-        <w:rPr>
-          <w:rFonts w:hint="eastAsia"/>
-        </w:rPr>
-      </w:pPr>
-      <w:r>
-        <w:t>Ruth pflegte ihren Mann über drei Jahre und bemerkte erst durch eine Nachbarin, wie erschöpft sie tatsächlich war, weil sie selbst diesen Zustand längst als normal abgespeichert hatte.</w:t>
-      </w:r>
-    </w:p>
-    <w:p>
-      <w:pPr>
-        <w:rPr>
-          <w:rFonts w:hint="eastAsia"/>
-        </w:rPr>
-      </w:pPr>
-      <w:r>
-        <w:rPr>
-          <w:i/>
-        </w:rPr>
-        <w:t>Reflexionsfrage: Hast du diesen Termin abgesagt, sobald etwas anderes dazwischenkam? Warum oder warum nicht?</w:t>
+        <w:t>22. Der Wendepunkt, den niemand ankündigt</w:t>
       </w:r>
     </w:p>
     <w:p>
@@ -5141,41 +6182,59 @@
           <w:b w:val="0"/>
           <w:i w:val="0"/>
         </w:rPr>
-        <w:t>Was in dir wirklich passiert: Eine innere Stimme, die nie zufrieden ist, stammt selten aus objektiver Beobachtung. Meistens ist sie die verinnerlichte Version früher Bewertungen durch andere, die man irgendwann für die eigene Meinung über sich selbst gehalten hat.</w:t>
-      </w:r>
-    </w:p>
-    <w:p>
-      <w:pPr>
-        <w:rPr>
-          <w:rFonts w:hint="eastAsia"/>
-        </w:rPr>
-      </w:pPr>
-      <w:r>
-        <w:t>Wenn du selbst in einer Pflegesituation stehst: Vereinbare einen einzigen Termin für dich in den nächsten zwei Wochen, egal wie klein, ein Arztbesuch, eine Stunde für dich allein, ein Gespräch mit jemandem, der nur dir zuhört. Nicht als Luxus. Als Notwendigkeit, die genauso echt ist wie die Pflege selbst.</w:t>
-      </w:r>
-    </w:p>
-    <w:p>
-      <w:pPr>
-        <w:rPr>
-          <w:rFonts w:hint="eastAsia"/>
-        </w:rPr>
-      </w:pPr>
-      <w:r>
-        <w:t>Falls du das Gefühl hast, an deine Grenzen zu kommen: Es gibt in der Schweiz, Deutschland und Österreich Entlastungsangebote und Beratungsstellen für pflegende Angehörige. Diese in Anspruch zu nehmen ist kein Versagen. Es ist der einzige Weg, die Pflege langfristig überhaupt leisten zu können.</w:t>
-      </w:r>
-    </w:p>
-    <w:p>
-      <w:pPr>
-        <w:jc w:val="center"/>
-        <w:rPr>
-          <w:rFonts w:hint="eastAsia"/>
-        </w:rPr>
-      </w:pPr>
-      <w:r>
-        <w:rPr>
-          <w:i/>
-        </w:rPr>
-        <w:t>TikTok · Die Not des anderen macht deine eigene nicht kleiner. Sie macht sie nur leiser.</w:t>
+        <w:t>Anna erinnert sich nicht an ein grosses Ereignis, das alles verändert hat. Sie erinnert sich an einen gewöhnlichen Dienstagabend, an dem sie zum ersten Mal Nein zu einer Bitte sagte, ohne sich hinterher zu rechtfertigen. Niemand hat applaudiert. Das Leben ist einfach weitergegangen.</w:t>
+      </w:r>
+    </w:p>
+    <w:p>
+      <w:pPr>
+        <w:rPr>
+          <w:rFonts w:hint="eastAsia"/>
+        </w:rPr>
+      </w:pPr>
+      <w:r>
+        <w:rPr>
+          <w:b w:val="0"/>
+          <w:i w:val="0"/>
+        </w:rPr>
+        <w:t>Genau so sehen die meisten echten Wendepunkte aus. Nicht als Feuerwerk, sondern als ein gewöhnlicher Moment, der beim genaueren Hinsehen anders war als alle davor.</w:t>
+      </w:r>
+    </w:p>
+    <w:p>
+      <w:pPr>
+        <w:rPr>
+          <w:rFonts w:hint="eastAsia"/>
+        </w:rPr>
+      </w:pPr>
+      <w:r>
+        <w:rPr>
+          <w:b w:val="0"/>
+          <w:i w:val="0"/>
+        </w:rPr>
+        <w:t>Wenn du dieses Buch bis hierher gelesen hast, hattest du vermutlich schon mindestens einen solchen Moment, auch wenn er dir im Moment selbst kaum aufgefallen ist. Das ist kein Zufall. Das ist der Anfang.</w:t>
+      </w:r>
+    </w:p>
+    <w:p>
+      <w:pPr>
+        <w:rPr>
+          <w:rFonts w:hint="eastAsia"/>
+        </w:rPr>
+      </w:pPr>
+      <w:r>
+        <w:t>Für Felix war es ein gewöhnlicher Feierabend, an dem er zum ersten Mal nach Hause ging, ohne vorher im Büro noch „schnell etwas fertigzumachen“. Niemand bemerkte es. Er selbst bemerkte es erst Wochen später.</w:t>
+      </w:r>
+    </w:p>
+    <w:p>
+      <w:pPr>
+        <w:rPr>
+          <w:rFonts w:hint="eastAsia"/>
+        </w:rPr>
+      </w:pPr>
+      <w:r>
+        <w:rPr>
+          <w:b w:val="0"/>
+          <w:i w:val="0"/>
+        </w:rPr>
+        <w:t>Was in dir wirklich passiert: Veränderung fühlt sich im Rückblick oft bedeutsamer an als im Moment selbst, weil erst die Wiederholung zeigt, dass ein einzelner Moment der Beginn eines neuen Musters war. Das erklärt, warum echte Wendepunkte selten erkannt werden, während sie passieren.</w:t>
       </w:r>
     </w:p>
     <w:p>
@@ -5190,94 +6249,7 @@
           <w:b/>
           <w:sz w:val="34"/>
         </w:rPr>
-        <w:lastRenderedPageBreak/>
-        <w:t>18d. Trauer, die keinen Platz bekommen hat</w:t>
-      </w:r>
-    </w:p>
-    <w:p>
-      <w:pPr>
-        <w:rPr>
-          <w:rFonts w:hint="eastAsia"/>
-        </w:rPr>
-      </w:pPr>
-      <w:r>
-        <w:t>Manchmal ist das, was sich wie Selbstvergessen anfühlt, in Wirklichkeit eine Trauer, die nie richtig sein durfte. Ein Verlust, ein Abschied, eine Enttäuschung, die man schnell weggesteckt hat, weil andere gerade mehr Aufmerksamkeit brauchten.</w:t>
-      </w:r>
-    </w:p>
-    <w:p>
-      <w:pPr>
-        <w:rPr>
-          <w:rFonts w:hint="eastAsia"/>
-        </w:rPr>
-      </w:pPr>
-      <w:r>
-        <w:t>Trauer, die keinen Raum bekommt, verschwindet nicht.</w:t>
-      </w:r>
-    </w:p>
-    <w:p>
-      <w:pPr>
-        <w:rPr>
-          <w:rFonts w:hint="eastAsia"/>
-        </w:rPr>
-      </w:pPr>
-      <w:r>
-        <w:t>Sie legt sich als eine Art Grundmüdigkeit über alles andere.</w:t>
-      </w:r>
-    </w:p>
-    <w:p>
-      <w:pPr>
-        <w:rPr>
-          <w:rFonts w:hint="eastAsia"/>
-        </w:rPr>
-      </w:pPr>
-      <w:r>
-        <w:t>Meike hat vor vier Jahren ihren Vater verloren, mitten in einer Phase, in der ihre Kinder klein waren. Sie erinnert sich, wie sie zwei Tage nach der Beerdigung wieder Znüni für die Schule gemacht hat, weil es niemand sonst gemacht hätte. Die Trauer wurde nie nachgeholt. Sie ist einfach geblieben, als leiser Unterton unter allem, was seither passiert ist.</w:t>
-      </w:r>
-    </w:p>
-    <w:p>
-      <w:pPr>
-        <w:rPr>
-          <w:rFonts w:hint="eastAsia"/>
-        </w:rPr>
-      </w:pPr>
-      <w:r>
-        <w:rPr>
-          <w:b/>
-        </w:rPr>
-        <w:t>Übung: Was du nie fertig betrauert hast.</w:t>
-      </w:r>
-    </w:p>
-    <w:p>
-      <w:pPr>
-        <w:rPr>
-          <w:rFonts w:hint="eastAsia"/>
-        </w:rPr>
-      </w:pPr>
-      <w:r>
-        <w:t>Gibt es einen Verlust in deinem Leben, den du nie wirklich zu Ende betrauert hast, weil keine Zeit dafür war? Schreib auf, was du damals gebraucht hättest, und was stattdessen passiert ist. Das muss niemand lesen ausser dir.</w:t>
-      </w:r>
-    </w:p>
-    <w:p>
-      <w:pPr>
-        <w:rPr>
-          <w:rFonts w:hint="eastAsia"/>
-        </w:rPr>
-      </w:pPr>
-      <w:r>
-        <w:rPr>
-          <w:i/>
-        </w:rPr>
-        <w:t>Reflexionsfrage: Was hättest du gebraucht, um es damals fertig zu betrauern?</w:t>
-      </w:r>
-    </w:p>
-    <w:p>
-      <w:pPr>
-        <w:rPr>
-          <w:rFonts w:hint="eastAsia"/>
-        </w:rPr>
-      </w:pPr>
-      <w:r>
-        <w:t>Hans-Peter verlor seinen Vater in einem Jahr, in dem er beruflich stark eingespannt war, und bemerkte erst zwei Jahre später, wie viel von dieser Trauer er einfach übersprungen hatte, weil damals „keine Zeit dafür“ gewesen sei.</w:t>
+        <w:t>23. Hilfe annehmen, ohne dich schuldig zu fühlen</w:t>
       </w:r>
     </w:p>
     <w:p>
@@ -5291,21 +6263,91 @@
           <w:b w:val="0"/>
           <w:i w:val="0"/>
         </w:rPr>
-        <w:t>Was in dir wirklich passiert: Alte, jahrzehntelang eingeübte Muster sind im Nervensystem stärker verankert als neue Verhaltensweisen, besonders unter Stress greift der Kopf bevorzugt auf das Vertraute zurück. Ein Rückfall zeigt deshalb nicht, dass nichts gelernt wurde, sondern nur, dass das neue Verhalten noch mehr Wiederholung braucht.</w:t>
-      </w:r>
-    </w:p>
-    <w:p>
-      <w:pPr>
-        <w:jc w:val="center"/>
-        <w:rPr>
-          <w:rFonts w:hint="eastAsia"/>
-        </w:rPr>
-      </w:pPr>
-      <w:r>
-        <w:rPr>
-          <w:i/>
-        </w:rPr>
-        <w:t>TikTok · Manche Müdigkeit ist keine Erschöpfung. Es ist Trauer, die nie zu Ende gehen durfte.</w:t>
+        <w:t>Für viele, die gelernt haben, für andere da zu sein, ist das Annehmen von Hilfe fast schwerer als das Geben. Eine Hand anzunehmen fühlt sich an wie eine Schuld, die irgendwann zurückgezahlt werden muss.</w:t>
+      </w:r>
+    </w:p>
+    <w:p>
+      <w:pPr>
+        <w:rPr>
+          <w:rFonts w:hint="eastAsia"/>
+        </w:rPr>
+      </w:pPr>
+      <w:r>
+        <w:rPr>
+          <w:b w:val="0"/>
+          <w:i w:val="0"/>
+        </w:rPr>
+        <w:t>Doris brauchte drei Anläufe, bis sie eine Nachbarin bat, kurz auf ihre Kinder aufzupassen, ohne im selben Atemzug ein Gegenangebot zu machen. Beim ersten Mal hat sie fast abgesagt, aus reiner Verlegenheit.</w:t>
+      </w:r>
+    </w:p>
+    <w:p>
+      <w:pPr>
+        <w:rPr>
+          <w:rFonts w:hint="eastAsia"/>
+        </w:rPr>
+      </w:pPr>
+      <w:r>
+        <w:rPr>
+          <w:b w:val="0"/>
+          <w:i w:val="0"/>
+        </w:rPr>
+        <w:t>Hilfe anzunehmen ist keine Schwäche und auch keine Schuld. Es ist ein Übungsfeld wie jedes andere, das in diesem Buch beschrieben wird, mit demselben Muskel, der auch beim Neinsagen gebraucht wird.</w:t>
+      </w:r>
+    </w:p>
+    <w:p>
+      <w:pPr>
+        <w:rPr>
+          <w:rFonts w:hint="eastAsia"/>
+        </w:rPr>
+      </w:pPr>
+      <w:r>
+        <w:rPr>
+          <w:b w:val="0"/>
+          <w:i w:val="0"/>
+        </w:rPr>
+        <w:t>Was in dir wirklich passiert: Wer gewohnt ist, die Rolle der Helferin oder des Helfers einzunehmen, empfindet die umgekehrte Rolle oft als Statusverlust, obwohl objektiv nichts verloren geht. Diese Bewertung ist erlernt und kann genauso wieder verlernt werden.</w:t>
+      </w:r>
+    </w:p>
+    <w:p>
+      <w:pPr>
+        <w:rPr>
+          <w:rFonts w:hint="eastAsia"/>
+        </w:rPr>
+      </w:pPr>
+      <w:r>
+        <w:rPr>
+          <w:b w:val="0"/>
+          <w:i w:val="0"/>
+        </w:rPr>
+        <w:t>Übung: Eine Bitte pro Woche.</w:t>
+      </w:r>
+    </w:p>
+    <w:p>
+      <w:pPr>
+        <w:rPr>
+          <w:rFonts w:hint="eastAsia"/>
+        </w:rPr>
+      </w:pPr>
+      <w:r>
+        <w:rPr>
+          <w:b w:val="0"/>
+          <w:i w:val="0"/>
+        </w:rPr>
+        <w:t>Bitte diese Woche einmal aktiv um Hilfe, bei etwas Kleinem. Beobachte, was in dir passiert, bevor, während und nachdem du gefragt hast.</w:t>
+      </w:r>
+    </w:p>
+    <w:p>
+      <w:pPr>
+        <w:rPr>
+          <w:rFonts w:hint="eastAsia"/>
+        </w:rPr>
+      </w:pPr>
+      <w:r>
+        <w:rPr>
+          <w:b w:val="0"/>
+          <w:i w:val="0"/>
+        </w:rPr>
+        <w:t>Reflexionsfrage: Was hast du dir vorgestellt, dass die andere Person von dir denkt, nachdem du gefragt hast, und was ist tatsächlich passiert?</w:t>
       </w:r>
     </w:p>
     <w:p>
@@ -5320,131 +6362,73 @@
           <w:b/>
           <w:sz w:val="34"/>
         </w:rPr>
-        <w:lastRenderedPageBreak/>
-        <w:t>18e. Der innere Kritiker, der nie zufrieden ist</w:t>
-      </w:r>
-    </w:p>
-    <w:p>
-      <w:pPr>
-        <w:rPr>
-          <w:rFonts w:hint="eastAsia"/>
-        </w:rPr>
-      </w:pPr>
-      <w:r>
-        <w:t>Wer nie gelernt hat, an sich zu denken, kennt oft eine innere Stimme, die genau das Gegenteil predigt: mehr, besser, schneller, ohne Pause. Diese Stimme klingt oft wie Ehrgeiz. Sie ist meistens etwas anderes: die verinnerlichte Version all der Blicke und Sätze, die einem als Kind beigebracht haben, dass man sich Zuwendung verdienen muss.</w:t>
-      </w:r>
-    </w:p>
-    <w:p>
-      <w:pPr>
-        <w:rPr>
-          <w:rFonts w:hint="eastAsia"/>
-        </w:rPr>
-      </w:pPr>
-      <w:r>
-        <w:t>Der innere Kritiker ist kein Feind, den man besiegen muss.</w:t>
-      </w:r>
-    </w:p>
-    <w:p>
-      <w:pPr>
-        <w:rPr>
-          <w:rFonts w:hint="eastAsia"/>
-        </w:rPr>
-      </w:pPr>
-      <w:r>
-        <w:t>Er ist eine alte Schutzstrategie, die einmal Sinn ergeben hat.</w:t>
-      </w:r>
-    </w:p>
-    <w:p>
-      <w:pPr>
-        <w:rPr>
-          <w:rFonts w:hint="eastAsia"/>
-        </w:rPr>
-      </w:pPr>
-      <w:r>
-        <w:t>Ein Kind, das sich selbst antreibt, bevor andere enttäuscht sein können, hat Kontrolle über etwas, das sonst unkontrollierbar war.</w:t>
-      </w:r>
-    </w:p>
-    <w:p>
-      <w:pPr>
-        <w:rPr>
-          <w:rFonts w:hint="eastAsia"/>
-        </w:rPr>
-      </w:pPr>
-      <w:r>
-        <w:t>Claudia bemerkt ihren inneren Kritiker am deutlichsten nach einem guten Tag, nicht nach einem schlechten. Sie hat ein Projekt erfolgreich abgeschlossen, ihre Kollegen loben sie, und die erste Reaktion in ihrem Kopf ist: Das hätte noch besser sein können. Nicht ein einziger Moment reinen Stolzes, bevor die nächste Erwartung schon steht.</w:t>
-      </w:r>
-    </w:p>
-    <w:p>
-      <w:pPr>
-        <w:rPr>
-          <w:rFonts w:hint="eastAsia"/>
-        </w:rPr>
-      </w:pPr>
-      <w:r>
-        <w:rPr>
-          <w:b/>
-        </w:rPr>
-        <w:t>Übung: Der Stimme einen Namen geben.</w:t>
-      </w:r>
-    </w:p>
-    <w:p>
-      <w:pPr>
-        <w:rPr>
-          <w:rFonts w:hint="eastAsia"/>
-        </w:rPr>
-      </w:pPr>
-      <w:r>
-        <w:t>Gib deinem inneren Kritiker einen Namen, der ihn von dir selbst unterscheidet, gerne auch einen mit leichtem Humor. Wenn die Stimme das nächste Mal spricht, sag innerlich: Da ist wieder [Name]. Das schafft einen kleinen Abstand, ohne die Stimme zu bekämpfen.</w:t>
-      </w:r>
-    </w:p>
-    <w:p>
-      <w:pPr>
-        <w:rPr>
-          <w:rFonts w:hint="eastAsia"/>
-        </w:rPr>
-      </w:pPr>
-      <w:r>
-        <w:rPr>
-          <w:i/>
-        </w:rPr>
-        <w:t>Reflexionsfrage: Wessen Stimme, wenn du ehrlich bist, klingt da eigentlich mit?</w:t>
-      </w:r>
-    </w:p>
-    <w:p>
-      <w:pPr>
-        <w:rPr>
-          <w:rFonts w:hint="eastAsia"/>
-        </w:rPr>
-      </w:pPr>
-      <w:r>
-        <w:rPr>
-          <w:b/>
-        </w:rPr>
-        <w:t>Kleine Übung für unterwegs.</w:t>
-      </w:r>
-    </w:p>
-    <w:p>
-      <w:pPr>
-        <w:rPr>
-          <w:rFonts w:hint="eastAsia"/>
-        </w:rPr>
-      </w:pPr>
-      <w:r>
-        <w:t>Nach einem guten Moment, bevor der Kritiker etwas dazu sagen kann, sag laut oder innerlich einen einzigen Satz: Das war gut. Punkt. Kein aber danach.</w:t>
-      </w:r>
-    </w:p>
-    <w:p>
-      <w:pPr>
-        <w:jc w:val="center"/>
-        <w:rPr>
-          <w:rFonts w:hint="eastAsia"/>
-        </w:rPr>
-      </w:pPr>
-      <w:r>
-        <w:rPr>
-          <w:i/>
-        </w:rPr>
-        <w:t>TikTok · Dein innerer Kritiker ist keine Wahrheit über dich. Er ist eine alte Stimme, die noch nicht weiss, dass sie nicht mehr gebraucht wird.</w:t>
+        <w:t>24. Der Unterschied zwischen Rücksicht und Selbstaufgabe</w:t>
+      </w:r>
+    </w:p>
+    <w:p>
+      <w:pPr>
+        <w:rPr>
+          <w:rFonts w:hint="eastAsia"/>
+        </w:rPr>
+      </w:pPr>
+      <w:r>
+        <w:rPr>
+          <w:b w:val="0"/>
+          <w:i w:val="0"/>
+        </w:rPr>
+        <w:t>Rücksicht bedeutet, die Bedürfnisse anderer wahrzunehmen und mit einzubeziehen. Selbstaufgabe bedeutet, die eigenen Bedürfnisse dabei ganz zu streichen. Beide fühlen sich von aussen manchmal ähnlich an, führen aber zu völlig unterschiedlichen Ergebnissen.</w:t>
+      </w:r>
+    </w:p>
+    <w:p>
+      <w:pPr>
+        <w:rPr>
+          <w:rFonts w:hint="eastAsia"/>
+        </w:rPr>
+      </w:pPr>
+      <w:r>
+        <w:rPr>
+          <w:b w:val="0"/>
+          <w:i w:val="0"/>
+        </w:rPr>
+        <w:t>Petra, eine Klientin mit demselben Vornamen wie die Autorin dieses Buches, brachte es einmal so auf den Punkt: „Ich dachte, ich sei rücksichtsvoll. Tatsächlich war ich einfach nicht mehr in meiner eigenen Geschichte vorhanden.“</w:t>
+      </w:r>
+    </w:p>
+    <w:p>
+      <w:pPr>
+        <w:rPr>
+          <w:rFonts w:hint="eastAsia"/>
+        </w:rPr>
+      </w:pPr>
+      <w:r>
+        <w:rPr>
+          <w:b w:val="0"/>
+          <w:i w:val="0"/>
+        </w:rPr>
+        <w:t>Der Test ist derselbe wie schon im Kapitel über Pflicht und Liebe: Bleibt in der Entscheidung überhaupt noch ein Platz für dich, oder bist du komplett verschwunden?</w:t>
+      </w:r>
+    </w:p>
+    <w:p>
+      <w:pPr>
+        <w:rPr>
+          <w:rFonts w:hint="eastAsia"/>
+        </w:rPr>
+      </w:pPr>
+      <w:r>
+        <w:t>Tobias erkannte den Unterschied erst, als ihm auffiel, dass er sich bei jeder Entscheidung fragte, was die anderen wohl denken, aber nie, was er selbst eigentlich wollte. Der zweite Teil der Frage fehlte einfach komplett.</w:t>
+      </w:r>
+    </w:p>
+    <w:p>
+      <w:pPr>
+        <w:rPr>
+          <w:rFonts w:hint="eastAsia"/>
+        </w:rPr>
+      </w:pPr>
+      <w:r>
+        <w:rPr>
+          <w:b w:val="0"/>
+          <w:i w:val="0"/>
+        </w:rPr>
+        <w:t>Was in dir wirklich passiert: Echte Rücksicht berücksichtigt mehrere Perspektiven gleichzeitig, die eigene eingeschlossen. Selbstaufgabe entsteht, wenn die eigene Perspektive über lange Zeit systematisch aus der Abwägung entfernt wurde, bis sie irgendwann gar nicht mehr automatisch mitgedacht wird.</w:t>
       </w:r>
     </w:p>
     <w:p>
@@ -5459,128 +6443,73 @@
           <w:b/>
           <w:sz w:val="34"/>
         </w:rPr>
-        <w:lastRenderedPageBreak/>
-        <w:t>19. Der Rückfall</w:t>
-      </w:r>
-    </w:p>
-    <w:p>
-      <w:pPr>
-        <w:rPr>
-          <w:rFonts w:hint="eastAsia"/>
-        </w:rPr>
-      </w:pPr>
-      <w:r>
-        <w:t>Es wird einen Tag geben, an dem du wieder zuerst fragst, was alle anderen brauchen, und deins ganz vergisst. Wahrscheinlich mehrere Tage. Vielleicht sogar Wochen.</w:t>
-      </w:r>
-    </w:p>
-    <w:p>
-      <w:pPr>
-        <w:rPr>
-          <w:rFonts w:hint="eastAsia"/>
-        </w:rPr>
-      </w:pPr>
-      <w:r>
-        <w:t>Gescheitert bist du deshalb nicht.</w:t>
-      </w:r>
-    </w:p>
-    <w:p>
-      <w:pPr>
-        <w:rPr>
-          <w:rFonts w:hint="eastAsia"/>
-        </w:rPr>
-      </w:pPr>
-      <w:r>
-        <w:t>Muster, die über Jahrzehnte gewachsen sind, verschwinden nicht in ein paar Wochen.</w:t>
-      </w:r>
-    </w:p>
-    <w:p>
-      <w:pPr>
-        <w:rPr>
-          <w:rFonts w:hint="eastAsia"/>
-        </w:rPr>
-      </w:pPr>
-      <w:r>
-        <w:t>Claudia fällt drei Monate nach ihrer Sache im Auto in eine alte Woche zurück: sie sagt zu allem Ja, plant den Geburtstag ihrer Schwiegermutter komplett allein, merkt am Sonntagabend, dass sie seit Tagen nicht einmal die drei Fragen gestellt hat. Sie ist wütend auf sich. Dann erinnert sie sich an einen Satz aus diesem Buch und schreibt ihn sich auf einen Zettel für den Kühlschrank.</w:t>
-      </w:r>
-    </w:p>
-    <w:p>
-      <w:pPr>
-        <w:rPr>
-          <w:rFonts w:hint="eastAsia"/>
-        </w:rPr>
-      </w:pPr>
-      <w:r>
-        <w:t>Ich habe zwei Dinge behalten, auch in dieser Woche.</w:t>
-      </w:r>
-    </w:p>
-    <w:p>
-      <w:pPr>
-        <w:rPr>
-          <w:rFonts w:hint="eastAsia"/>
-        </w:rPr>
-      </w:pPr>
-      <w:r>
-        <w:t>Das ist der Massstab, nicht Perfektion. Bei Claudia: Sie hat den Sonntagabend trotzdem einmal für sich genommen, zehn Minuten. Und sie hat es gemerkt, statt es zu übergehen wie früher.</w:t>
-      </w:r>
-    </w:p>
-    <w:p>
-      <w:pPr>
-        <w:rPr>
-          <w:rFonts w:hint="eastAsia"/>
-        </w:rPr>
-      </w:pPr>
-      <w:r>
-        <w:t>Ein Rückfall fühlt sich meistens schlimmer an, als er ist, weil man ihn mit dem Massstab der guten Wochen misst. Der richtige Massstab ist nicht die beste Woche, die du hattest. Der richtige Massstab ist die Woche, bevor du dieses Buch aufgeschlagen hast.</w:t>
-      </w:r>
-    </w:p>
-    <w:p>
-      <w:pPr>
-        <w:rPr>
-          <w:rFonts w:hint="eastAsia"/>
-        </w:rPr>
-      </w:pPr>
-      <w:r>
-        <w:rPr>
-          <w:b/>
-        </w:rPr>
-        <w:t>Übung: Der Rückfall-Zettel.</w:t>
-      </w:r>
-    </w:p>
-    <w:p>
-      <w:pPr>
-        <w:rPr>
-          <w:rFonts w:hint="eastAsia"/>
-        </w:rPr>
-      </w:pPr>
-      <w:r>
-        <w:t>Schreib dir jetzt schon, bevor der Rückfall kommt, einen Zettel für den Kühlschrank oder das Portemonnaie: Ein Rückfall ist kein Ende. Ich fange bei der nächsten Gelegenheit einfach wieder an, egal wie lange die Pause war.</w:t>
-      </w:r>
-    </w:p>
-    <w:p>
-      <w:pPr>
-        <w:rPr>
-          <w:rFonts w:hint="eastAsia"/>
-        </w:rPr>
-      </w:pPr>
-      <w:r>
-        <w:rPr>
-          <w:i/>
-        </w:rPr>
-        <w:t>Reflexionsfrage: Was auf deinem Zettel überrascht dich selbst am meisten?</w:t>
-      </w:r>
-    </w:p>
-    <w:p>
-      <w:pPr>
-        <w:jc w:val="center"/>
-        <w:rPr>
-          <w:rFonts w:hint="eastAsia"/>
-        </w:rPr>
-      </w:pPr>
-      <w:r>
-        <w:rPr>
-          <w:i/>
-        </w:rPr>
-        <w:t>TikTok · Ein Rückfall ist kein Beweis, dass es nicht funktioniert. Er ist der Beweis, dass du es überhaupt gemerkt hast.</w:t>
+        <w:t>25. Warum „Perfekt“ der falsche Massstab ist</w:t>
+      </w:r>
+    </w:p>
+    <w:p>
+      <w:pPr>
+        <w:rPr>
+          <w:rFonts w:hint="eastAsia"/>
+        </w:rPr>
+      </w:pPr>
+      <w:r>
+        <w:rPr>
+          <w:b w:val="0"/>
+          <w:i w:val="0"/>
+        </w:rPr>
+        <w:t>Wer sich jahrelang daran gewöhnt hat, für andere perfekt zu funktionieren, überträgt diesen Massstab oft unbewusst auch auf die eigene Veränderung. Das Ergebnis: Sobald ein Rückschritt passiert, fühlt sich das ganze Vorhaben wie gescheitert an.</w:t>
+      </w:r>
+    </w:p>
+    <w:p>
+      <w:pPr>
+        <w:rPr>
+          <w:rFonts w:hint="eastAsia"/>
+        </w:rPr>
+      </w:pPr>
+      <w:r>
+        <w:rPr>
+          <w:b w:val="0"/>
+          <w:i w:val="0"/>
+        </w:rPr>
+        <w:t>Irene wollte nach diesem Buch „konsequent“ jeden Tag eine Übung machen, und war nach dem ersten ausgelassenen Tag kurz davor, ganz aufzuhören. Ein Gespräch mit einer Freundin erinnerte sie daran, dass Fortschritt kein gerader Strich ist.</w:t>
+      </w:r>
+    </w:p>
+    <w:p>
+      <w:pPr>
+        <w:rPr>
+          <w:rFonts w:hint="eastAsia"/>
+        </w:rPr>
+      </w:pPr>
+      <w:r>
+        <w:rPr>
+          <w:b w:val="0"/>
+          <w:i w:val="0"/>
+        </w:rPr>
+        <w:t>Der richtige Massstab ist nicht Perfektion, sondern Richtung. Machst du insgesamt, über Wochen betrachtet, mehr Schritte für dich als noch vor einem Jahr? Das reicht.</w:t>
+      </w:r>
+    </w:p>
+    <w:p>
+      <w:pPr>
+        <w:rPr>
+          <w:rFonts w:hint="eastAsia"/>
+        </w:rPr>
+      </w:pPr>
+      <w:r>
+        <w:t>Claudio führte drei Monate ein Tagebuch über seine Fortschritte und stellte am Ende fest, dass die Wochen mit den meisten Rückschlägen paradoxerweise die waren, aus denen er am meisten gelernt hatte.</w:t>
+      </w:r>
+    </w:p>
+    <w:p>
+      <w:pPr>
+        <w:rPr>
+          <w:rFonts w:hint="eastAsia"/>
+        </w:rPr>
+      </w:pPr>
+      <w:r>
+        <w:rPr>
+          <w:b w:val="0"/>
+          <w:i w:val="0"/>
+        </w:rPr>
+        <w:t>Was in dir wirklich passiert: Ein perfektionistischer Massstab aktiviert dieselben Alarmsysteme wie eine Bedrohung, sobald er verfehlt wird, was das Aufgeben wahrscheinlicher macht als das Weitermachen. Ein realistischer Massstab, der Rückschritte einschliesst, senkt diesen Druck und erhöht paradoxerweise die tatsächliche Beständigkeit.</w:t>
       </w:r>
     </w:p>
     <w:p>
@@ -5595,493 +6524,73 @@
           <w:b/>
           <w:sz w:val="34"/>
         </w:rPr>
-        <w:lastRenderedPageBreak/>
-        <w:t>20. Ein Schritt pro Woche</w:t>
-      </w:r>
-    </w:p>
-    <w:p>
-      <w:pPr>
-        <w:rPr>
-          <w:rFonts w:hint="eastAsia"/>
-        </w:rPr>
-      </w:pPr>
-      <w:r>
-        <w:t>Kein Plan, der alles auf einmal verlangt. Ein Schritt, jede Woche, klein genug, dass du nicht scheitern kannst. Wenn eine Woche nicht klappt, überspringe sie nicht. Wiederhole sie einfach.</w:t>
-      </w:r>
-    </w:p>
-    <w:p>
-      <w:pPr>
-        <w:rPr>
-          <w:rFonts w:hint="eastAsia"/>
-        </w:rPr>
-      </w:pPr>
-      <w:r>
-        <w:rPr>
-          <w:b/>
-        </w:rPr>
-        <w:t>Woche 1</w:t>
-      </w:r>
-    </w:p>
-    <w:p>
-      <w:pPr>
-        <w:rPr>
-          <w:rFonts w:hint="eastAsia"/>
-        </w:rPr>
-      </w:pPr>
-      <w:r>
-        <w:t>Dreimal täglich den Innen-Check stellen, ohne etwas zu ändern.</w:t>
-      </w:r>
-    </w:p>
-    <w:p>
-      <w:pPr>
-        <w:rPr>
-          <w:rFonts w:hint="eastAsia"/>
-        </w:rPr>
-      </w:pPr>
-      <w:r>
-        <w:rPr>
-          <w:b/>
-        </w:rPr>
-        <w:t>Woche 2</w:t>
-      </w:r>
-    </w:p>
-    <w:p>
-      <w:pPr>
-        <w:rPr>
-          <w:rFonts w:hint="eastAsia"/>
-        </w:rPr>
-      </w:pPr>
-      <w:r>
-        <w:t>Einen Satz aus deiner Kindheit aufschreiben, der dir das Selbstvergessen beigebracht hat.</w:t>
-      </w:r>
-    </w:p>
-    <w:p>
-      <w:pPr>
-        <w:rPr>
-          <w:rFonts w:hint="eastAsia"/>
-        </w:rPr>
-      </w:pPr>
-      <w:r>
-        <w:rPr>
-          <w:b/>
-        </w:rPr>
-        <w:t>Woche 3</w:t>
-      </w:r>
-    </w:p>
-    <w:p>
-      <w:pPr>
-        <w:rPr>
-          <w:rFonts w:hint="eastAsia"/>
-        </w:rPr>
-      </w:pPr>
-      <w:r>
-        <w:t>Einmal bei einer kleinen Entscheidung laut sagen: Ich möchte das.</w:t>
-      </w:r>
-    </w:p>
-    <w:p>
-      <w:pPr>
-        <w:rPr>
-          <w:rFonts w:hint="eastAsia"/>
-        </w:rPr>
-      </w:pPr>
-      <w:r>
-        <w:rPr>
-          <w:b/>
-        </w:rPr>
-        <w:t>Woche 4</w:t>
-      </w:r>
-    </w:p>
-    <w:p>
-      <w:pPr>
-        <w:rPr>
-          <w:rFonts w:hint="eastAsia"/>
-        </w:rPr>
-      </w:pPr>
-      <w:r>
-        <w:t>Die Liste eine Woche lang mitschreiben, ohne sie zu ändern.</w:t>
-      </w:r>
-    </w:p>
-    <w:p>
-      <w:pPr>
-        <w:rPr>
-          <w:rFonts w:hint="eastAsia"/>
-        </w:rPr>
-      </w:pPr>
-      <w:r>
-        <w:rPr>
-          <w:b/>
-        </w:rPr>
-        <w:t>Woche 5</w:t>
-      </w:r>
-    </w:p>
-    <w:p>
-      <w:pPr>
-        <w:rPr>
-          <w:rFonts w:hint="eastAsia"/>
-        </w:rPr>
-      </w:pPr>
-      <w:r>
-        <w:t>Fünf Minuten ohne Nutzen, jeden Tag.</w:t>
-      </w:r>
-    </w:p>
-    <w:p>
-      <w:pPr>
-        <w:rPr>
-          <w:rFonts w:hint="eastAsia"/>
-        </w:rPr>
-      </w:pPr>
-      <w:r>
-        <w:rPr>
-          <w:b/>
-        </w:rPr>
-        <w:t>Woche 6</w:t>
-      </w:r>
-    </w:p>
-    <w:p>
-      <w:pPr>
-        <w:rPr>
-          <w:rFonts w:hint="eastAsia"/>
-        </w:rPr>
-      </w:pPr>
-      <w:r>
-        <w:t>Einen Termin für dich nicht absagen, obwohl der Impuls da war.</w:t>
-      </w:r>
-    </w:p>
-    <w:p>
-      <w:pPr>
-        <w:rPr>
-          <w:rFonts w:hint="eastAsia"/>
-        </w:rPr>
-      </w:pPr>
-      <w:r>
-        <w:rPr>
-          <w:b/>
-        </w:rPr>
-        <w:t>Woche 7</w:t>
-      </w:r>
-    </w:p>
-    <w:p>
-      <w:pPr>
-        <w:rPr>
-          <w:rFonts w:hint="eastAsia"/>
-        </w:rPr>
-      </w:pPr>
-      <w:r>
-        <w:t>Einmal Widerstand aushalten, ohne sofort nachzugeben.</w:t>
-      </w:r>
-    </w:p>
-    <w:p>
-      <w:pPr>
-        <w:rPr>
-          <w:rFonts w:hint="eastAsia"/>
-        </w:rPr>
-      </w:pPr>
-      <w:r>
-        <w:rPr>
-          <w:b/>
-        </w:rPr>
-        <w:t>Woche 8</w:t>
-      </w:r>
-    </w:p>
-    <w:p>
-      <w:pPr>
-        <w:rPr>
-          <w:rFonts w:hint="eastAsia"/>
-        </w:rPr>
-      </w:pPr>
-      <w:r>
-        <w:t>Den Körper-Scan einführen, dreissig Sekunden am Abend.</w:t>
-      </w:r>
-    </w:p>
-    <w:p>
-      <w:pPr>
-        <w:rPr>
-          <w:rFonts w:hint="eastAsia"/>
-        </w:rPr>
-      </w:pPr>
-      <w:r>
-        <w:rPr>
-          <w:b/>
-        </w:rPr>
-        <w:t>Woche 9</w:t>
-      </w:r>
-    </w:p>
-    <w:p>
-      <w:pPr>
-        <w:rPr>
-          <w:rFonts w:hint="eastAsia"/>
-        </w:rPr>
-      </w:pPr>
-      <w:r>
-        <w:t>Einen Nachmittag ohne Nützlichkeit ausprobieren.</w:t>
-      </w:r>
-    </w:p>
-    <w:p>
-      <w:pPr>
-        <w:rPr>
-          <w:rFonts w:hint="eastAsia"/>
-        </w:rPr>
-      </w:pPr>
-      <w:r>
-        <w:rPr>
-          <w:b/>
-        </w:rPr>
-        <w:t>Woche 10</w:t>
-      </w:r>
-    </w:p>
-    <w:p>
-      <w:pPr>
-        <w:rPr>
-          <w:rFonts w:hint="eastAsia"/>
-        </w:rPr>
-      </w:pPr>
-      <w:r>
-        <w:t>Die drei Fragen zum ersten Mal stellen, schriftlich.</w:t>
-      </w:r>
-    </w:p>
-    <w:p>
-      <w:pPr>
-        <w:rPr>
-          <w:rFonts w:hint="eastAsia"/>
-        </w:rPr>
-      </w:pPr>
-      <w:r>
-        <w:rPr>
-          <w:b/>
-        </w:rPr>
-        <w:t>Woche 11</w:t>
-      </w:r>
-    </w:p>
-    <w:p>
-      <w:pPr>
-        <w:rPr>
-          <w:rFonts w:hint="eastAsia"/>
-        </w:rPr>
-      </w:pPr>
-      <w:r>
-        <w:t>Eine Person um etwas bitten, das du sonst nie erbeten hättest.</w:t>
-      </w:r>
-    </w:p>
-    <w:p>
-      <w:pPr>
-        <w:rPr>
-          <w:rFonts w:hint="eastAsia"/>
-        </w:rPr>
-      </w:pPr>
-      <w:r>
-        <w:rPr>
-          <w:b/>
-        </w:rPr>
-        <w:lastRenderedPageBreak/>
-        <w:t>Woche 12</w:t>
-      </w:r>
-    </w:p>
-    <w:p>
-      <w:pPr>
-        <w:rPr>
-          <w:rFonts w:hint="eastAsia"/>
-        </w:rPr>
-      </w:pPr>
-      <w:r>
-        <w:t>Einen eigenen Wunsch am Familientisch aussprechen.</w:t>
-      </w:r>
-    </w:p>
-    <w:p>
-      <w:pPr>
-        <w:rPr>
-          <w:rFonts w:hint="eastAsia"/>
-        </w:rPr>
-      </w:pPr>
-      <w:r>
-        <w:rPr>
-          <w:b/>
-        </w:rPr>
-        <w:t>Woche 13</w:t>
-      </w:r>
-    </w:p>
-    <w:p>
-      <w:pPr>
-        <w:rPr>
-          <w:rFonts w:hint="eastAsia"/>
-        </w:rPr>
-      </w:pPr>
-      <w:r>
-        <w:t>Die Initiativen-Zählung bei drei Freundschaften machen.</w:t>
-      </w:r>
-    </w:p>
-    <w:p>
-      <w:pPr>
-        <w:rPr>
-          <w:rFonts w:hint="eastAsia"/>
-        </w:rPr>
-      </w:pPr>
-      <w:r>
-        <w:rPr>
-          <w:b/>
-        </w:rPr>
-        <w:t>Woche 14</w:t>
-      </w:r>
-    </w:p>
-    <w:p>
-      <w:pPr>
-        <w:rPr>
-          <w:rFonts w:hint="eastAsia"/>
-        </w:rPr>
-      </w:pPr>
-      <w:r>
-        <w:t>Einmal der eigenen Gereiztheit nachspüren: wofür ist sie eigentlich zu gross.</w:t>
-      </w:r>
-    </w:p>
-    <w:p>
-      <w:pPr>
-        <w:rPr>
-          <w:rFonts w:hint="eastAsia"/>
-        </w:rPr>
-      </w:pPr>
-      <w:r>
-        <w:rPr>
-          <w:b/>
-        </w:rPr>
-        <w:t>Woche 15</w:t>
-      </w:r>
-    </w:p>
-    <w:p>
-      <w:pPr>
-        <w:rPr>
-          <w:rFonts w:hint="eastAsia"/>
-        </w:rPr>
-      </w:pPr>
-      <w:r>
-        <w:t>Die Leistungsliste schreiben und laut lesen.</w:t>
-      </w:r>
-    </w:p>
-    <w:p>
-      <w:pPr>
-        <w:rPr>
-          <w:rFonts w:hint="eastAsia"/>
-        </w:rPr>
-      </w:pPr>
-      <w:r>
-        <w:rPr>
-          <w:b/>
-        </w:rPr>
-        <w:t>Woche 16</w:t>
-      </w:r>
-    </w:p>
-    <w:p>
-      <w:pPr>
-        <w:rPr>
-          <w:rFonts w:hint="eastAsia"/>
-        </w:rPr>
-      </w:pPr>
-      <w:r>
-        <w:t>Beobachten, was du weitergibst, ohne es zu sagen.</w:t>
-      </w:r>
-    </w:p>
-    <w:p>
-      <w:pPr>
-        <w:rPr>
-          <w:rFonts w:hint="eastAsia"/>
-        </w:rPr>
-      </w:pPr>
-      <w:r>
-        <w:rPr>
-          <w:b/>
-        </w:rPr>
-        <w:t>Woche 17</w:t>
-      </w:r>
-    </w:p>
-    <w:p>
-      <w:pPr>
-        <w:rPr>
-          <w:rFonts w:hint="eastAsia"/>
-        </w:rPr>
-      </w:pPr>
-      <w:r>
-        <w:t>Ein Fenster ohne Telefon einführen, täglich.</w:t>
-      </w:r>
-    </w:p>
-    <w:p>
-      <w:pPr>
-        <w:rPr>
-          <w:rFonts w:hint="eastAsia"/>
-        </w:rPr>
-      </w:pPr>
-      <w:r>
-        <w:rPr>
-          <w:b/>
-        </w:rPr>
-        <w:t>Woche 18</w:t>
-      </w:r>
-    </w:p>
-    <w:p>
-      <w:pPr>
-        <w:rPr>
-          <w:rFonts w:hint="eastAsia"/>
-        </w:rPr>
-      </w:pPr>
-      <w:r>
-        <w:t>Deine drei Frühwarnzeichen aufschreiben und ernst nehmen.</w:t>
-      </w:r>
-    </w:p>
-    <w:p>
-      <w:pPr>
-        <w:rPr>
-          <w:rFonts w:hint="eastAsia"/>
-        </w:rPr>
-      </w:pPr>
-      <w:r>
-        <w:rPr>
-          <w:b/>
-        </w:rPr>
-        <w:t>Woche 19</w:t>
-      </w:r>
-    </w:p>
-    <w:p>
-      <w:pPr>
-        <w:rPr>
-          <w:rFonts w:hint="eastAsia"/>
-        </w:rPr>
-      </w:pPr>
-      <w:r>
-        <w:t>Einen Einkauf nur für dich machen, ohne Rechtfertigung.</w:t>
-      </w:r>
-    </w:p>
-    <w:p>
-      <w:pPr>
-        <w:rPr>
-          <w:rFonts w:hint="eastAsia"/>
-        </w:rPr>
-      </w:pPr>
-      <w:r>
-        <w:rPr>
-          <w:b/>
-        </w:rPr>
-        <w:t>Woche 20</w:t>
-      </w:r>
-    </w:p>
-    <w:p>
-      <w:pPr>
-        <w:rPr>
-          <w:rFonts w:hint="eastAsia"/>
-        </w:rPr>
-      </w:pPr>
-      <w:r>
-        <w:t>Zurückschauen: welche zwei Dinge hast du behalten.</w:t>
-      </w:r>
-    </w:p>
-    <w:p>
-      <w:pPr>
-        <w:jc w:val="center"/>
-        <w:rPr>
-          <w:rFonts w:hint="eastAsia"/>
-        </w:rPr>
-      </w:pPr>
-      <w:r>
-        <w:rPr>
-          <w:i/>
-        </w:rPr>
-        <w:t>TikTok · Ein Schritt pro Woche reicht. Du musst niemanden beeindrucken, auch nicht dich selbst.</w:t>
+        <w:t>26. Wenn Kinder das Muster spiegeln</w:t>
+      </w:r>
+    </w:p>
+    <w:p>
+      <w:pPr>
+        <w:rPr>
+          <w:rFonts w:hint="eastAsia"/>
+        </w:rPr>
+      </w:pPr>
+      <w:r>
+        <w:rPr>
+          <w:b w:val="0"/>
+          <w:i w:val="0"/>
+        </w:rPr>
+        <w:t>Kinder übernehmen selten das, was ihnen erklärt wird. Sie übernehmen, was sie tagtäglich vorgelebt sehen. Wer selbst nie lernt, für sich zu sorgen, hat es schwer, dieses Verhalten glaubwürdig weiterzugeben, egal wie oft er oder sie davon erzählt.</w:t>
+      </w:r>
+    </w:p>
+    <w:p>
+      <w:pPr>
+        <w:rPr>
+          <w:rFonts w:hint="eastAsia"/>
+        </w:rPr>
+      </w:pPr>
+      <w:r>
+        <w:rPr>
+          <w:b w:val="0"/>
+          <w:i w:val="0"/>
+        </w:rPr>
+        <w:t>Als Manuelas Sohn im Teenageralter ihr sagte, sie solle doch auch mal an sich denken, war das für sie gleichzeitig schmerzhaft und der Anstoss, den sie brauchte. Ihr Kind hatte gesehen, was sie selbst über Jahre übersehen hatte.</w:t>
+      </w:r>
+    </w:p>
+    <w:p>
+      <w:pPr>
+        <w:rPr>
+          <w:rFonts w:hint="eastAsia"/>
+        </w:rPr>
+      </w:pPr>
+      <w:r>
+        <w:rPr>
+          <w:b w:val="0"/>
+          <w:i w:val="0"/>
+        </w:rPr>
+        <w:t>Die gute Nachricht: Veränderung, die ein Kind live miterlebt, hat oft mehr Wirkung als jede Erklärung. Kinder merken sich, wie ihre Bezugspersonen mit sich selbst umgehen, weit über das Erwachsenenalter hinaus.</w:t>
+      </w:r>
+    </w:p>
+    <w:p>
+      <w:pPr>
+        <w:rPr>
+          <w:rFonts w:hint="eastAsia"/>
+        </w:rPr>
+      </w:pPr>
+      <w:r>
+        <w:t>Als Sonjas kleine Tochter anfing, Freundinnen ungefragt zu bemuttern, erkannte Sonja darin ein Verhalten, das sie selbst ihrer Tochter unbewusst vorgelebt hatte, ohne es je so benannt zu haben.</w:t>
+      </w:r>
+    </w:p>
+    <w:p>
+      <w:pPr>
+        <w:rPr>
+          <w:rFonts w:hint="eastAsia"/>
+        </w:rPr>
+      </w:pPr>
+      <w:r>
+        <w:rPr>
+          <w:b w:val="0"/>
+          <w:i w:val="0"/>
+        </w:rPr>
+        <w:t>Was in dir wirklich passiert: Kinder lernen Beziehungsmuster überwiegend durch Beobachtung, nicht durch Belehrung. Eine sichtbare Veränderung im Umgang mit sich selbst wirkt deshalb oft nachhaltiger als jedes Gespräch über das Thema.</w:t>
       </w:r>
     </w:p>
     <w:p>
@@ -6096,7 +6605,7 @@
           <w:b/>
           <w:sz w:val="34"/>
         </w:rPr>
-        <w:t>21. Pflicht ist nicht dasselbe wie Liebe</w:t>
+        <w:t>27. Der innere Kompass, den du schon hast</w:t>
       </w:r>
     </w:p>
     <w:p>
@@ -6110,7 +6619,7 @@
           <w:b w:val="0"/>
           <w:i w:val="0"/>
         </w:rPr>
-        <w:t>Es gibt einen Unterschied zwischen etwas aus Liebe tun und etwas tun, weil es sich anfühlt, als hätte man keine Wahl. Von aussen sehen beide Handlungen manchmal gleich aus. Von innen fühlen sie sich völlig verschieden an.</w:t>
+        <w:t>Nach allem, was in diesem Buch beschrieben wurde, könnte der Eindruck entstehen, dass ein völlig neues System gelernt werden muss. Tatsächlich geht es öfter darum, etwas wiederzufinden, das schon da war, bevor es überdeckt wurde.</w:t>
       </w:r>
     </w:p>
     <w:p>
@@ -6124,7 +6633,7 @@
           <w:b w:val="0"/>
           <w:i w:val="0"/>
         </w:rPr>
-        <w:t>Wer aus Pflicht handelt, spürt oft eine leise Erschöpfung, noch bevor die Handlung beginnt, und ein Gefühl von Erleichterung erst, wenn sie vorbei ist. Wer aus Liebe handelt, kann müde sein und trotzdem einen Rest von Freude dabei spüren.</w:t>
+        <w:t>Jedes Kind kommt mit einem klaren Gefühl dafür zur Welt, was ihm guttut und was nicht. Dieses Gefühl verschwindet nicht, es wird nur überlagert. Die Übungen in diesem Buch graben es wieder frei, statt etwas komplett Neues zu erfinden.</w:t>
       </w:r>
     </w:p>
     <w:p>
@@ -6138,17 +6647,7 @@
           <w:b w:val="0"/>
           <w:i w:val="0"/>
         </w:rPr>
-        <w:t>Der Test, den viele meiner Klientinnen und Klienten hilfreich finden, ist eine einfache Frage vor jeder Handlung: Würde ich das auch tun, wenn niemand es je erfahren oder bewerten würde? Bei Pflicht lautet die ehrliche Antwort oft Nein.</w:t>
-      </w:r>
-    </w:p>
-    <w:p>
-      <w:pPr>
-        <w:rPr>
-          <w:rFonts w:hint="eastAsia"/>
-        </w:rPr>
-      </w:pPr>
-      <w:r>
-        <w:t>Yvonne testete die Frage aus dem Kapitel an einem gewöhnlichen Mittwoch und stellte überrascht fest, dass sie bei drei von fünf Dingen, die sie an diesem Tag tat, ehrlich mit Nein antworten musste.</w:t>
+        <w:t>Das erklärt, warum sich manche der Übungen nach einer Weile nicht mehr wie Arbeit anfühlen, sondern wie eine Erinnerung an etwas Vertrautes.</w:t>
       </w:r>
     </w:p>
     <w:p>
@@ -6162,7 +6661,22 @@
           <w:b w:val="0"/>
           <w:i w:val="0"/>
         </w:rPr>
-        <w:t>Was in dir wirklich passiert: Pflichtgefühl und Liebe aktivieren im Gehirn unterschiedliche Bewertungssysteme. Pflicht ist eng mit der Angst vor Konsequenzen verknüpft, Liebe mit einem Belohnungsgefühl. Wenn beide Systeme über Jahre kaum unterschieden wurden, braucht es bewusste Übung, um sie wieder auseinanderzuhalten.</w:t>
+        <w:t>Was in dir wirklich passiert: Die Fähigkeit, eigene Bedürfnisse wahrzunehmen, ist eine angeborene Grundausstattung, keine Fähigkeit, die von Grund auf neu erlernt werden muss. Deshalb geht ihre Wiederherstellung nach anfänglicher Übung oft schneller, als man selbst erwartet hätte.</w:t>
+      </w:r>
+    </w:p>
+    <w:p>
+      <w:pPr>
+        <w:pageBreakBefore/>
+        <w:rPr>
+          <w:rFonts w:hint="eastAsia"/>
+        </w:rPr>
+      </w:pPr>
+      <w:r>
+        <w:rPr>
+          <w:b/>
+          <w:sz w:val="34"/>
+        </w:rPr>
+        <w:t>28. Was du diesem Buch nicht schuldest</w:t>
       </w:r>
     </w:p>
     <w:p>
@@ -6176,7 +6690,7 @@
           <w:b w:val="0"/>
           <w:i w:val="0"/>
         </w:rPr>
-        <w:t>Übung: Die Pflicht-Liste.</w:t>
+        <w:t>Du schuldest diesem Buch keine Dankbarkeit, keine perfekte Umsetzung und keine Bewertung. Es gibt keinen Punktestand, den du erreichen musst, um „gut genug“ gelesen zu haben.</w:t>
       </w:r>
     </w:p>
     <w:p>
@@ -6190,20 +6704,21 @@
           <w:b w:val="0"/>
           <w:i w:val="0"/>
         </w:rPr>
-        <w:t>Schreib fünf Dinge auf, die du diese Woche für andere getan hast. Markiere bei jedem: Pflicht oder Liebe. Es gibt keine falsche Antwort, nur eine ehrlichere.</w:t>
-      </w:r>
-    </w:p>
-    <w:p>
-      <w:pPr>
-        <w:rPr>
-          <w:rFonts w:hint="eastAsia"/>
-        </w:rPr>
-      </w:pPr>
-      <w:r>
-        <w:rPr>
-          <w:i/>
-        </w:rPr>
-        <w:t>Reflexionsfrage: Bei welchem Punkt warst du dir am unsichersten?</w:t>
+        <w:t>Wenn du am Ende nur einen einzigen Satz aus diesem Buch mitnimmst und der Rest wieder verblasst, war es trotzdem nicht umsonst. Ein Satz, der wirklich ankommt, verändert oft mehr als hundert Seiten, die nur gelesen werden.</w:t>
+      </w:r>
+    </w:p>
+    <w:p>
+      <w:pPr>
+        <w:rPr>
+          <w:rFonts w:hint="eastAsia"/>
+        </w:rPr>
+      </w:pPr>
+      <w:r>
+        <w:rPr>
+          <w:b w:val="0"/>
+          <w:i w:val="0"/>
+        </w:rPr>
+        <w:t>Leg das Buch jetzt so hin, wie es für dich stimmt. Es ist keine Prüfung. Es war ein Angebot.</w:t>
       </w:r>
     </w:p>
     <w:p>
@@ -6218,73 +6733,37 @@
           <w:b/>
           <w:sz w:val="34"/>
         </w:rPr>
-        <w:t>22. Wenn der Körper schon lange warnt</w:t>
-      </w:r>
-    </w:p>
-    <w:p>
-      <w:pPr>
-        <w:rPr>
-          <w:rFonts w:hint="eastAsia"/>
-        </w:rPr>
-      </w:pPr>
-      <w:r>
-        <w:rPr>
-          <w:b w:val="0"/>
-          <w:i w:val="0"/>
-        </w:rPr>
-        <w:t>Der Körper meldet sich meistens nicht plötzlich. Er meldet sich zuerst leise, mit Verspannung, mit Schlafproblemen, mit einem Magen, der sich zusammenzieht, wenn das Telefon klingelt. Diese frühen Signale werden oft überhört, weil sie sich mit vollem Terminkalender vereinbaren lassen.</w:t>
-      </w:r>
-    </w:p>
-    <w:p>
-      <w:pPr>
-        <w:rPr>
-          <w:rFonts w:hint="eastAsia"/>
-        </w:rPr>
-      </w:pPr>
-      <w:r>
-        <w:rPr>
-          <w:b w:val="0"/>
-          <w:i w:val="0"/>
-        </w:rPr>
-        <w:t>Erst wenn der Körper lauter wird, mit Erschöpfung, die sich nicht mehr wegschlafen lässt, oder mit körperlichen Beschwerden, die kein Arzt eindeutig erklären kann, beginnt mancher, überhaupt hinzuhören.</w:t>
-      </w:r>
-    </w:p>
-    <w:p>
-      <w:pPr>
-        <w:rPr>
-          <w:rFonts w:hint="eastAsia"/>
-        </w:rPr>
-      </w:pPr>
-      <w:r>
-        <w:rPr>
-          <w:b w:val="0"/>
-          <w:i w:val="0"/>
-        </w:rPr>
-        <w:t>Die gute Nachricht: Der Körper vergisst nicht, wie sich Entlastung anfühlt, selbst nach Jahren nicht. Sobald der Druck wirklich sinkt, reagiert er meistens schneller, als man erwartet.</w:t>
-      </w:r>
-    </w:p>
-    <w:p>
-      <w:pPr>
-        <w:rPr>
-          <w:rFonts w:hint="eastAsia"/>
-        </w:rPr>
-      </w:pPr>
-      <w:r>
-        <w:t>Bruno hatte seit Jahren Ohrgeräusche, für die kein Arzt eine körperliche Ursache fand, bis eine Reduktion seiner Dauerbelastung sie spürbar leiser werden liess.</w:t>
-      </w:r>
-    </w:p>
-    <w:p>
-      <w:pPr>
-        <w:rPr>
-          <w:rFonts w:hint="eastAsia"/>
-        </w:rPr>
-      </w:pPr>
-      <w:r>
-        <w:rPr>
-          <w:b w:val="0"/>
-          <w:i w:val="0"/>
-        </w:rPr>
-        <w:t>Was in dir wirklich passiert: Chronischer Stress hält den Körper in einem Zustand erhöhter Alarmbereitschaft, der auf Dauer Schlaf, Verdauung und Immunsystem belastet. Sinkt die tatsächliche Belastung, kann sich dieser Zustand zurückbilden, auch wenn die frühen Warnzeichen jahrelang ignoriert wurden.</w:t>
+        <w:t>29. Ein letzter Gedanke, bevor du weiterliest</w:t>
+      </w:r>
+    </w:p>
+    <w:p>
+      <w:pPr>
+        <w:rPr>
+          <w:rFonts w:hint="eastAsia"/>
+        </w:rPr>
+      </w:pPr>
+      <w:r>
+        <w:t>Vielleicht liest du dieses Buch, weil jemand es dir gegeben hat, und nicht, weil du selbst danach gesucht hast. Auch das ist ein guter Grund anzufangen.</w:t>
+      </w:r>
+    </w:p>
+    <w:p>
+      <w:pPr>
+        <w:rPr>
+          <w:rFonts w:hint="eastAsia"/>
+        </w:rPr>
+      </w:pPr>
+      <w:r>
+        <w:t>Vielleicht liest du es zum zweiten oder dritten Mal, weil das erste Mal nicht gereicht hat. Auch das ist normal. Manche Sätze brauchen mehrere Anläufe, bis sie wirklich ankommen.</w:t>
+      </w:r>
+    </w:p>
+    <w:p>
+      <w:pPr>
+        <w:rPr>
+          <w:rFonts w:hint="eastAsia"/>
+        </w:rPr>
+      </w:pPr>
+      <w:r>
+        <w:t>Wie auch immer du hierhergekommen bist: Das, was du in den letzten Kapiteln gelesen hast, verschwindet nicht wieder. Es liegt jetzt da, wo du es findest, wenn du bereit bist, es zu nutzen.</w:t>
       </w:r>
     </w:p>
     <w:p>
@@ -6299,73 +6778,46 @@
           <w:b/>
           <w:sz w:val="34"/>
         </w:rPr>
-        <w:t>23. „Ich schaffe das schon“ als Warnsignal</w:t>
-      </w:r>
-    </w:p>
-    <w:p>
-      <w:pPr>
-        <w:rPr>
-          <w:rFonts w:hint="eastAsia"/>
-        </w:rPr>
-      </w:pPr>
-      <w:r>
-        <w:rPr>
-          <w:b w:val="0"/>
+        <w:t>Was jetzt, wenn das Buch zu Ende ist</w:t>
+      </w:r>
+    </w:p>
+    <w:p>
+      <w:pPr>
+        <w:rPr>
+          <w:rFonts w:hint="eastAsia"/>
+        </w:rPr>
+      </w:pPr>
+      <w:r>
+        <w:rPr>
           <w:i w:val="0"/>
         </w:rPr>
-        <w:t>Es ist einer der gefährlichsten Sätze in diesem ganzen Buch, gerade weil er so unauffällig klingt. „Ich schaffe das schon“ hört sich nach Stärke an. Oft ist es aber der Moment, in dem eine Grenze überschritten wird, ohne dass sie überhaupt ausgesprochen wurde.</w:t>
-      </w:r>
-    </w:p>
-    <w:p>
-      <w:pPr>
-        <w:rPr>
-          <w:rFonts w:hint="eastAsia"/>
-        </w:rPr>
-      </w:pPr>
-      <w:r>
-        <w:rPr>
-          <w:b w:val="0"/>
+        <w:t>Ein Buch endet, aber das Leben, um das es geht, tut das nicht. In den nächsten Wochen wirst du vermutlich wieder in alte Muster zurückfallen, mehr als einmal. Das ist kein Zeichen, dass nichts funktioniert hat. Es ist der normale Verlauf jeder echten Veränderung.</w:t>
+      </w:r>
+    </w:p>
+    <w:p>
+      <w:pPr>
+        <w:rPr>
+          <w:rFonts w:hint="eastAsia"/>
+        </w:rPr>
+      </w:pPr>
+      <w:r>
+        <w:rPr>
           <w:i w:val="0"/>
         </w:rPr>
-        <w:t>Der Satz kommt selten, wenn wirklich alles in Ordnung ist. Er kommt meistens genau dann, wenn eigentlich Hilfe nötig wäre, aber die alte Gewohnheit stärker ist als die ehrliche Einschätzung der eigenen Kapazität.</w:t>
-      </w:r>
-    </w:p>
-    <w:p>
-      <w:pPr>
-        <w:rPr>
-          <w:rFonts w:hint="eastAsia"/>
-        </w:rPr>
-      </w:pPr>
-      <w:r>
-        <w:rPr>
-          <w:b w:val="0"/>
+        <w:t>Was sich verändert hat, ist nicht, dass die alten Muster verschwunden sind. Was sich verändert hat, ist, dass du sie jetzt erkennst, während sie passieren, statt erst Monate später. Das allein ist schon ein Unterschied, der sich mit der Zeit summiert.</w:t>
+      </w:r>
+    </w:p>
+    <w:p>
+      <w:pPr>
+        <w:rPr>
+          <w:rFonts w:hint="eastAsia"/>
+        </w:rPr>
+      </w:pPr>
+      <w:r>
+        <w:rPr>
           <w:i w:val="0"/>
         </w:rPr>
-        <w:t>Ein Warnsignal ernst zu nehmen heisst nicht, sofort alles hinzuwerfen. Es heisst, kurz innezuhalten und sich zu fragen, ob dieser Satz gerade eine echte Einschätzung ist oder eine automatische Reaktion.</w:t>
-      </w:r>
-    </w:p>
-    <w:p>
-      <w:pPr>
-        <w:rPr>
-          <w:rFonts w:hint="eastAsia"/>
-        </w:rPr>
-      </w:pPr>
-      <w:r>
-        <w:t>Monika bemerkte, dass sie diesen Satz fast immer in denselben zwei Situationen benutzte: kurz bevor sie eine weitere Verpflichtung annahm oder kurz bevor sie eine eigene Grenze übersah.</w:t>
-      </w:r>
-    </w:p>
-    <w:p>
-      <w:pPr>
-        <w:rPr>
-          <w:rFonts w:hint="eastAsia"/>
-        </w:rPr>
-      </w:pPr>
-      <w:r>
-        <w:rPr>
-          <w:b w:val="0"/>
-          <w:i w:val="0"/>
-        </w:rPr>
-        <w:t>Was in dir wirklich passiert: Automatisierte Sätze wie „Ich schaffe das schon“ werden oft unter Zeitdruck aktiviert, bevor eine bewusste Abwägung überhaupt stattfinden kann. Wer diesen Satz als Signal statt als Fakt behandelt, gewinnt die Sekunde zurück, die für eine ehrlichere Antwort nötig ist.</w:t>
+        <w:t>Nimm dir vor, dieses Buch in drei Monaten noch einmal zur Hand zu nehmen, nur die markierten Stellen und die Satz-Sammlung am Ende. Nicht um von vorn zu beginnen, sondern um zu sehen, was inzwischen selbstverständlich geworden ist und was noch Übung braucht.</w:t>
       </w:r>
     </w:p>
     <w:p>
@@ -6380,73 +6832,37 @@
           <w:b/>
           <w:sz w:val="34"/>
         </w:rPr>
-        <w:t>24. Der Wendepunkt, den niemand ankündigt</w:t>
-      </w:r>
-    </w:p>
-    <w:p>
-      <w:pPr>
-        <w:rPr>
-          <w:rFonts w:hint="eastAsia"/>
-        </w:rPr>
-      </w:pPr>
-      <w:r>
-        <w:rPr>
-          <w:b w:val="0"/>
-          <w:i w:val="0"/>
-        </w:rPr>
-        <w:t>Anna erinnert sich nicht an ein grosses Ereignis, das alles verändert hat. Sie erinnert sich an einen gewöhnlichen Dienstagabend, an dem sie zum ersten Mal Nein zu einer Bitte sagte, ohne sich hinterher zu rechtfertigen. Niemand hat applaudiert. Das Leben ist einfach weitergegangen.</w:t>
-      </w:r>
-    </w:p>
-    <w:p>
-      <w:pPr>
-        <w:rPr>
-          <w:rFonts w:hint="eastAsia"/>
-        </w:rPr>
-      </w:pPr>
-      <w:r>
-        <w:rPr>
-          <w:b w:val="0"/>
-          <w:i w:val="0"/>
-        </w:rPr>
-        <w:t>Genau so sehen die meisten echten Wendepunkte aus. Nicht als Feuerwerk, sondern als ein gewöhnlicher Moment, der beim genaueren Hinsehen anders war als alle davor.</w:t>
-      </w:r>
-    </w:p>
-    <w:p>
-      <w:pPr>
-        <w:rPr>
-          <w:rFonts w:hint="eastAsia"/>
-        </w:rPr>
-      </w:pPr>
-      <w:r>
-        <w:rPr>
-          <w:b w:val="0"/>
-          <w:i w:val="0"/>
-        </w:rPr>
-        <w:t>Wenn du dieses Buch bis hierher gelesen hast, hattest du vermutlich schon mindestens einen solchen Moment, auch wenn er dir im Moment selbst kaum aufgefallen ist. Das ist kein Zufall. Das ist der Anfang.</w:t>
-      </w:r>
-    </w:p>
-    <w:p>
-      <w:pPr>
-        <w:rPr>
-          <w:rFonts w:hint="eastAsia"/>
-        </w:rPr>
-      </w:pPr>
-      <w:r>
-        <w:t>Für Felix war es ein gewöhnlicher Feierabend, an dem er zum ersten Mal nach Hause ging, ohne vorher im Büro noch „schnell etwas fertigzumachen“. Niemand bemerkte es. Er selbst bemerkte es erst Wochen später.</w:t>
-      </w:r>
-    </w:p>
-    <w:p>
-      <w:pPr>
-        <w:rPr>
-          <w:rFonts w:hint="eastAsia"/>
-        </w:rPr>
-      </w:pPr>
-      <w:r>
-        <w:rPr>
-          <w:b w:val="0"/>
-          <w:i w:val="0"/>
-        </w:rPr>
-        <w:t>Was in dir wirklich passiert: Veränderung fühlt sich im Rückblick oft bedeutsamer an als im Moment selbst, weil erst die Wiederholung zeigt, dass ein einzelner Moment der Beginn eines neuen Musters war. Das erklärt, warum echte Wendepunkte selten erkannt werden, während sie passieren.</w:t>
+        <w:t>30. Wenn du dieses Buch verschenkst</w:t>
+      </w:r>
+    </w:p>
+    <w:p>
+      <w:pPr>
+        <w:rPr>
+          <w:rFonts w:hint="eastAsia"/>
+        </w:rPr>
+      </w:pPr>
+      <w:r>
+        <w:t>Manche geben dieses Buch weiter, an eine Freundin, einen Bruder, eine Kollegin, die dieselben Muster zeigen. Das ist ein grosszügiger Impuls, und trotzdem lohnt sich ein zweiter Gedanke davor.</w:t>
+      </w:r>
+    </w:p>
+    <w:p>
+      <w:pPr>
+        <w:rPr>
+          <w:rFonts w:hint="eastAsia"/>
+        </w:rPr>
+      </w:pPr>
+      <w:r>
+        <w:t>Ein Buch über dieses Thema wirkt am stärksten, wenn die Person selbst danach gesucht hat, nicht wenn es ihr ungefragt in die Hand gedrückt wird. Ein ungefragtes Geschenk kann sich schnell wie ein Vorwurf anfühlen, auch wenn er nicht so gemeint war.</w:t>
+      </w:r>
+    </w:p>
+    <w:p>
+      <w:pPr>
+        <w:rPr>
+          <w:rFonts w:hint="eastAsia"/>
+        </w:rPr>
+      </w:pPr>
+      <w:r>
+        <w:t>Ein einfacher Satz reicht oft mehr als das ganze Buch: „Ich habe da etwas gelesen, das mich an dich erinnert hat. Sag mir, falls du es auch lesen möchtest.“ Die Entscheidung bleibt bei der anderen Person, so wie sie bei dir geblieben ist.</w:t>
       </w:r>
     </w:p>
     <w:p>
@@ -6461,635 +6877,7 @@
           <w:b/>
           <w:sz w:val="34"/>
         </w:rPr>
-        <w:t>25. Hilfe annehmen, ohne dich schuldig zu fühlen</w:t>
-      </w:r>
-    </w:p>
-    <w:p>
-      <w:pPr>
-        <w:rPr>
-          <w:rFonts w:hint="eastAsia"/>
-        </w:rPr>
-      </w:pPr>
-      <w:r>
-        <w:rPr>
-          <w:b w:val="0"/>
-          <w:i w:val="0"/>
-        </w:rPr>
-        <w:t>Für viele, die gelernt haben, für andere da zu sein, ist das Annehmen von Hilfe fast schwerer als das Geben. Eine Hand anzunehmen fühlt sich an wie eine Schuld, die irgendwann zurückgezahlt werden muss.</w:t>
-      </w:r>
-    </w:p>
-    <w:p>
-      <w:pPr>
-        <w:rPr>
-          <w:rFonts w:hint="eastAsia"/>
-        </w:rPr>
-      </w:pPr>
-      <w:r>
-        <w:rPr>
-          <w:b w:val="0"/>
-          <w:i w:val="0"/>
-        </w:rPr>
-        <w:t>Doris brauchte drei Anläufe, bis sie eine Nachbarin bat, kurz auf ihre Kinder aufzupassen, ohne im selben Atemzug ein Gegenangebot zu machen. Beim ersten Mal hat sie fast abgesagt, aus reiner Verlegenheit.</w:t>
-      </w:r>
-    </w:p>
-    <w:p>
-      <w:pPr>
-        <w:rPr>
-          <w:rFonts w:hint="eastAsia"/>
-        </w:rPr>
-      </w:pPr>
-      <w:r>
-        <w:rPr>
-          <w:b w:val="0"/>
-          <w:i w:val="0"/>
-        </w:rPr>
-        <w:t>Hilfe anzunehmen ist keine Schwäche und auch keine Schuld. Es ist ein Übungsfeld wie jedes andere, das in diesem Buch beschrieben wird, mit demselben Muskel, der auch beim Neinsagen gebraucht wird.</w:t>
-      </w:r>
-    </w:p>
-    <w:p>
-      <w:pPr>
-        <w:rPr>
-          <w:rFonts w:hint="eastAsia"/>
-        </w:rPr>
-      </w:pPr>
-      <w:r>
-        <w:rPr>
-          <w:b w:val="0"/>
-          <w:i w:val="0"/>
-        </w:rPr>
-        <w:t>Was in dir wirklich passiert: Wer gewohnt ist, die Rolle der Helferin oder des Helfers einzunehmen, empfindet die umgekehrte Rolle oft als Statusverlust, obwohl objektiv nichts verloren geht. Diese Bewertung ist erlernt und kann genauso wieder verlernt werden.</w:t>
-      </w:r>
-    </w:p>
-    <w:p>
-      <w:pPr>
-        <w:rPr>
-          <w:rFonts w:hint="eastAsia"/>
-        </w:rPr>
-      </w:pPr>
-      <w:r>
-        <w:rPr>
-          <w:b w:val="0"/>
-          <w:i w:val="0"/>
-        </w:rPr>
-        <w:t>Übung: Eine Bitte pro Woche.</w:t>
-      </w:r>
-    </w:p>
-    <w:p>
-      <w:pPr>
-        <w:rPr>
-          <w:rFonts w:hint="eastAsia"/>
-        </w:rPr>
-      </w:pPr>
-      <w:r>
-        <w:rPr>
-          <w:b w:val="0"/>
-          <w:i w:val="0"/>
-        </w:rPr>
-        <w:t>Bitte diese Woche einmal aktiv um Hilfe, bei etwas Kleinem. Beobachte, was in dir passiert, bevor, während und nachdem du gefragt hast.</w:t>
-      </w:r>
-    </w:p>
-    <w:p>
-      <w:pPr>
-        <w:rPr>
-          <w:rFonts w:hint="eastAsia"/>
-        </w:rPr>
-      </w:pPr>
-      <w:r>
-        <w:rPr>
-          <w:b w:val="0"/>
-          <w:i w:val="0"/>
-        </w:rPr>
-        <w:t>Reflexionsfrage: Was hast du dir vorgestellt, dass die andere Person von dir denkt, nachdem du gefragt hast, und was ist tatsächlich passiert?</w:t>
-      </w:r>
-    </w:p>
-    <w:p>
-      <w:pPr>
-        <w:pageBreakBefore/>
-        <w:rPr>
-          <w:rFonts w:hint="eastAsia"/>
-        </w:rPr>
-      </w:pPr>
-      <w:r>
-        <w:rPr>
-          <w:b/>
-          <w:sz w:val="34"/>
-        </w:rPr>
-        <w:t>26. Der Unterschied zwischen Rücksicht und Selbstaufgabe</w:t>
-      </w:r>
-    </w:p>
-    <w:p>
-      <w:pPr>
-        <w:rPr>
-          <w:rFonts w:hint="eastAsia"/>
-        </w:rPr>
-      </w:pPr>
-      <w:r>
-        <w:rPr>
-          <w:b w:val="0"/>
-          <w:i w:val="0"/>
-        </w:rPr>
-        <w:t>Rücksicht bedeutet, die Bedürfnisse anderer wahrzunehmen und mit einzubeziehen. Selbstaufgabe bedeutet, die eigenen Bedürfnisse dabei ganz zu streichen. Beide fühlen sich von aussen manchmal ähnlich an, führen aber zu völlig unterschiedlichen Ergebnissen.</w:t>
-      </w:r>
-    </w:p>
-    <w:p>
-      <w:pPr>
-        <w:rPr>
-          <w:rFonts w:hint="eastAsia"/>
-        </w:rPr>
-      </w:pPr>
-      <w:r>
-        <w:rPr>
-          <w:b w:val="0"/>
-          <w:i w:val="0"/>
-        </w:rPr>
-        <w:t>Petra, eine Klientin mit demselben Vornamen wie die Autorin dieses Buches, brachte es einmal so auf den Punkt: „Ich dachte, ich sei rücksichtsvoll. Tatsächlich war ich einfach nicht mehr in meiner eigenen Geschichte vorhanden.“</w:t>
-      </w:r>
-    </w:p>
-    <w:p>
-      <w:pPr>
-        <w:rPr>
-          <w:rFonts w:hint="eastAsia"/>
-        </w:rPr>
-      </w:pPr>
-      <w:r>
-        <w:rPr>
-          <w:b w:val="0"/>
-          <w:i w:val="0"/>
-        </w:rPr>
-        <w:t>Der Test ist derselbe wie schon im Kapitel über Pflicht und Liebe: Bleibt in der Entscheidung überhaupt noch ein Platz für dich, oder bist du komplett verschwunden?</w:t>
-      </w:r>
-    </w:p>
-    <w:p>
-      <w:pPr>
-        <w:rPr>
-          <w:rFonts w:hint="eastAsia"/>
-        </w:rPr>
-      </w:pPr>
-      <w:r>
-        <w:t>Tobias erkannte den Unterschied erst, als ihm auffiel, dass er sich bei jeder Entscheidung fragte, was die anderen wohl denken, aber nie, was er selbst eigentlich wollte. Der zweite Teil der Frage fehlte einfach komplett.</w:t>
-      </w:r>
-    </w:p>
-    <w:p>
-      <w:pPr>
-        <w:rPr>
-          <w:rFonts w:hint="eastAsia"/>
-        </w:rPr>
-      </w:pPr>
-      <w:r>
-        <w:rPr>
-          <w:b w:val="0"/>
-          <w:i w:val="0"/>
-        </w:rPr>
-        <w:t>Was in dir wirklich passiert: Echte Rücksicht berücksichtigt mehrere Perspektiven gleichzeitig, die eigene eingeschlossen. Selbstaufgabe entsteht, wenn die eigene Perspektive über lange Zeit systematisch aus der Abwägung entfernt wurde, bis sie irgendwann gar nicht mehr automatisch mitgedacht wird.</w:t>
-      </w:r>
-    </w:p>
-    <w:p>
-      <w:pPr>
-        <w:pageBreakBefore/>
-        <w:rPr>
-          <w:rFonts w:hint="eastAsia"/>
-        </w:rPr>
-      </w:pPr>
-      <w:r>
-        <w:rPr>
-          <w:b/>
-          <w:sz w:val="34"/>
-        </w:rPr>
-        <w:t>27. Warum „Perfekt“ der falsche Massstab ist</w:t>
-      </w:r>
-    </w:p>
-    <w:p>
-      <w:pPr>
-        <w:rPr>
-          <w:rFonts w:hint="eastAsia"/>
-        </w:rPr>
-      </w:pPr>
-      <w:r>
-        <w:rPr>
-          <w:b w:val="0"/>
-          <w:i w:val="0"/>
-        </w:rPr>
-        <w:t>Wer sich jahrelang daran gewöhnt hat, für andere perfekt zu funktionieren, überträgt diesen Massstab oft unbewusst auch auf die eigene Veränderung. Das Ergebnis: Sobald ein Rückschritt passiert, fühlt sich das ganze Vorhaben wie gescheitert an.</w:t>
-      </w:r>
-    </w:p>
-    <w:p>
-      <w:pPr>
-        <w:rPr>
-          <w:rFonts w:hint="eastAsia"/>
-        </w:rPr>
-      </w:pPr>
-      <w:r>
-        <w:rPr>
-          <w:b w:val="0"/>
-          <w:i w:val="0"/>
-        </w:rPr>
-        <w:t>Irene wollte nach diesem Buch „konsequent“ jeden Tag eine Übung machen, und war nach dem ersten ausgelassenen Tag kurz davor, ganz aufzuhören. Ein Gespräch mit einer Freundin erinnerte sie daran, dass Fortschritt kein gerader Strich ist.</w:t>
-      </w:r>
-    </w:p>
-    <w:p>
-      <w:pPr>
-        <w:rPr>
-          <w:rFonts w:hint="eastAsia"/>
-        </w:rPr>
-      </w:pPr>
-      <w:r>
-        <w:rPr>
-          <w:b w:val="0"/>
-          <w:i w:val="0"/>
-        </w:rPr>
-        <w:t>Der richtige Massstab ist nicht Perfektion, sondern Richtung. Machst du insgesamt, über Wochen betrachtet, mehr Schritte für dich als noch vor einem Jahr? Das reicht.</w:t>
-      </w:r>
-    </w:p>
-    <w:p>
-      <w:pPr>
-        <w:rPr>
-          <w:rFonts w:hint="eastAsia"/>
-        </w:rPr>
-      </w:pPr>
-      <w:r>
-        <w:t>Claudio führte drei Monate ein Tagebuch über seine Fortschritte und stellte am Ende fest, dass die Wochen mit den meisten Rückschlägen paradoxerweise die waren, aus denen er am meisten gelernt hatte.</w:t>
-      </w:r>
-    </w:p>
-    <w:p>
-      <w:pPr>
-        <w:rPr>
-          <w:rFonts w:hint="eastAsia"/>
-        </w:rPr>
-      </w:pPr>
-      <w:r>
-        <w:rPr>
-          <w:b w:val="0"/>
-          <w:i w:val="0"/>
-        </w:rPr>
-        <w:t>Was in dir wirklich passiert: Ein perfektionistischer Massstab aktiviert dieselben Alarmsysteme wie eine Bedrohung, sobald er verfehlt wird, was das Aufgeben wahrscheinlicher macht als das Weitermachen. Ein realistischer Massstab, der Rückschritte einschliesst, senkt diesen Druck und erhöht paradoxerweise die tatsächliche Beständigkeit.</w:t>
-      </w:r>
-    </w:p>
-    <w:p>
-      <w:pPr>
-        <w:pageBreakBefore/>
-        <w:rPr>
-          <w:rFonts w:hint="eastAsia"/>
-        </w:rPr>
-      </w:pPr>
-      <w:r>
-        <w:rPr>
-          <w:b/>
-          <w:sz w:val="34"/>
-        </w:rPr>
-        <w:t>28. Wenn Kinder das Muster spiegeln</w:t>
-      </w:r>
-    </w:p>
-    <w:p>
-      <w:pPr>
-        <w:rPr>
-          <w:rFonts w:hint="eastAsia"/>
-        </w:rPr>
-      </w:pPr>
-      <w:r>
-        <w:rPr>
-          <w:b w:val="0"/>
-          <w:i w:val="0"/>
-        </w:rPr>
-        <w:t>Kinder übernehmen selten das, was ihnen erklärt wird. Sie übernehmen, was sie tagtäglich vorgelebt sehen. Wer selbst nie lernt, für sich zu sorgen, hat es schwer, dieses Verhalten glaubwürdig weiterzugeben, egal wie oft er oder sie davon erzählt.</w:t>
-      </w:r>
-    </w:p>
-    <w:p>
-      <w:pPr>
-        <w:rPr>
-          <w:rFonts w:hint="eastAsia"/>
-        </w:rPr>
-      </w:pPr>
-      <w:r>
-        <w:rPr>
-          <w:b w:val="0"/>
-          <w:i w:val="0"/>
-        </w:rPr>
-        <w:t>Als Manuelas Sohn im Teenageralter ihr sagte, sie solle doch auch mal an sich denken, war das für sie gleichzeitig schmerzhaft und der Anstoss, den sie brauchte. Ihr Kind hatte gesehen, was sie selbst über Jahre übersehen hatte.</w:t>
-      </w:r>
-    </w:p>
-    <w:p>
-      <w:pPr>
-        <w:rPr>
-          <w:rFonts w:hint="eastAsia"/>
-        </w:rPr>
-      </w:pPr>
-      <w:r>
-        <w:rPr>
-          <w:b w:val="0"/>
-          <w:i w:val="0"/>
-        </w:rPr>
-        <w:t>Die gute Nachricht: Veränderung, die ein Kind live miterlebt, hat oft mehr Wirkung als jede Erklärung. Kinder merken sich, wie ihre Bezugspersonen mit sich selbst umgehen, weit über das Erwachsenenalter hinaus.</w:t>
-      </w:r>
-    </w:p>
-    <w:p>
-      <w:pPr>
-        <w:rPr>
-          <w:rFonts w:hint="eastAsia"/>
-        </w:rPr>
-      </w:pPr>
-      <w:r>
-        <w:t>Als Sonjas kleine Tochter anfing, Freundinnen ungefragt zu bemuttern, erkannte Sonja darin ein Verhalten, das sie selbst ihrer Tochter unbewusst vorgelebt hatte, ohne es je so benannt zu haben.</w:t>
-      </w:r>
-    </w:p>
-    <w:p>
-      <w:pPr>
-        <w:rPr>
-          <w:rFonts w:hint="eastAsia"/>
-        </w:rPr>
-      </w:pPr>
-      <w:r>
-        <w:rPr>
-          <w:b w:val="0"/>
-          <w:i w:val="0"/>
-        </w:rPr>
-        <w:t>Was in dir wirklich passiert: Kinder lernen Beziehungsmuster überwiegend durch Beobachtung, nicht durch Belehrung. Eine sichtbare Veränderung im Umgang mit sich selbst wirkt deshalb oft nachhaltiger als jedes Gespräch über das Thema.</w:t>
-      </w:r>
-    </w:p>
-    <w:p>
-      <w:pPr>
-        <w:pageBreakBefore/>
-        <w:rPr>
-          <w:rFonts w:hint="eastAsia"/>
-        </w:rPr>
-      </w:pPr>
-      <w:r>
-        <w:rPr>
-          <w:b/>
-          <w:sz w:val="34"/>
-        </w:rPr>
-        <w:t>29. Der innere Kompass, den du schon hast</w:t>
-      </w:r>
-    </w:p>
-    <w:p>
-      <w:pPr>
-        <w:rPr>
-          <w:rFonts w:hint="eastAsia"/>
-        </w:rPr>
-      </w:pPr>
-      <w:r>
-        <w:rPr>
-          <w:b w:val="0"/>
-          <w:i w:val="0"/>
-        </w:rPr>
-        <w:t>Nach allem, was in diesem Buch beschrieben wurde, könnte der Eindruck entstehen, dass ein völlig neues System gelernt werden muss. Tatsächlich geht es öfter darum, etwas wiederzufinden, das schon da war, bevor es überdeckt wurde.</w:t>
-      </w:r>
-    </w:p>
-    <w:p>
-      <w:pPr>
-        <w:rPr>
-          <w:rFonts w:hint="eastAsia"/>
-        </w:rPr>
-      </w:pPr>
-      <w:r>
-        <w:rPr>
-          <w:b w:val="0"/>
-          <w:i w:val="0"/>
-        </w:rPr>
-        <w:t>Jedes Kind kommt mit einem klaren Gefühl dafür zur Welt, was ihm guttut und was nicht. Dieses Gefühl verschwindet nicht, es wird nur überlagert. Die Übungen in diesem Buch graben es wieder frei, statt etwas komplett Neues zu erfinden.</w:t>
-      </w:r>
-    </w:p>
-    <w:p>
-      <w:pPr>
-        <w:rPr>
-          <w:rFonts w:hint="eastAsia"/>
-        </w:rPr>
-      </w:pPr>
-      <w:r>
-        <w:rPr>
-          <w:b w:val="0"/>
-          <w:i w:val="0"/>
-        </w:rPr>
-        <w:t>Das erklärt, warum sich manche der Übungen nach einer Weile nicht mehr wie Arbeit anfühlen, sondern wie eine Erinnerung an etwas Vertrautes.</w:t>
-      </w:r>
-    </w:p>
-    <w:p>
-      <w:pPr>
-        <w:rPr>
-          <w:rFonts w:hint="eastAsia"/>
-        </w:rPr>
-      </w:pPr>
-      <w:r>
-        <w:rPr>
-          <w:b w:val="0"/>
-          <w:i w:val="0"/>
-        </w:rPr>
-        <w:t>Was in dir wirklich passiert: Die Fähigkeit, eigene Bedürfnisse wahrzunehmen, ist eine angeborene Grundausstattung, keine Fähigkeit, die von Grund auf neu erlernt werden muss. Deshalb geht ihre Wiederherstellung nach anfänglicher Übung oft schneller, als man selbst erwartet hätte.</w:t>
-      </w:r>
-    </w:p>
-    <w:p>
-      <w:pPr>
-        <w:pageBreakBefore/>
-        <w:rPr>
-          <w:rFonts w:hint="eastAsia"/>
-        </w:rPr>
-      </w:pPr>
-      <w:r>
-        <w:rPr>
-          <w:b/>
-          <w:sz w:val="34"/>
-        </w:rPr>
-        <w:t>30. Was du diesem Buch nicht schuldest</w:t>
-      </w:r>
-    </w:p>
-    <w:p>
-      <w:pPr>
-        <w:rPr>
-          <w:rFonts w:hint="eastAsia"/>
-        </w:rPr>
-      </w:pPr>
-      <w:r>
-        <w:rPr>
-          <w:b w:val="0"/>
-          <w:i w:val="0"/>
-        </w:rPr>
-        <w:t>Du schuldest diesem Buch keine Dankbarkeit, keine perfekte Umsetzung und keine Bewertung. Es gibt keinen Punktestand, den du erreichen musst, um „gut genug“ gelesen zu haben.</w:t>
-      </w:r>
-    </w:p>
-    <w:p>
-      <w:pPr>
-        <w:rPr>
-          <w:rFonts w:hint="eastAsia"/>
-        </w:rPr>
-      </w:pPr>
-      <w:r>
-        <w:rPr>
-          <w:b w:val="0"/>
-          <w:i w:val="0"/>
-        </w:rPr>
-        <w:t>Wenn du am Ende nur einen einzigen Satz aus diesem Buch mitnimmst und der Rest wieder verblasst, war es trotzdem nicht umsonst. Ein Satz, der wirklich ankommt, verändert oft mehr als hundert Seiten, die nur gelesen werden.</w:t>
-      </w:r>
-    </w:p>
-    <w:p>
-      <w:pPr>
-        <w:rPr>
-          <w:rFonts w:hint="eastAsia"/>
-        </w:rPr>
-      </w:pPr>
-      <w:r>
-        <w:rPr>
-          <w:b w:val="0"/>
-          <w:i w:val="0"/>
-        </w:rPr>
-        <w:t>Leg das Buch jetzt so hin, wie es für dich stimmt. Es ist keine Prüfung. Es war ein Angebot.</w:t>
-      </w:r>
-    </w:p>
-    <w:p>
-      <w:pPr>
-        <w:pageBreakBefore/>
-        <w:rPr>
-          <w:rFonts w:hint="eastAsia"/>
-        </w:rPr>
-      </w:pPr>
-      <w:r>
-        <w:rPr>
-          <w:b/>
-          <w:sz w:val="34"/>
-        </w:rPr>
-        <w:t>31. Ein letzter Gedanke, bevor du weiterliest</w:t>
-      </w:r>
-    </w:p>
-    <w:p>
-      <w:pPr>
-        <w:rPr>
-          <w:rFonts w:hint="eastAsia"/>
-        </w:rPr>
-      </w:pPr>
-      <w:r>
-        <w:t>Vielleicht liest du dieses Buch, weil jemand es dir gegeben hat, und nicht, weil du selbst danach gesucht hast. Auch das ist ein guter Grund anzufangen.</w:t>
-      </w:r>
-    </w:p>
-    <w:p>
-      <w:pPr>
-        <w:rPr>
-          <w:rFonts w:hint="eastAsia"/>
-        </w:rPr>
-      </w:pPr>
-      <w:r>
-        <w:t>Vielleicht liest du es zum zweiten oder dritten Mal, weil das erste Mal nicht gereicht hat. Auch das ist normal. Manche Sätze brauchen mehrere Anläufe, bis sie wirklich ankommen.</w:t>
-      </w:r>
-    </w:p>
-    <w:p>
-      <w:pPr>
-        <w:rPr>
-          <w:rFonts w:hint="eastAsia"/>
-        </w:rPr>
-      </w:pPr>
-      <w:r>
-        <w:t>Wie auch immer du hierhergekommen bist: Das, was du in den letzten Kapiteln gelesen hast, verschwindet nicht wieder. Es liegt jetzt da, wo du es findest, wenn du bereit bist, es zu nutzen.</w:t>
-      </w:r>
-    </w:p>
-    <w:p>
-      <w:pPr>
-        <w:pageBreakBefore/>
-        <w:rPr>
-          <w:rFonts w:hint="eastAsia"/>
-        </w:rPr>
-      </w:pPr>
-      <w:r>
-        <w:rPr>
-          <w:b/>
-          <w:sz w:val="34"/>
-        </w:rPr>
-        <w:t>Was jetzt, wenn das Buch zu Ende ist</w:t>
-      </w:r>
-    </w:p>
-    <w:p>
-      <w:pPr>
-        <w:rPr>
-          <w:rFonts w:hint="eastAsia"/>
-        </w:rPr>
-      </w:pPr>
-      <w:r>
-        <w:rPr>
-          <w:i w:val="0"/>
-        </w:rPr>
-        <w:t>Ein Buch endet, aber das Leben, um das es geht, tut das nicht. In den nächsten Wochen wirst du vermutlich wieder in alte Muster zurückfallen, mehr als einmal. Das ist kein Zeichen, dass nichts funktioniert hat. Es ist der normale Verlauf jeder echten Veränderung.</w:t>
-      </w:r>
-    </w:p>
-    <w:p>
-      <w:pPr>
-        <w:rPr>
-          <w:rFonts w:hint="eastAsia"/>
-        </w:rPr>
-      </w:pPr>
-      <w:r>
-        <w:rPr>
-          <w:i w:val="0"/>
-        </w:rPr>
-        <w:t>Was sich verändert hat, ist nicht, dass die alten Muster verschwunden sind. Was sich verändert hat, ist, dass du sie jetzt erkennst, während sie passieren, statt erst Monate später. Das allein ist schon ein Unterschied, der sich mit der Zeit summiert.</w:t>
-      </w:r>
-    </w:p>
-    <w:p>
-      <w:pPr>
-        <w:rPr>
-          <w:rFonts w:hint="eastAsia"/>
-        </w:rPr>
-      </w:pPr>
-      <w:r>
-        <w:rPr>
-          <w:i w:val="0"/>
-        </w:rPr>
-        <w:t>Nimm dir vor, dieses Buch in drei Monaten noch einmal zur Hand zu nehmen, nur die markierten Stellen und die Satz-Sammlung am Ende. Nicht um von vorn zu beginnen, sondern um zu sehen, was inzwischen selbstverständlich geworden ist und was noch Übung braucht.</w:t>
-      </w:r>
-    </w:p>
-    <w:p>
-      <w:pPr>
-        <w:pageBreakBefore/>
-        <w:rPr>
-          <w:rFonts w:hint="eastAsia"/>
-        </w:rPr>
-      </w:pPr>
-      <w:r>
-        <w:rPr>
-          <w:b/>
-          <w:sz w:val="34"/>
-        </w:rPr>
-        <w:t>32. Wenn du dieses Buch verschenkst</w:t>
-      </w:r>
-    </w:p>
-    <w:p>
-      <w:pPr>
-        <w:rPr>
-          <w:rFonts w:hint="eastAsia"/>
-        </w:rPr>
-      </w:pPr>
-      <w:r>
-        <w:t>Manche geben dieses Buch weiter, an eine Freundin, einen Bruder, eine Kollegin, die dieselben Muster zeigen. Das ist ein grosszügiger Impuls, und trotzdem lohnt sich ein zweiter Gedanke davor.</w:t>
-      </w:r>
-    </w:p>
-    <w:p>
-      <w:pPr>
-        <w:rPr>
-          <w:rFonts w:hint="eastAsia"/>
-        </w:rPr>
-      </w:pPr>
-      <w:r>
-        <w:t>Ein Buch über dieses Thema wirkt am stärksten, wenn die Person selbst danach gesucht hat, nicht wenn es ihr ungefragt in die Hand gedrückt wird. Ein ungefragtes Geschenk kann sich schnell wie ein Vorwurf anfühlen, auch wenn er nicht so gemeint war.</w:t>
-      </w:r>
-    </w:p>
-    <w:p>
-      <w:pPr>
-        <w:rPr>
-          <w:rFonts w:hint="eastAsia"/>
-        </w:rPr>
-      </w:pPr>
-      <w:r>
-        <w:t>Ein einfacher Satz reicht oft mehr als das ganze Buch: „Ich habe da etwas gelesen, das mich an dich erinnert hat. Sag mir, falls du es auch lesen möchtest.“ Die Entscheidung bleibt bei der anderen Person, so wie sie bei dir geblieben ist.</w:t>
-      </w:r>
-    </w:p>
-    <w:p>
-      <w:pPr>
-        <w:pageBreakBefore/>
-        <w:rPr>
-          <w:rFonts w:hint="eastAsia"/>
-        </w:rPr>
-      </w:pPr>
-      <w:r>
-        <w:rPr>
-          <w:b/>
-          <w:sz w:val="34"/>
-        </w:rPr>
-        <w:t>33. Zum Schluss: ein Wort über Geduld</w:t>
+        <w:t>31. Zum Schluss: ein Wort über Geduld</w:t>
       </w:r>
     </w:p>
     <w:p>

--- a/outputs/buch-an-mich-denken/buch4-MANUSKRIPT.docx
+++ b/outputs/buch-an-mich-denken/buch4-MANUSKRIPT.docx
@@ -3566,7 +3566,7 @@
           <w:b w:val="0"/>
           <w:i w:val="0"/>
         </w:rPr>
-        <w:t>Was in dir wirklich passiert: Eine Beziehung, in der eine Seite nie eigene Bedürfnisse zeigt, wirkt nach aussen oft stabil, bleibt für die andere Seite aber seltsam distanziert, weil echter Austausch erst entsteht, wenn beide Seiten tatsächlich etwas von sich zeigen. Wer nie um etwas bittet, gibt der anderen Person auch nie die Möglichkeit, wirklich gebraucht zu werden. Das Ungleichgewicht kostet damit nicht nur dich etwas, sondern auch die Nähe, die eine Beziehung eigentlich tragen sollte.</w:t>
+        <w:t>Was in dir wirklich passiert: Eine Beziehung, in der eine Seite nie eigene Bedürfnisse zeigt, wirkt nach aussen oft stabil, bleibt für die andere Seite aber seltsam distanziert, weil echter Austausch erst entsteht, wenn beide Seiten tatsächlich etwas von sich zeigen. Wer nie um etwas bittet, gibt der anderen Person auch nie die Möglichkeit, wirklich gebraucht zu werden. Das Ungleichgewicht kostet damit nicht nur diese Seite etwas, sondern auch die Nähe, die eine Beziehung eigentlich tragen sollte.</w:t>
       </w:r>
     </w:p>
     <w:p>
@@ -4388,7 +4388,7 @@
           <w:b w:val="0"/>
           <w:i w:val="0"/>
         </w:rPr>
-        <w:t>Was in dir wirklich passiert: Eine Tochter übernimmt selten die Sätze ihrer Mutter, aber fast immer deren unausgesprochene Grundhaltung sich selbst gegenüber, weil Kinder genau dafür besonders empfänglich sind. Diese Weitergabe läuft weiter, selbst wenn eine Mutter das Gegenteil predigt, solange sich an ihrem eigenen Verhalten nichts ändert. Was sich ändert, ist nie, was du sagst, sondern was du dir selbst gegenüber vorlebst, und genau dort lässt sich die Kette unterbrechen.</w:t>
+        <w:t>Was in dir wirklich passiert: Eine Tochter übernimmt selten die Sätze ihrer Mutter, aber fast immer deren unausgesprochene Grundhaltung sich selbst gegenüber, weil Kinder genau dafür besonders empfänglich sind. Diese Weitergabe läuft weiter, selbst wenn eine Mutter das Gegenteil predigt, solange sich an ihrem eigenen Verhalten nichts ändert. Diese Weitergabe endet nicht an einem Gespräch, sondern an einem veränderten Alltagsverhalten, und genau dort lässt sich die Kette unterbrechen.</w:t>
       </w:r>
     </w:p>
     <w:p>
@@ -4986,7 +4986,7 @@
           <w:b w:val="0"/>
           <w:i w:val="0"/>
         </w:rPr>
-        <w:t>Was in dir wirklich passiert: Eine innere Stimme, die nie zufrieden ist, stammt selten aus objektiver Beobachtung. Meistens ist sie die verinnerlichte Version früher Bewertungen durch andere, die man irgendwann für die eigene Meinung über sich selbst gehalten hat.</w:t>
+        <w:t>Was in dir wirklich passiert: Die eigene Erschöpfung wird in einer Pflegesituation leicht zur Nebensache, weil die Not des anderen lauter ist. Mit der Zeit verlernt der Körper, eigene Warnsignale überhaupt noch zu melden, nicht weil sie fehlen, sondern weil niemand mehr hinhört.</w:t>
       </w:r>
     </w:p>
     <w:p>
@@ -5450,7 +5450,7 @@
           <w:b w:val="0"/>
           <w:i w:val="0"/>
         </w:rPr>
-        <w:t>Was in dir wirklich passiert: Ein Rückfall wird fast immer am besten Tag gemessen, den du in der Zwischenzeit hattest, nicht am Zustand, aus dem du gestartet bist. Dieser Vergleichsmassstab macht jeden Rückschritt automatisch grösser, als er wirklich ist. Gemessen an deinem Ausgangspunkt ist ein Rückfall selten ein Rückschritt auf null, sondern ein kurzer Umweg auf einem Weg, der trotzdem weitergeht.</w:t>
+        <w:t>Was in dir wirklich passiert: Zu einem Rückfall gesellt sich fast immer sofort ein zweiter Gedanke: man habe versagt. Dieser zweite Gedanke richtet oft mehr Schaden an als der Rückfall selbst, weil er genau die Erschöpfung zurückbringt, aus der das alte Muster überhaupt entstanden ist.</w:t>
       </w:r>
     </w:p>
     <w:p>

--- a/outputs/buch-an-mich-denken/buch4-MANUSKRIPT.docx
+++ b/outputs/buch-an-mich-denken/buch4-MANUSKRIPT.docx
@@ -856,7 +856,7 @@
         </w:rPr>
       </w:pPr>
       <w:r>
-        <w:t>Der Selbsttest dauert zwei Minuten. Die Notfall-Seiten sind für die Tage, an denen gar nichts geht. Und am Ende hast du einen Plan mit einem einzigen Schritt pro Woche.</w:t>
+        <w:t>Der Selbsttest dauert zwei Minuten. Die Notfall-Seiten sind für die Tage, an denen gar nichts geht. Und zum Schluss hast du einen Plan mit einem einzigen Schritt pro Woche. Am Ende dieses Buchs wartet zusätzlich ein kostenloses Bonus-PDF mit vertiefenden Übungen auf dich, als Dankeschön fürs Lesen.</w:t>
       </w:r>
     </w:p>
     <w:p>
@@ -1915,7 +1915,7 @@
           <w:b w:val="0"/>
           <w:i w:val="0"/>
         </w:rPr>
-        <w:t>Was in dir wirklich passiert: Diese Fähigkeit, fremde Bedürfnisse blitzschnell zu erkennen, entwickelt sich meist in einer Umgebung, in der genaues Hinspüren notwendig war, um Konflikte oder Enttäuschung zu vermeiden. Das Nervensystem lernt, zuerst nach aussen zu scannen, noch bevor es nach innen schaut. Diese Reihenfolge lässt sich mit der Zeit umlernen, aber nicht durch reinen Vorsatz, sondern durch viele kleine, wiederholte Erfahrungen, bei denen die eigene Wahrnehmung zuerst kommt.</w:t>
+        <w:t>Was in dir wirklich passiert: Diese Fähigkeit, fremde Bedürfnisse blitzschnell zu erkennen, entwickelt sich meist in einer Umgebung, in der genaues Hinspüren notwendig war, um Konflikte oder Enttäuschung zu vermeiden. Ein Teil von dir lernt, zuerst nach aussen zu scannen, noch bevor er nach innen schaut. Diese Reihenfolge lässt sich mit der Zeit umlernen, aber nicht durch reinen Vorsatz, sondern durch viele kleine, wiederholte Erfahrungen, bei denen die eigene Wahrnehmung zuerst kommt.</w:t>
       </w:r>
     </w:p>
     <w:p>
@@ -2419,7 +2419,7 @@
           <w:b w:val="0"/>
           <w:i w:val="0"/>
         </w:rPr>
-        <w:t>Was in dir wirklich passiert: Ein abgeschlossenes Auto ist für viele Menschen mit diesem Muster einer der wenigen Orte, an denen niemand etwas von ihnen erwartet oder beobachtet. Diese kurze, erzwungene Privatheit erlaubt es dem Nervensystem, für einen Moment die ständige Wachsamkeit fallen zu lassen. Das ist kein Zufall, sondern ein Hinweis darauf, wie selten dieser Zustand sonst im Alltag vorkommt.</w:t>
+        <w:t>Was in dir wirklich passiert: Ein abgeschlossenes Auto ist für viele Menschen mit diesem Muster einer der wenigen Orte, an denen niemand etwas von ihnen erwartet oder beobachtet. Diese kurze, erzwungene Privatheit erlaubt es dir, für einen Moment die ständige Wachsamkeit fallen zu lassen. Das ist kein Zufall, sondern ein Hinweis darauf, wie selten dieser Zustand sonst im Alltag vorkommt.</w:t>
       </w:r>
     </w:p>
     <w:p>
@@ -2652,7 +2652,7 @@
         </w:rPr>
       </w:pPr>
       <w:r>
-        <w:t>Ein Nervensystem, das dauerhaft auf Anspannung gestellt ist, weil es ständig für andere mitdenkt, findet selten den Weg zurück in echte Entspannung. Selbst wenn objektiv Ruhe herrscht. Der Körper hat verlernt, den Unterschied zwischen wirklicher Gefahr und einem ruhigen Sonntagnachmittag zu spüren, weil er über Jahre dieselbe Alarmbereitschaft für beides gehalten hat.</w:t>
+        <w:t>Ein Teil von dir, der dauerhaft auf Anspannung gestellt ist, weil er ständig für andere mitdenkt, findet selten den Weg zurück in echte Entspannung. Selbst wenn objektiv Ruhe herrscht. Der Körper hat verlernt, den Unterschied zwischen wirklicher Gefahr und einem ruhigen Sonntagnachmittag zu spüren, weil er über Jahre dieselbe Alarmbereitschaft für beides gehalten hat.</w:t>
       </w:r>
     </w:p>
     <w:p>
@@ -3937,7 +3937,7 @@
           <w:b w:val="0"/>
           <w:i w:val="0"/>
         </w:rPr>
-        <w:t>Was in dir wirklich passiert: Einseitige Freundschaften entstehen selten aus böser Absicht, sondern weil eine Seite sich ans Geben gewöhnt hat und die andere sich an das Nehmen. Diese Verteilung verändert sich fast nie von selbst, sie muss aktiv angesprochen oder durch neues Verhalten verschoben werden.</w:t>
+        <w:t>Was in dir wirklich passiert: Einseitige Freundschaften entstehen selten aus böser Absicht, sondern weil eine Seite sich ans Geben gewöhnt hat und die andere sich an das Nehmen. Diese Verteilung verändert sich fast nie von selbst, sie muss aktiv angesprochen oder durch neues Verhalten verschoben werden. Das Muster aus den ersten Kapiteln spielt hier mit: Dein Blick geht zuerst nach aussen, lange bevor du merkst, was bei dir selbst gerade fehlt. In einer Freundschaft heisst das: Du springst in die Lücke, bevor die andere Person überhaupt merkt, dass da eine war. Deshalb landest ausgerechnet du in der gebenden Rolle, weil dein Sensor einfach schneller ist.</w:t>
       </w:r>
     </w:p>
     <w:p>
@@ -4694,7 +4694,7 @@
           <w:b w:val="0"/>
           <w:i w:val="0"/>
         </w:rPr>
-        <w:t>Was in dir wirklich passiert: Pflege verlangt reale, oft grosse Aufopferung, aber sie rechtfertigt nicht automatisch das völlige Verschwinden der eigenen Bedürfnisse. Wer sich in der Pflege komplett selbst zurückstellt, wird auf Dauer weniger tragfähig, nicht mehr.</w:t>
+        <w:t>Was in dir wirklich passiert: Bei der Familie wird nie nachgerechnet. Bei dir selbst rechnest du schon nach, bevor überhaupt jemand fragt. Du legst dir die Begründung zurecht, noch während das Geld in der Tasche steckt. Das hat nichts mit Sparsamkeit zu tun. Es ist dieselbe alte Reihenfolge wie überall sonst im Buch: Dein Teil zählt zuletzt, auch in Franken.</w:t>
       </w:r>
     </w:p>
     <w:p>
@@ -5065,7 +5065,7 @@
         </w:rPr>
       </w:pPr>
       <w:r>
-        <w:t>Sie legt sich als eine Art Grundmüdigkeit über alles andere.</w:t>
+        <w:t>Sie legt sich als eine Art Grundmüdigkeit über alles andere. Auf deiner eigenen Liste würde dieser Verlust ganz oben stehen, nicht irgendwo zwischen Einkauf und Terminen.</w:t>
       </w:r>
     </w:p>
     <w:p>
@@ -5135,7 +5135,7 @@
           <w:b w:val="0"/>
           <w:i w:val="0"/>
         </w:rPr>
-        <w:t>Was in dir wirklich passiert: Alte, jahrzehntelang eingeübte Muster sind im Nervensystem stärker verankert als neue Verhaltensweisen, besonders unter Stress greift der Kopf bevorzugt auf das Vertraute zurück. Ein Rückfall zeigt deshalb nicht, dass nichts gelernt wurde, sondern nur, dass das neue Verhalten noch mehr Wiederholung braucht.</w:t>
+        <w:t>Was in dir wirklich passiert: Alte, jahrzehntelang eingeübte Muster sitzen im Körper tiefer als neue Verhaltensweisen, besonders unter Stress greift der Kopf bevorzugt auf das Vertraute zurück. Ein Rückfall zeigt deshalb nicht, dass nichts gelernt wurde, sondern nur, dass das neue Verhalten noch mehr Wiederholung braucht.</w:t>
       </w:r>
     </w:p>
     <w:p>
@@ -5979,7 +5979,7 @@
           <w:b w:val="0"/>
           <w:i w:val="0"/>
         </w:rPr>
-        <w:t>Es gibt einen Unterschied zwischen etwas aus Liebe tun und etwas tun, weil es sich anfühlt, als hätte man keine Wahl. Von aussen sehen beide Handlungen manchmal gleich aus. Von innen fühlen sie sich völlig verschieden an.</w:t>
+        <w:t>Es gibt einen Unterschied zwischen etwas aus Liebe tun und etwas tun, weil es sich anfühlt, als hätte man keine Wahl. Von aussen sehen beide Handlungen manchmal gleich aus. Von innen fühlen sie sich völlig verschieden an. Genau das wäre der Eintrag auf deiner eigenen Liste: nicht ob die Aufgabe erledigt ist, sondern ob sie sich wie deine eigene anfühlt.</w:t>
       </w:r>
     </w:p>
     <w:p>
@@ -6291,7 +6291,7 @@
           <w:b w:val="0"/>
           <w:i w:val="0"/>
         </w:rPr>
-        <w:t>Hilfe anzunehmen ist keine Schwäche und auch keine Schuld. Es ist ein Übungsfeld wie jedes andere, das in diesem Buch beschrieben wird, mit demselben Muskel, der auch beim Neinsagen gebraucht wird.</w:t>
+        <w:t>Hilfe anzunehmen ist keine Schwäche und auch keine Schuld. Es ist ein Übungsfeld wie jedes andere, das in diesem Buch beschrieben wird, mit demselben Muskel, der auch beim Neinsagen gebraucht wird. Und genau das gehört auf deine eigene Liste: nicht nur, was du gibst, sondern auch, wem du erlaubst, etwas für dich zu tun.</w:t>
       </w:r>
     </w:p>
     <w:p>
@@ -6305,7 +6305,7 @@
           <w:b w:val="0"/>
           <w:i w:val="0"/>
         </w:rPr>
-        <w:t>Was in dir wirklich passiert: Wer gewohnt ist, die Rolle der Helferin oder des Helfers einzunehmen, empfindet die umgekehrte Rolle oft als Statusverlust, obwohl objektiv nichts verloren geht. Diese Bewertung ist erlernt und kann genauso wieder verlernt werden.</w:t>
+        <w:t>Was in dir wirklich passiert: Wer gewohnt ist, die Rolle der Helferin oder des Helfers einzunehmen, empfindet die umgekehrte Rolle oft als Statusverlust, obwohl objektiv nichts verloren geht. Wer sich jahrelang um alle kümmert, definiert sich genau darüber: zuverlässig, stark, die Adresse, an die sich alle wenden. Hilfe anzunehmen dreht diese Reihenfolge für einen Moment um, und dein Körper kennt dich in dieser neuen Rolle schlicht noch nicht. Das fühlt sich an wie Boden, der kurz wegklappt, nicht weil wirklich etwas fehlt, sondern weil du dich all die Jahre nur im Stehen erlebt hast. Diese Bewertung ist erlernt und kann genauso wieder verlernt werden.</w:t>
       </w:r>
     </w:p>
     <w:p>
